--- a/report.docx
+++ b/report.docx
@@ -2,33 +2,7 @@
 <file path=word/document.xml><?xml version="1.0" encoding="utf-8"?>
 <w:document xmlns:w="http://schemas.openxmlformats.org/wordprocessingml/2006/main" xmlns:m="http://schemas.openxmlformats.org/officeDocument/2006/math" xmlns:r="http://schemas.openxmlformats.org/officeDocument/2006/relationships" xmlns:o="urn:schemas-microsoft-com:office:office" xmlns:v="urn:schemas-microsoft-com:vml" xmlns:w10="urn:schemas-microsoft-com:office:word" xmlns:a="http://schemas.openxmlformats.org/drawingml/2006/main" xmlns:pic="http://schemas.openxmlformats.org/drawingml/2006/picture" xmlns:wp="http://schemas.openxmlformats.org/drawingml/2006/wordprocessingDrawing">
   <w:body>
-    <w:sdt>
-      <w:sdtPr>
-        <w:docPartObj>
-          <w:docPartGallery w:val="Table of Contents"/>
-          <w:docPartUnique/>
-        </w:docPartObj>
-      </w:sdtPr>
-      <w:sdtContent>
-        <w:p>
-          <w:pPr>
-            <w:pStyle w:val="TOCHeading"/>
-          </w:pPr>
-          <w:r>
-            <w:t xml:space="preserve">Table of Contents</w:t>
-          </w:r>
-        </w:p>
-        <w:p>
-          <w:r>
-            <w:fldChar w:fldCharType="begin" w:dirty="true"/>
-            <w:instrText xml:space="preserve">TOC \o "1-3" \h \z \u</w:instrText>
-            <w:fldChar w:fldCharType="separate"/>
-            <w:fldChar w:fldCharType="end"/>
-          </w:r>
-        </w:p>
-      </w:sdtContent>
-    </w:sdt>
-    <w:bookmarkStart w:id="134" w:name="Xafac6b2d6ba09630f58375a03d28e6ca744884b"/>
+    <w:bookmarkStart w:id="123" w:name="Xafac6b2d6ba09630f58375a03d28e6ca744884b"/>
     <w:p>
       <w:pPr>
         <w:pStyle w:val="Heading1"/>
@@ -81,56 +55,13 @@
       </w:r>
     </w:p>
     <w:bookmarkEnd w:id="20"/>
-    <w:bookmarkStart w:id="24" w:name="introduction"/>
+    <w:bookmarkStart w:id="21" w:name="table-of-contents"/>
     <w:p>
       <w:pPr>
         <w:pStyle w:val="Heading2"/>
       </w:pPr>
       <w:r>
-        <w:t xml:space="preserve">1. Introduction</w:t>
-      </w:r>
-    </w:p>
-    <w:bookmarkStart w:id="21" w:name="background"/>
-    <w:p>
-      <w:pPr>
-        <w:pStyle w:val="Heading3"/>
-      </w:pPr>
-      <w:r>
-        <w:t xml:space="preserve">1.1 Background</w:t>
-      </w:r>
-    </w:p>
-    <w:p>
-      <w:pPr>
-        <w:pStyle w:val="FirstParagraph"/>
-      </w:pPr>
-      <w:r>
-        <w:t xml:space="preserve">Natural Language Processing (NLP) has evolved significantly in recent years, driven by advances in machine learning and computational capabilities. While substantial progress has been made in processing monolingual text, the handling of hybrid languages presents unique challenges that remain largely unaddressed. Singlish, a linguistic fusion of Sinhala and English, exemplifies these challenges through its complex character mappings, unique syntactic structures, and cultural nuances.</w:t>
-      </w:r>
-    </w:p>
-    <w:p>
-      <w:pPr>
-        <w:pStyle w:val="BodyText"/>
-      </w:pPr>
-      <w:r>
-        <w:t xml:space="preserve">The preservation and processing of hybrid languages is not merely a technical challenge but a cultural imperative. As digital communication continues to evolve, the need for sophisticated language models that can understand and generate such hybrid languages becomes increasingly important. Traditional language models, typically trained on monolingual data, often struggle with the nuances of hybrid languages, leading to poor performance in real-world applications.</w:t>
-      </w:r>
-    </w:p>
-    <w:bookmarkEnd w:id="21"/>
-    <w:bookmarkStart w:id="22" w:name="problem-statement"/>
-    <w:p>
-      <w:pPr>
-        <w:pStyle w:val="Heading3"/>
-      </w:pPr>
-      <w:r>
-        <w:t xml:space="preserve">1.2 Problem Statement</w:t>
-      </w:r>
-    </w:p>
-    <w:p>
-      <w:pPr>
-        <w:pStyle w:val="FirstParagraph"/>
-      </w:pPr>
-      <w:r>
-        <w:t xml:space="preserve">The primary challenges in developing a Singlish language model include:</w:t>
+        <w:t xml:space="preserve">Table of Contents</w:t>
       </w:r>
     </w:p>
     <w:p>
@@ -139,6 +70,903 @@
           <w:ilvl w:val="0"/>
           <w:numId w:val="1001"/>
         </w:numPr>
+        <w:pStyle w:val="Compact"/>
+      </w:pPr>
+      <w:hyperlink w:anchor="Xe3d0fc0bea9a42ce7605565d0964033d7f6ee47">
+        <w:r>
+          <w:rPr>
+            <w:rStyle w:val="Hyperlink"/>
+          </w:rPr>
+          <w:t xml:space="preserve">Introduction</w:t>
+        </w:r>
+      </w:hyperlink>
+      <w:r>
+        <w:t xml:space="preserve"> </w:t>
+      </w:r>
+      <w:r>
+        <w:t xml:space="preserve">1.1.</w:t>
+      </w:r>
+      <w:r>
+        <w:t xml:space="preserve"> </w:t>
+      </w:r>
+      <w:hyperlink w:anchor="X5f5d48bced3b98d7c149293fafcf94fc98538bd">
+        <w:r>
+          <w:rPr>
+            <w:rStyle w:val="Hyperlink"/>
+          </w:rPr>
+          <w:t xml:space="preserve">Background</w:t>
+        </w:r>
+      </w:hyperlink>
+      <w:r>
+        <w:t xml:space="preserve"> </w:t>
+      </w:r>
+      <w:r>
+        <w:t xml:space="preserve">1.2.</w:t>
+      </w:r>
+      <w:r>
+        <w:t xml:space="preserve"> </w:t>
+      </w:r>
+      <w:hyperlink w:anchor="Xb3d3cf96436a36cadb11a8579eb11996681af9c">
+        <w:r>
+          <w:rPr>
+            <w:rStyle w:val="Hyperlink"/>
+          </w:rPr>
+          <w:t xml:space="preserve">Problem Statement</w:t>
+        </w:r>
+      </w:hyperlink>
+    </w:p>
+    <w:p>
+      <w:pPr>
+        <w:numPr>
+          <w:ilvl w:val="0"/>
+          <w:numId w:val="1001"/>
+        </w:numPr>
+        <w:pStyle w:val="Compact"/>
+      </w:pPr>
+      <w:hyperlink w:anchor="Xe6f33f15488280d70f3858ac5d64bf720282e0a">
+        <w:r>
+          <w:rPr>
+            <w:rStyle w:val="Hyperlink"/>
+          </w:rPr>
+          <w:t xml:space="preserve">Literature Review</w:t>
+        </w:r>
+      </w:hyperlink>
+      <w:r>
+        <w:t xml:space="preserve"> </w:t>
+      </w:r>
+      <w:r>
+        <w:t xml:space="preserve">2.1.</w:t>
+      </w:r>
+      <w:r>
+        <w:t xml:space="preserve"> </w:t>
+      </w:r>
+      <w:hyperlink w:anchor="Xaf26caec90069cc3d5b9027361ca2ac0b9e9eba">
+        <w:r>
+          <w:rPr>
+            <w:rStyle w:val="Hyperlink"/>
+          </w:rPr>
+          <w:t xml:space="preserve">Language Model Development</w:t>
+        </w:r>
+      </w:hyperlink>
+      <w:r>
+        <w:t xml:space="preserve"> </w:t>
+      </w:r>
+      <w:r>
+        <w:t xml:space="preserve">2.2.</w:t>
+      </w:r>
+      <w:r>
+        <w:t xml:space="preserve"> </w:t>
+      </w:r>
+      <w:hyperlink w:anchor="Xcef9a99a7127eb05ad1b4ddd7e5b2be954e3503">
+        <w:r>
+          <w:rPr>
+            <w:rStyle w:val="Hyperlink"/>
+          </w:rPr>
+          <w:t xml:space="preserve">Hybrid Language Processing</w:t>
+        </w:r>
+      </w:hyperlink>
+      <w:r>
+        <w:t xml:space="preserve"> </w:t>
+      </w:r>
+      <w:r>
+        <w:t xml:space="preserve">2.3.</w:t>
+      </w:r>
+      <w:r>
+        <w:t xml:space="preserve"> </w:t>
+      </w:r>
+      <w:hyperlink w:anchor="X06087fc4de560f86b43c0f21780261f0c0a4fda">
+        <w:r>
+          <w:rPr>
+            <w:rStyle w:val="Hyperlink"/>
+          </w:rPr>
+          <w:t xml:space="preserve">Efficient Model Adaptation</w:t>
+        </w:r>
+      </w:hyperlink>
+      <w:r>
+        <w:t xml:space="preserve"> </w:t>
+      </w:r>
+      <w:r>
+        <w:t xml:space="preserve">2.4.</w:t>
+      </w:r>
+      <w:r>
+        <w:t xml:space="preserve"> </w:t>
+      </w:r>
+      <w:hyperlink w:anchor="X48b530fe16feebf72a7f7cef62e4c3fac71d9c7">
+        <w:r>
+          <w:rPr>
+            <w:rStyle w:val="Hyperlink"/>
+          </w:rPr>
+          <w:t xml:space="preserve">Cultural Preservation Through Technology</w:t>
+        </w:r>
+      </w:hyperlink>
+      <w:r>
+        <w:t xml:space="preserve"> </w:t>
+      </w:r>
+      <w:r>
+        <w:t xml:space="preserve">2.5.</w:t>
+      </w:r>
+      <w:r>
+        <w:t xml:space="preserve"> </w:t>
+      </w:r>
+      <w:hyperlink w:anchor="Xeca4ff4784df6d49c9f078d523adb947c67fce5">
+        <w:r>
+          <w:rPr>
+            <w:rStyle w:val="Hyperlink"/>
+          </w:rPr>
+          <w:t xml:space="preserve">Resource-Efficient Computing</w:t>
+        </w:r>
+      </w:hyperlink>
+      <w:r>
+        <w:t xml:space="preserve"> </w:t>
+      </w:r>
+      <w:r>
+        <w:t xml:space="preserve">2.6.</w:t>
+      </w:r>
+      <w:r>
+        <w:t xml:space="preserve"> </w:t>
+      </w:r>
+      <w:hyperlink w:anchor="X716cb5f7f0758be67b0952131a8dd34324ceb4f">
+        <w:r>
+          <w:rPr>
+            <w:rStyle w:val="Hyperlink"/>
+          </w:rPr>
+          <w:t xml:space="preserve">Innovations in Model Efficiency</w:t>
+        </w:r>
+      </w:hyperlink>
+      <w:r>
+        <w:t xml:space="preserve"> </w:t>
+      </w:r>
+      <w:r>
+        <w:t xml:space="preserve">2.6.1.</w:t>
+      </w:r>
+      <w:r>
+        <w:t xml:space="preserve"> </w:t>
+      </w:r>
+      <w:hyperlink w:anchor="X684bc463205e324eecc8edfe74ff7408f71680f">
+        <w:r>
+          <w:rPr>
+            <w:rStyle w:val="Hyperlink"/>
+          </w:rPr>
+          <w:t xml:space="preserve">Memory-Efficient Training</w:t>
+        </w:r>
+      </w:hyperlink>
+      <w:r>
+        <w:t xml:space="preserve"> </w:t>
+      </w:r>
+      <w:r>
+        <w:t xml:space="preserve">2.6.2.</w:t>
+      </w:r>
+      <w:r>
+        <w:t xml:space="preserve"> </w:t>
+      </w:r>
+      <w:hyperlink w:anchor="X244b8ca606e9cf0bc14e5ecd25fe5d39b1bde79">
+        <w:r>
+          <w:rPr>
+            <w:rStyle w:val="Hyperlink"/>
+          </w:rPr>
+          <w:t xml:space="preserve">Quantization Techniques</w:t>
+        </w:r>
+      </w:hyperlink>
+      <w:r>
+        <w:t xml:space="preserve"> </w:t>
+      </w:r>
+      <w:r>
+        <w:t xml:space="preserve">2.7.</w:t>
+      </w:r>
+      <w:r>
+        <w:t xml:space="preserve"> </w:t>
+      </w:r>
+      <w:hyperlink w:anchor="X62856855d04b74aa39b7475619cb0d5ea70d1f6">
+        <w:r>
+          <w:rPr>
+            <w:rStyle w:val="Hyperlink"/>
+          </w:rPr>
+          <w:t xml:space="preserve">Cultural Context in Language Models</w:t>
+        </w:r>
+      </w:hyperlink>
+      <w:r>
+        <w:t xml:space="preserve"> </w:t>
+      </w:r>
+      <w:r>
+        <w:t xml:space="preserve">2.7.1.</w:t>
+      </w:r>
+      <w:r>
+        <w:t xml:space="preserve"> </w:t>
+      </w:r>
+      <w:hyperlink w:anchor="X4d0c7bf1a316d8202c8efb01985a1794d0054bf">
+        <w:r>
+          <w:rPr>
+            <w:rStyle w:val="Hyperlink"/>
+          </w:rPr>
+          <w:t xml:space="preserve">Preserving Cultural Nuances</w:t>
+        </w:r>
+      </w:hyperlink>
+      <w:r>
+        <w:t xml:space="preserve"> </w:t>
+      </w:r>
+      <w:r>
+        <w:t xml:space="preserve">2.7.2.</w:t>
+      </w:r>
+      <w:r>
+        <w:t xml:space="preserve"> </w:t>
+      </w:r>
+      <w:hyperlink w:anchor="Xc1b0773943761d1245643106392cb3029011c3f">
+        <w:r>
+          <w:rPr>
+            <w:rStyle w:val="Hyperlink"/>
+          </w:rPr>
+          <w:t xml:space="preserve">Hybrid Language Processing</w:t>
+        </w:r>
+      </w:hyperlink>
+      <w:r>
+        <w:t xml:space="preserve"> </w:t>
+      </w:r>
+      <w:r>
+        <w:t xml:space="preserve">2.8.</w:t>
+      </w:r>
+      <w:r>
+        <w:t xml:space="preserve"> </w:t>
+      </w:r>
+      <w:hyperlink w:anchor="X278a4730c82b946c3a1b6e6885ced1e13074af7">
+        <w:r>
+          <w:rPr>
+            <w:rStyle w:val="Hyperlink"/>
+          </w:rPr>
+          <w:t xml:space="preserve">Resource Optimization Strategies</w:t>
+        </w:r>
+      </w:hyperlink>
+      <w:r>
+        <w:t xml:space="preserve"> </w:t>
+      </w:r>
+      <w:r>
+        <w:t xml:space="preserve">2.8.1.</w:t>
+      </w:r>
+      <w:r>
+        <w:t xml:space="preserve"> </w:t>
+      </w:r>
+      <w:hyperlink w:anchor="X933a4ac73db985c561cb7d1dcdc60bb15659a5f">
+        <w:r>
+          <w:rPr>
+            <w:rStyle w:val="Hyperlink"/>
+          </w:rPr>
+          <w:t xml:space="preserve">Hardware Utilization</w:t>
+        </w:r>
+      </w:hyperlink>
+      <w:r>
+        <w:t xml:space="preserve"> </w:t>
+      </w:r>
+      <w:r>
+        <w:t xml:space="preserve">2.8.2.</w:t>
+      </w:r>
+      <w:r>
+        <w:t xml:space="preserve"> </w:t>
+      </w:r>
+      <w:hyperlink w:anchor="X342867786b31afc8e164a1a204faf5c97cb3553">
+        <w:r>
+          <w:rPr>
+            <w:rStyle w:val="Hyperlink"/>
+          </w:rPr>
+          <w:t xml:space="preserve">Training Optimization</w:t>
+        </w:r>
+      </w:hyperlink>
+      <w:r>
+        <w:t xml:space="preserve"> </w:t>
+      </w:r>
+      <w:r>
+        <w:t xml:space="preserve">2.9.</w:t>
+      </w:r>
+      <w:r>
+        <w:t xml:space="preserve"> </w:t>
+      </w:r>
+      <w:hyperlink w:anchor="X943d553443725e2470da6b5f33ea3c726ba58de">
+        <w:r>
+          <w:rPr>
+            <w:rStyle w:val="Hyperlink"/>
+          </w:rPr>
+          <w:t xml:space="preserve">Future Trends and Directions</w:t>
+        </w:r>
+      </w:hyperlink>
+    </w:p>
+    <w:p>
+      <w:pPr>
+        <w:numPr>
+          <w:ilvl w:val="0"/>
+          <w:numId w:val="1001"/>
+        </w:numPr>
+        <w:pStyle w:val="Compact"/>
+      </w:pPr>
+      <w:hyperlink w:anchor="Xeaf7af16e3e46fe44e45519dfa10bf831051975">
+        <w:r>
+          <w:rPr>
+            <w:rStyle w:val="Hyperlink"/>
+          </w:rPr>
+          <w:t xml:space="preserve">Methodology</w:t>
+        </w:r>
+      </w:hyperlink>
+      <w:r>
+        <w:t xml:space="preserve"> </w:t>
+      </w:r>
+      <w:r>
+        <w:t xml:space="preserve">3.1.</w:t>
+      </w:r>
+      <w:r>
+        <w:t xml:space="preserve"> </w:t>
+      </w:r>
+      <w:hyperlink w:anchor="X56bc1c9750cdcc49741e52c6ff0378a32bc7c51">
+        <w:r>
+          <w:rPr>
+            <w:rStyle w:val="Hyperlink"/>
+          </w:rPr>
+          <w:t xml:space="preserve">Model Selection and Architecture</w:t>
+        </w:r>
+      </w:hyperlink>
+      <w:r>
+        <w:t xml:space="preserve"> </w:t>
+      </w:r>
+      <w:r>
+        <w:t xml:space="preserve">3.1.1.</w:t>
+      </w:r>
+      <w:r>
+        <w:t xml:space="preserve"> </w:t>
+      </w:r>
+      <w:hyperlink w:anchor="Xb72dea62e6432d86067d06b1cbaf7c1aeb5c7c5">
+        <w:r>
+          <w:rPr>
+            <w:rStyle w:val="Hyperlink"/>
+          </w:rPr>
+          <w:t xml:space="preserve">Base Model Configuration</w:t>
+        </w:r>
+      </w:hyperlink>
+      <w:r>
+        <w:t xml:space="preserve"> </w:t>
+      </w:r>
+      <w:r>
+        <w:t xml:space="preserve">3.2.</w:t>
+      </w:r>
+      <w:r>
+        <w:t xml:space="preserve"> </w:t>
+      </w:r>
+      <w:hyperlink w:anchor="Xa35f5afda77beaa1c44dcb110729e2a97ccbcd5">
+        <w:r>
+          <w:rPr>
+            <w:rStyle w:val="Hyperlink"/>
+          </w:rPr>
+          <w:t xml:space="preserve">Data Preparation and Processing</w:t>
+        </w:r>
+      </w:hyperlink>
+      <w:r>
+        <w:t xml:space="preserve"> </w:t>
+      </w:r>
+      <w:r>
+        <w:t xml:space="preserve">3.3.</w:t>
+      </w:r>
+      <w:r>
+        <w:t xml:space="preserve"> </w:t>
+      </w:r>
+      <w:hyperlink w:anchor="X8c77ad90bef55b9671de56209eb4cb5778b7684">
+        <w:r>
+          <w:rPr>
+            <w:rStyle w:val="Hyperlink"/>
+          </w:rPr>
+          <w:t xml:space="preserve">Model Adaptation Strategy</w:t>
+        </w:r>
+      </w:hyperlink>
+      <w:r>
+        <w:t xml:space="preserve"> </w:t>
+      </w:r>
+      <w:r>
+        <w:t xml:space="preserve">3.4.</w:t>
+      </w:r>
+      <w:r>
+        <w:t xml:space="preserve"> </w:t>
+      </w:r>
+      <w:hyperlink w:anchor="X0d94f6d026b66ac4e190a61080e48978ad38cc5">
+        <w:r>
+          <w:rPr>
+            <w:rStyle w:val="Hyperlink"/>
+          </w:rPr>
+          <w:t xml:space="preserve">Training Process</w:t>
+        </w:r>
+      </w:hyperlink>
+      <w:r>
+        <w:t xml:space="preserve"> </w:t>
+      </w:r>
+      <w:r>
+        <w:t xml:space="preserve">3.5.</w:t>
+      </w:r>
+      <w:r>
+        <w:t xml:space="preserve"> </w:t>
+      </w:r>
+      <w:hyperlink w:anchor="X9b1b0f2036bed69cebe796cb3ffb5a1aaa421d0">
+        <w:r>
+          <w:rPr>
+            <w:rStyle w:val="Hyperlink"/>
+          </w:rPr>
+          <w:t xml:space="preserve">Multi-Adapter Architecture</w:t>
+        </w:r>
+      </w:hyperlink>
+      <w:r>
+        <w:t xml:space="preserve"> </w:t>
+      </w:r>
+      <w:r>
+        <w:t xml:space="preserve">3.5.1.</w:t>
+      </w:r>
+      <w:r>
+        <w:t xml:space="preserve"> </w:t>
+      </w:r>
+      <w:hyperlink w:anchor="Xaf1cdbe101a198e35c955b3b3d70b056c0fc1b2">
+        <w:r>
+          <w:rPr>
+            <w:rStyle w:val="Hyperlink"/>
+          </w:rPr>
+          <w:t xml:space="preserve">Adapter Specialization</w:t>
+        </w:r>
+      </w:hyperlink>
+      <w:r>
+        <w:t xml:space="preserve"> </w:t>
+      </w:r>
+      <w:r>
+        <w:t xml:space="preserve">3.5.2.</w:t>
+      </w:r>
+      <w:r>
+        <w:t xml:space="preserve"> </w:t>
+      </w:r>
+      <w:hyperlink w:anchor="X8efb5411e52adb3bc4bfe7bfed8ebcedb8335ad">
+        <w:r>
+          <w:rPr>
+            <w:rStyle w:val="Hyperlink"/>
+          </w:rPr>
+          <w:t xml:space="preserve">Training Strategy</w:t>
+        </w:r>
+      </w:hyperlink>
+      <w:r>
+        <w:t xml:space="preserve"> </w:t>
+      </w:r>
+      <w:r>
+        <w:t xml:space="preserve">3.6.</w:t>
+      </w:r>
+      <w:r>
+        <w:t xml:space="preserve"> </w:t>
+      </w:r>
+      <w:hyperlink w:anchor="X1dd8b89df47d4e70fde94589a7ab534beb6047c">
+        <w:r>
+          <w:rPr>
+            <w:rStyle w:val="Hyperlink"/>
+          </w:rPr>
+          <w:t xml:space="preserve">Dataset Processing Pipeline</w:t>
+        </w:r>
+      </w:hyperlink>
+      <w:r>
+        <w:t xml:space="preserve"> </w:t>
+      </w:r>
+      <w:r>
+        <w:t xml:space="preserve">3.6.1.</w:t>
+      </w:r>
+      <w:r>
+        <w:t xml:space="preserve"> </w:t>
+      </w:r>
+      <w:hyperlink w:anchor="Xf4c65da48315210d66fb2104d84289151d99108">
+        <w:r>
+          <w:rPr>
+            <w:rStyle w:val="Hyperlink"/>
+          </w:rPr>
+          <w:t xml:space="preserve">General Text Processing</w:t>
+        </w:r>
+      </w:hyperlink>
+      <w:r>
+        <w:t xml:space="preserve"> </w:t>
+      </w:r>
+      <w:r>
+        <w:t xml:space="preserve">3.6.2.</w:t>
+      </w:r>
+      <w:r>
+        <w:t xml:space="preserve"> </w:t>
+      </w:r>
+      <w:hyperlink w:anchor="Xc95796f93902657d77ec7b678930d19c165fce8">
+        <w:r>
+          <w:rPr>
+            <w:rStyle w:val="Hyperlink"/>
+          </w:rPr>
+          <w:t xml:space="preserve">Wikipedia Article Processing</w:t>
+        </w:r>
+      </w:hyperlink>
+      <w:r>
+        <w:t xml:space="preserve"> </w:t>
+      </w:r>
+      <w:r>
+        <w:t xml:space="preserve">3.6.3.</w:t>
+      </w:r>
+      <w:r>
+        <w:t xml:space="preserve"> </w:t>
+      </w:r>
+      <w:hyperlink w:anchor="Xd8932383d250082346d777e3dbe1374f7e250d5">
+        <w:r>
+          <w:rPr>
+            <w:rStyle w:val="Hyperlink"/>
+          </w:rPr>
+          <w:t xml:space="preserve">Translation Pair Processing</w:t>
+        </w:r>
+      </w:hyperlink>
+      <w:r>
+        <w:t xml:space="preserve"> </w:t>
+      </w:r>
+      <w:r>
+        <w:t xml:space="preserve">3.7.</w:t>
+      </w:r>
+      <w:r>
+        <w:t xml:space="preserve"> </w:t>
+      </w:r>
+      <w:hyperlink w:anchor="X03b8b5d838927d7eed4608e9b94c4fd4962aaa4">
+        <w:r>
+          <w:rPr>
+            <w:rStyle w:val="Hyperlink"/>
+          </w:rPr>
+          <w:t xml:space="preserve">Training Configuration</w:t>
+        </w:r>
+      </w:hyperlink>
+      <w:r>
+        <w:t xml:space="preserve"> </w:t>
+      </w:r>
+      <w:r>
+        <w:t xml:space="preserve">3.7.1.</w:t>
+      </w:r>
+      <w:r>
+        <w:t xml:space="preserve"> </w:t>
+      </w:r>
+      <w:hyperlink w:anchor="Xa6c82f0c9038af78f09454eec67514a7dc547b7">
+        <w:r>
+          <w:rPr>
+            <w:rStyle w:val="Hyperlink"/>
+          </w:rPr>
+          <w:t xml:space="preserve">Base Configuration</w:t>
+        </w:r>
+      </w:hyperlink>
+      <w:r>
+        <w:t xml:space="preserve"> </w:t>
+      </w:r>
+      <w:r>
+        <w:t xml:space="preserve">3.8.</w:t>
+      </w:r>
+      <w:r>
+        <w:t xml:space="preserve"> </w:t>
+      </w:r>
+      <w:hyperlink w:anchor="X8a121b150229b55314f0b8791708fdab1630e00">
+        <w:r>
+          <w:rPr>
+            <w:rStyle w:val="Hyperlink"/>
+          </w:rPr>
+          <w:t xml:space="preserve">Implementation Challenges and Solutions</w:t>
+        </w:r>
+      </w:hyperlink>
+      <w:r>
+        <w:t xml:space="preserve"> </w:t>
+      </w:r>
+      <w:r>
+        <w:t xml:space="preserve">3.8.1.</w:t>
+      </w:r>
+      <w:r>
+        <w:t xml:space="preserve"> </w:t>
+      </w:r>
+      <w:hyperlink w:anchor="X21187170fd57bdc70c9e840b941d5b55af8d6a6">
+        <w:r>
+          <w:rPr>
+            <w:rStyle w:val="Hyperlink"/>
+          </w:rPr>
+          <w:t xml:space="preserve">Memory Management Challenges</w:t>
+        </w:r>
+      </w:hyperlink>
+      <w:r>
+        <w:t xml:space="preserve"> </w:t>
+      </w:r>
+      <w:r>
+        <w:t xml:space="preserve">3.8.2.</w:t>
+      </w:r>
+      <w:r>
+        <w:t xml:space="preserve"> </w:t>
+      </w:r>
+      <w:hyperlink w:anchor="X5c53e35b122854ba50db54911737a5d90d78b61">
+        <w:r>
+          <w:rPr>
+            <w:rStyle w:val="Hyperlink"/>
+          </w:rPr>
+          <w:t xml:space="preserve">Cultural Context Preservation</w:t>
+        </w:r>
+      </w:hyperlink>
+      <w:r>
+        <w:t xml:space="preserve"> </w:t>
+      </w:r>
+      <w:r>
+        <w:t xml:space="preserve">3.8.3.</w:t>
+      </w:r>
+      <w:r>
+        <w:t xml:space="preserve"> </w:t>
+      </w:r>
+      <w:hyperlink w:anchor="X11c925494ba5b6c5f49d334711431b0196ad0e7">
+        <w:r>
+          <w:rPr>
+            <w:rStyle w:val="Hyperlink"/>
+          </w:rPr>
+          <w:t xml:space="preserve">Training Optimization</w:t>
+        </w:r>
+      </w:hyperlink>
+      <w:r>
+        <w:t xml:space="preserve"> </w:t>
+      </w:r>
+      <w:r>
+        <w:t xml:space="preserve">3.8.4.</w:t>
+      </w:r>
+      <w:r>
+        <w:t xml:space="preserve"> </w:t>
+      </w:r>
+      <w:hyperlink w:anchor="Xbee18e129a4881d6e9d3c699d52456db049661f">
+        <w:r>
+          <w:rPr>
+            <w:rStyle w:val="Hyperlink"/>
+          </w:rPr>
+          <w:t xml:space="preserve">Data Processing Challenges</w:t>
+        </w:r>
+      </w:hyperlink>
+    </w:p>
+    <w:p>
+      <w:pPr>
+        <w:numPr>
+          <w:ilvl w:val="0"/>
+          <w:numId w:val="1001"/>
+        </w:numPr>
+        <w:pStyle w:val="Compact"/>
+      </w:pPr>
+      <w:hyperlink w:anchor="X225cf83ea24723fa1af840b4a002aeed294e440">
+        <w:r>
+          <w:rPr>
+            <w:rStyle w:val="Hyperlink"/>
+          </w:rPr>
+          <w:t xml:space="preserve">Results and Discussion</w:t>
+        </w:r>
+      </w:hyperlink>
+      <w:r>
+        <w:t xml:space="preserve"> </w:t>
+      </w:r>
+      <w:r>
+        <w:t xml:space="preserve">4.1.</w:t>
+      </w:r>
+      <w:r>
+        <w:t xml:space="preserve"> </w:t>
+      </w:r>
+      <w:hyperlink w:anchor="X6ca9d4ae1286e0efe1da1a1345a5866a95e8fc7">
+        <w:r>
+          <w:rPr>
+            <w:rStyle w:val="Hyperlink"/>
+          </w:rPr>
+          <w:t xml:space="preserve">Training Performance and Resource Utilization</w:t>
+        </w:r>
+      </w:hyperlink>
+    </w:p>
+    <w:p>
+      <w:pPr>
+        <w:numPr>
+          <w:ilvl w:val="0"/>
+          <w:numId w:val="1001"/>
+        </w:numPr>
+        <w:pStyle w:val="Compact"/>
+      </w:pPr>
+      <w:hyperlink w:anchor="Xda3c0b25f15b8f107ddabebd69c48b987df722b">
+        <w:r>
+          <w:rPr>
+            <w:rStyle w:val="Hyperlink"/>
+          </w:rPr>
+          <w:t xml:space="preserve">Conclusions and Future Work</w:t>
+        </w:r>
+      </w:hyperlink>
+      <w:r>
+        <w:t xml:space="preserve"> </w:t>
+      </w:r>
+      <w:r>
+        <w:t xml:space="preserve">5.1.</w:t>
+      </w:r>
+      <w:r>
+        <w:t xml:space="preserve"> </w:t>
+      </w:r>
+      <w:hyperlink w:anchor="X67d29855e7fd2fed8fde3c92dbbbf33f35bd236">
+        <w:r>
+          <w:rPr>
+            <w:rStyle w:val="Hyperlink"/>
+          </w:rPr>
+          <w:t xml:space="preserve">Technical Achievements</w:t>
+        </w:r>
+      </w:hyperlink>
+      <w:r>
+        <w:t xml:space="preserve"> </w:t>
+      </w:r>
+      <w:r>
+        <w:t xml:space="preserve">5.2.</w:t>
+      </w:r>
+      <w:r>
+        <w:t xml:space="preserve"> </w:t>
+      </w:r>
+      <w:hyperlink w:anchor="Xaba1c188ddc4660a84b781eb50b44ecd65090c6">
+        <w:r>
+          <w:rPr>
+            <w:rStyle w:val="Hyperlink"/>
+          </w:rPr>
+          <w:t xml:space="preserve">Cultural Impact</w:t>
+        </w:r>
+      </w:hyperlink>
+      <w:r>
+        <w:t xml:space="preserve"> </w:t>
+      </w:r>
+      <w:r>
+        <w:t xml:space="preserve">5.3.</w:t>
+      </w:r>
+      <w:r>
+        <w:t xml:space="preserve"> </w:t>
+      </w:r>
+      <w:hyperlink w:anchor="Xb55c77fe5049802d1eae70854d3018754dd4cf4">
+        <w:r>
+          <w:rPr>
+            <w:rStyle w:val="Hyperlink"/>
+          </w:rPr>
+          <w:t xml:space="preserve">Future Research Directions</w:t>
+        </w:r>
+      </w:hyperlink>
+      <w:r>
+        <w:t xml:space="preserve"> </w:t>
+      </w:r>
+      <w:r>
+        <w:t xml:space="preserve">5.3.1.</w:t>
+      </w:r>
+      <w:r>
+        <w:t xml:space="preserve"> </w:t>
+      </w:r>
+      <w:hyperlink w:anchor="X2824d886cb8ea27391b61472c479aa860991933">
+        <w:r>
+          <w:rPr>
+            <w:rStyle w:val="Hyperlink"/>
+          </w:rPr>
+          <w:t xml:space="preserve">Technical Enhancements</w:t>
+        </w:r>
+      </w:hyperlink>
+      <w:r>
+        <w:t xml:space="preserve"> </w:t>
+      </w:r>
+      <w:r>
+        <w:t xml:space="preserve">5.3.2.</w:t>
+      </w:r>
+      <w:r>
+        <w:t xml:space="preserve"> </w:t>
+      </w:r>
+      <w:hyperlink w:anchor="X8bd8023bf7d4d67ef8db42f001a5c3f20f6b2b5">
+        <w:r>
+          <w:rPr>
+            <w:rStyle w:val="Hyperlink"/>
+          </w:rPr>
+          <w:t xml:space="preserve">Applications and Extensions</w:t>
+        </w:r>
+      </w:hyperlink>
+      <w:r>
+        <w:t xml:space="preserve"> </w:t>
+      </w:r>
+      <w:r>
+        <w:t xml:space="preserve">5.4.</w:t>
+      </w:r>
+      <w:r>
+        <w:t xml:space="preserve"> </w:t>
+      </w:r>
+      <w:hyperlink w:anchor="Xbb06e934f6d146e8efb10edd038741b038cfcce">
+        <w:r>
+          <w:rPr>
+            <w:rStyle w:val="Hyperlink"/>
+          </w:rPr>
+          <w:t xml:space="preserve">Recommendations</w:t>
+        </w:r>
+      </w:hyperlink>
+      <w:r>
+        <w:t xml:space="preserve"> </w:t>
+      </w:r>
+      <w:r>
+        <w:t xml:space="preserve">5.5.</w:t>
+      </w:r>
+      <w:r>
+        <w:t xml:space="preserve"> </w:t>
+      </w:r>
+      <w:hyperlink w:anchor="Xf15103587ba07790a6521eebda60d5934e23aa9">
+        <w:r>
+          <w:rPr>
+            <w:rStyle w:val="Hyperlink"/>
+          </w:rPr>
+          <w:t xml:space="preserve">Final Thoughts</w:t>
+        </w:r>
+      </w:hyperlink>
+      <w:r>
+        <w:t xml:space="preserve"> </w:t>
+      </w:r>
+      <w:hyperlink w:anchor="references">
+        <w:r>
+          <w:rPr>
+            <w:rStyle w:val="Hyperlink"/>
+          </w:rPr>
+          <w:t xml:space="preserve">References</w:t>
+        </w:r>
+      </w:hyperlink>
+    </w:p>
+    <w:bookmarkEnd w:id="21"/>
+    <w:bookmarkStart w:id="25" w:name="introduction"/>
+    <w:p>
+      <w:pPr>
+        <w:pStyle w:val="Heading2"/>
+      </w:pPr>
+      <w:r>
+        <w:t xml:space="preserve">1. Introduction</w:t>
+      </w:r>
+    </w:p>
+    <w:bookmarkStart w:id="22" w:name="background"/>
+    <w:p>
+      <w:pPr>
+        <w:pStyle w:val="Heading3"/>
+      </w:pPr>
+      <w:r>
+        <w:t xml:space="preserve">1.1 Background</w:t>
+      </w:r>
+    </w:p>
+    <w:p>
+      <w:pPr>
+        <w:pStyle w:val="FirstParagraph"/>
+      </w:pPr>
+      <w:r>
+        <w:t xml:space="preserve">Natural Language Processing (NLP) has evolved significantly in recent years, driven by advances in machine learning and computational capabilities. While substantial progress has been made in processing monolingual text, the handling of hybrid languages presents unique challenges that remain largely unaddressed. Singlish, a linguistic fusion of Sinhala and English, exemplifies these challenges through its complex character mappings, unique syntactic structures, and cultural nuances.</w:t>
+      </w:r>
+    </w:p>
+    <w:p>
+      <w:pPr>
+        <w:pStyle w:val="BodyText"/>
+      </w:pPr>
+      <w:r>
+        <w:t xml:space="preserve">The preservation and processing of hybrid languages is not merely a technical challenge but a cultural imperative. As digital communication continues to evolve, the need for sophisticated language models that can understand and generate such hybrid languages becomes increasingly important. Traditional language models, typically trained on monolingual data, often struggle with the nuances of hybrid languages, leading to poor performance in real-world applications.</w:t>
+      </w:r>
+    </w:p>
+    <w:bookmarkEnd w:id="22"/>
+    <w:bookmarkStart w:id="23" w:name="problem-statement"/>
+    <w:p>
+      <w:pPr>
+        <w:pStyle w:val="Heading3"/>
+      </w:pPr>
+      <w:r>
+        <w:t xml:space="preserve">1.2 Problem Statement</w:t>
+      </w:r>
+    </w:p>
+    <w:p>
+      <w:pPr>
+        <w:pStyle w:val="FirstParagraph"/>
+      </w:pPr>
+      <w:r>
+        <w:t xml:space="preserve">The primary challenges in developing a Singlish language model include:</w:t>
+      </w:r>
+    </w:p>
+    <w:p>
+      <w:pPr>
+        <w:numPr>
+          <w:ilvl w:val="0"/>
+          <w:numId w:val="1002"/>
+        </w:numPr>
       </w:pPr>
       <w:r>
         <w:rPr>
@@ -155,7 +983,7 @@
       <w:pPr>
         <w:numPr>
           <w:ilvl w:val="0"/>
-          <w:numId w:val="1001"/>
+          <w:numId w:val="1002"/>
         </w:numPr>
       </w:pPr>
       <w:r>
@@ -173,7 +1001,7 @@
       <w:pPr>
         <w:numPr>
           <w:ilvl w:val="0"/>
-          <w:numId w:val="1001"/>
+          <w:numId w:val="1002"/>
         </w:numPr>
       </w:pPr>
       <w:r>
@@ -191,7 +1019,7 @@
       <w:pPr>
         <w:numPr>
           <w:ilvl w:val="0"/>
-          <w:numId w:val="1001"/>
+          <w:numId w:val="1002"/>
         </w:numPr>
       </w:pPr>
       <w:r>
@@ -205,8 +1033,8 @@
         <w:t xml:space="preserve">: Balancing model performance with computational efficiency presents significant challenges in implementation and deployment.</w:t>
       </w:r>
     </w:p>
-    <w:bookmarkEnd w:id="22"/>
-    <w:bookmarkStart w:id="23" w:name="research-objectives"/>
+    <w:bookmarkEnd w:id="23"/>
+    <w:bookmarkStart w:id="24" w:name="research-objectives"/>
     <w:p>
       <w:pPr>
         <w:pStyle w:val="Heading3"/>
@@ -221,229 +1049,6 @@
       </w:pPr>
       <w:r>
         <w:t xml:space="preserve">This study aims to address these challenges through several key objectives:</w:t>
-      </w:r>
-    </w:p>
-    <w:p>
-      <w:pPr>
-        <w:numPr>
-          <w:ilvl w:val="0"/>
-          <w:numId w:val="1002"/>
-        </w:numPr>
-        <w:pStyle w:val="Compact"/>
-      </w:pPr>
-      <w:r>
-        <w:t xml:space="preserve">To develop a comprehensive understanding of hybrid language processing through machine learning</w:t>
-      </w:r>
-    </w:p>
-    <w:p>
-      <w:pPr>
-        <w:numPr>
-          <w:ilvl w:val="0"/>
-          <w:numId w:val="1002"/>
-        </w:numPr>
-        <w:pStyle w:val="Compact"/>
-      </w:pPr>
-      <w:r>
-        <w:t xml:space="preserve">To implement and evaluate advanced techniques for adapting large language models to specific linguistic domains</w:t>
-      </w:r>
-    </w:p>
-    <w:p>
-      <w:pPr>
-        <w:numPr>
-          <w:ilvl w:val="0"/>
-          <w:numId w:val="1002"/>
-        </w:numPr>
-        <w:pStyle w:val="Compact"/>
-      </w:pPr>
-      <w:r>
-        <w:t xml:space="preserve">To create an efficient and accurate system for Singlish language processing</w:t>
-      </w:r>
-    </w:p>
-    <w:p>
-      <w:pPr>
-        <w:numPr>
-          <w:ilvl w:val="0"/>
-          <w:numId w:val="1002"/>
-        </w:numPr>
-        <w:pStyle w:val="Compact"/>
-      </w:pPr>
-      <w:r>
-        <w:t xml:space="preserve">To contribute to the broader field of multilingual natural language processing</w:t>
-      </w:r>
-    </w:p>
-    <w:bookmarkEnd w:id="23"/>
-    <w:bookmarkEnd w:id="24"/>
-    <w:bookmarkStart w:id="40" w:name="literature-review"/>
-    <w:p>
-      <w:pPr>
-        <w:pStyle w:val="Heading2"/>
-      </w:pPr>
-      <w:r>
-        <w:t xml:space="preserve">2. Literature Review</w:t>
-      </w:r>
-    </w:p>
-    <w:bookmarkStart w:id="25" w:name="evolution-of-language-models"/>
-    <w:p>
-      <w:pPr>
-        <w:pStyle w:val="Heading3"/>
-      </w:pPr>
-      <w:r>
-        <w:t xml:space="preserve">2.1 Evolution of Language Models</w:t>
-      </w:r>
-    </w:p>
-    <w:p>
-      <w:pPr>
-        <w:pStyle w:val="FirstParagraph"/>
-      </w:pPr>
-      <w:r>
-        <w:t xml:space="preserve">The field of natural language processing has undergone remarkable transformation in recent years. The advent of transformer-based architectures, introduced by Vaswani et al. (2017), marked a pivotal moment in NLP history. This architecture’s self-attention mechanism revolutionized how models process sequential data, enabling unprecedented improvements in language understanding and generation.</w:t>
-      </w:r>
-    </w:p>
-    <w:p>
-      <w:pPr>
-        <w:pStyle w:val="BodyText"/>
-      </w:pPr>
-      <w:r>
-        <w:t xml:space="preserve">Meta’s Llama series represents a significant advancement in open-source language models. The Llama 3.1 8B model, in particular, demonstrates how careful architecture design and training methodology can produce powerful models with relatively modest parameter counts. This efficiency-focused approach aligns perfectly with our goal of creating accessible language processing tools.</w:t>
-      </w:r>
-    </w:p>
-    <w:bookmarkEnd w:id="25"/>
-    <w:bookmarkStart w:id="26" w:name="hybrid-language-processing"/>
-    <w:p>
-      <w:pPr>
-        <w:pStyle w:val="Heading3"/>
-      </w:pPr>
-      <w:r>
-        <w:t xml:space="preserve">2.2 Hybrid Language Processing</w:t>
-      </w:r>
-    </w:p>
-    <w:p>
-      <w:pPr>
-        <w:pStyle w:val="FirstParagraph"/>
-      </w:pPr>
-      <w:r>
-        <w:t xml:space="preserve">The processing of hybrid languages presents unique challenges that traditional monolingual models struggle to address. Recent work by Chen and Wang (2023) demonstrates that code-switching in natural language occurs not just at the lexical level but involves complex grammatical and cultural interactions. Their study of Chinese-English code-switching provides valuable insights applicable to our work with Singlish.</w:t>
-      </w:r>
-    </w:p>
-    <w:p>
-      <w:pPr>
-        <w:pStyle w:val="BodyText"/>
-      </w:pPr>
-      <w:r>
-        <w:t xml:space="preserve">Particularly relevant to our research is the work of Kumar et al. (2022) on Hindi-English language modeling. Their approach to handling script variations and cultural context offers valuable lessons for Singlish processing. They demonstrated that maintaining cultural authenticity while achieving technical efficiency requires careful consideration of both linguistic and computational factors.</w:t>
-      </w:r>
-    </w:p>
-    <w:bookmarkEnd w:id="26"/>
-    <w:bookmarkStart w:id="27" w:name="efficient-model-adaptation"/>
-    <w:p>
-      <w:pPr>
-        <w:pStyle w:val="Heading3"/>
-      </w:pPr>
-      <w:r>
-        <w:t xml:space="preserve">2.3 Efficient Model Adaptation</w:t>
-      </w:r>
-    </w:p>
-    <w:p>
-      <w:pPr>
-        <w:pStyle w:val="FirstParagraph"/>
-      </w:pPr>
-      <w:r>
-        <w:t xml:space="preserve">The development of parameter-efficient fine-tuning techniques has been crucial for making large language models more accessible. LoRA, introduced by Hu et al. (2021), represents a breakthrough in this area. Their approach of decomposing weight updates into low-rank matrices has made it possible to adapt large models with minimal additional parameters.</w:t>
-      </w:r>
-    </w:p>
-    <w:p>
-      <w:pPr>
-        <w:pStyle w:val="BodyText"/>
-      </w:pPr>
-      <w:r>
-        <w:t xml:space="preserve">Recent work by Zhang et al. (2023) on multi-adapter architectures has shown promising results in handling multiple domains within a single model. Their findings on adapter specialization and interaction directly influenced our decision to implement multiple LoRA adapters for different aspects of Singlish processing.</w:t>
-      </w:r>
-    </w:p>
-    <w:bookmarkEnd w:id="27"/>
-    <w:bookmarkStart w:id="28" w:name="cultural-preservation-through-technology"/>
-    <w:p>
-      <w:pPr>
-        <w:pStyle w:val="Heading3"/>
-      </w:pPr>
-      <w:r>
-        <w:t xml:space="preserve">2.4 Cultural Preservation Through Technology</w:t>
-      </w:r>
-    </w:p>
-    <w:p>
-      <w:pPr>
-        <w:pStyle w:val="FirstParagraph"/>
-      </w:pPr>
-      <w:r>
-        <w:t xml:space="preserve">The role of technology in cultural preservation has gained increasing attention. Studies by Thompson (2023) highlight how language models can either contribute to language preservation or accelerate language loss, depending on their implementation. This understanding informed our approach to maintaining cultural authenticity in our Singlish model.</w:t>
-      </w:r>
-    </w:p>
-    <w:p>
-      <w:pPr>
-        <w:pStyle w:val="BodyText"/>
-      </w:pPr>
-      <w:r>
-        <w:t xml:space="preserve">The work of Patel and Lee (2023) on preserving linguistic heritage through AI is particularly relevant. Their framework for evaluating cultural fidelity in language models provided valuable metrics for our own evaluation process.</w:t>
-      </w:r>
-    </w:p>
-    <w:bookmarkEnd w:id="28"/>
-    <w:bookmarkStart w:id="29" w:name="resource-efficient-computing"/>
-    <w:p>
-      <w:pPr>
-        <w:pStyle w:val="Heading3"/>
-      </w:pPr>
-      <w:r>
-        <w:t xml:space="preserve">2.5 Resource-Efficient Computing</w:t>
-      </w:r>
-    </w:p>
-    <w:p>
-      <w:pPr>
-        <w:pStyle w:val="FirstParagraph"/>
-      </w:pPr>
-      <w:r>
-        <w:t xml:space="preserve">Recent advances in model optimization, particularly the development of tools like Unsloth, represent a significant step forward in making AI more accessible. The work of Brown et al. (2023) on efficient computing demonstrates how careful optimization can reduce computational requirements without sacrificing model performance.</w:t>
-      </w:r>
-    </w:p>
-    <w:p>
-      <w:pPr>
-        <w:pStyle w:val="BodyText"/>
-      </w:pPr>
-      <w:r>
-        <w:t xml:space="preserve">Our implementation builds upon these foundations while introducing novel approaches to handling the specific challenges of Singlish processing.</w:t>
-      </w:r>
-    </w:p>
-    <w:bookmarkEnd w:id="29"/>
-    <w:bookmarkStart w:id="32" w:name="innovations-in-model-efficiency"/>
-    <w:p>
-      <w:pPr>
-        <w:pStyle w:val="Heading3"/>
-      </w:pPr>
-      <w:r>
-        <w:t xml:space="preserve">2.6 Innovations in Model Efficiency</w:t>
-      </w:r>
-    </w:p>
-    <w:p>
-      <w:pPr>
-        <w:pStyle w:val="FirstParagraph"/>
-      </w:pPr>
-      <w:r>
-        <w:t xml:space="preserve">Recent developments in model efficiency have revolutionized how we approach language model adaptation. Key innovations include:</w:t>
-      </w:r>
-    </w:p>
-    <w:bookmarkStart w:id="30" w:name="memory-efficient-training"/>
-    <w:p>
-      <w:pPr>
-        <w:pStyle w:val="Heading4"/>
-      </w:pPr>
-      <w:r>
-        <w:t xml:space="preserve">2.6.1 Memory-Efficient Training</w:t>
-      </w:r>
-    </w:p>
-    <w:p>
-      <w:pPr>
-        <w:pStyle w:val="FirstParagraph"/>
-      </w:pPr>
-      <w:r>
-        <w:t xml:space="preserve">The work of Liu et al. (2023) introduced groundbreaking techniques in memory-efficient training:</w:t>
       </w:r>
     </w:p>
     <w:p>
@@ -455,6 +1060,229 @@
         <w:pStyle w:val="Compact"/>
       </w:pPr>
       <w:r>
+        <w:t xml:space="preserve">To develop a comprehensive understanding of hybrid language processing through machine learning</w:t>
+      </w:r>
+    </w:p>
+    <w:p>
+      <w:pPr>
+        <w:numPr>
+          <w:ilvl w:val="0"/>
+          <w:numId w:val="1003"/>
+        </w:numPr>
+        <w:pStyle w:val="Compact"/>
+      </w:pPr>
+      <w:r>
+        <w:t xml:space="preserve">To implement and evaluate advanced techniques for adapting large language models to specific linguistic domains</w:t>
+      </w:r>
+    </w:p>
+    <w:p>
+      <w:pPr>
+        <w:numPr>
+          <w:ilvl w:val="0"/>
+          <w:numId w:val="1003"/>
+        </w:numPr>
+        <w:pStyle w:val="Compact"/>
+      </w:pPr>
+      <w:r>
+        <w:t xml:space="preserve">To create an efficient and accurate system for Singlish language processing</w:t>
+      </w:r>
+    </w:p>
+    <w:p>
+      <w:pPr>
+        <w:numPr>
+          <w:ilvl w:val="0"/>
+          <w:numId w:val="1003"/>
+        </w:numPr>
+        <w:pStyle w:val="Compact"/>
+      </w:pPr>
+      <w:r>
+        <w:t xml:space="preserve">To contribute to the broader field of multilingual natural language processing</w:t>
+      </w:r>
+    </w:p>
+    <w:bookmarkEnd w:id="24"/>
+    <w:bookmarkEnd w:id="25"/>
+    <w:bookmarkStart w:id="41" w:name="literature-review"/>
+    <w:p>
+      <w:pPr>
+        <w:pStyle w:val="Heading2"/>
+      </w:pPr>
+      <w:r>
+        <w:t xml:space="preserve">2. Literature Review</w:t>
+      </w:r>
+    </w:p>
+    <w:bookmarkStart w:id="26" w:name="evolution-of-language-models"/>
+    <w:p>
+      <w:pPr>
+        <w:pStyle w:val="Heading3"/>
+      </w:pPr>
+      <w:r>
+        <w:t xml:space="preserve">2.1 Evolution of Language Models</w:t>
+      </w:r>
+    </w:p>
+    <w:p>
+      <w:pPr>
+        <w:pStyle w:val="FirstParagraph"/>
+      </w:pPr>
+      <w:r>
+        <w:t xml:space="preserve">The field of natural language processing has undergone remarkable transformation in recent years. The advent of transformer-based architectures, introduced by Vaswani et al. (2017), marked a pivotal moment in NLP history. This architecture’s self-attention mechanism revolutionized how models process sequential data, enabling unprecedented improvements in language understanding and generation.</w:t>
+      </w:r>
+    </w:p>
+    <w:p>
+      <w:pPr>
+        <w:pStyle w:val="BodyText"/>
+      </w:pPr>
+      <w:r>
+        <w:t xml:space="preserve">Meta’s Llama series represents a significant advancement in open-source language models. The Llama 3.1 8B model, in particular, demonstrates how careful architecture design and training methodology can produce powerful models with relatively modest parameter counts. This efficiency-focused approach aligns perfectly with our goal of creating accessible language processing tools.</w:t>
+      </w:r>
+    </w:p>
+    <w:bookmarkEnd w:id="26"/>
+    <w:bookmarkStart w:id="27" w:name="hybrid-language-processing"/>
+    <w:p>
+      <w:pPr>
+        <w:pStyle w:val="Heading3"/>
+      </w:pPr>
+      <w:r>
+        <w:t xml:space="preserve">2.2 Hybrid Language Processing</w:t>
+      </w:r>
+    </w:p>
+    <w:p>
+      <w:pPr>
+        <w:pStyle w:val="FirstParagraph"/>
+      </w:pPr>
+      <w:r>
+        <w:t xml:space="preserve">The processing of hybrid languages presents unique challenges that traditional monolingual models struggle to address. Recent work by Chen and Wang (2023) demonstrates that code-switching in natural language occurs not just at the lexical level but involves complex grammatical and cultural interactions. Their study of Chinese-English code-switching provides valuable insights applicable to our work with Singlish.</w:t>
+      </w:r>
+    </w:p>
+    <w:p>
+      <w:pPr>
+        <w:pStyle w:val="BodyText"/>
+      </w:pPr>
+      <w:r>
+        <w:t xml:space="preserve">Particularly relevant to our research is the work of Kumar et al. (2022) on Hindi-English language modeling. Their approach to handling script variations and cultural context offers valuable lessons for Singlish processing. They demonstrated that maintaining cultural authenticity while achieving technical efficiency requires careful consideration of both linguistic and computational factors.</w:t>
+      </w:r>
+    </w:p>
+    <w:bookmarkEnd w:id="27"/>
+    <w:bookmarkStart w:id="28" w:name="efficient-model-adaptation"/>
+    <w:p>
+      <w:pPr>
+        <w:pStyle w:val="Heading3"/>
+      </w:pPr>
+      <w:r>
+        <w:t xml:space="preserve">2.3 Efficient Model Adaptation</w:t>
+      </w:r>
+    </w:p>
+    <w:p>
+      <w:pPr>
+        <w:pStyle w:val="FirstParagraph"/>
+      </w:pPr>
+      <w:r>
+        <w:t xml:space="preserve">The development of parameter-efficient fine-tuning techniques has been crucial for making large language models more accessible. LoRA, introduced by Hu et al. (2021), represents a breakthrough in this area. Their approach of decomposing weight updates into low-rank matrices has made it possible to adapt large models with minimal additional parameters.</w:t>
+      </w:r>
+    </w:p>
+    <w:p>
+      <w:pPr>
+        <w:pStyle w:val="BodyText"/>
+      </w:pPr>
+      <w:r>
+        <w:t xml:space="preserve">Recent work by Zhang et al. (2023) on multi-adapter architectures has shown promising results in handling multiple domains within a single model. Their findings on adapter specialization and interaction directly influenced our decision to implement multiple LoRA adapters for different aspects of Singlish processing.</w:t>
+      </w:r>
+    </w:p>
+    <w:bookmarkEnd w:id="28"/>
+    <w:bookmarkStart w:id="29" w:name="cultural-preservation-through-technology"/>
+    <w:p>
+      <w:pPr>
+        <w:pStyle w:val="Heading3"/>
+      </w:pPr>
+      <w:r>
+        <w:t xml:space="preserve">2.4 Cultural Preservation Through Technology</w:t>
+      </w:r>
+    </w:p>
+    <w:p>
+      <w:pPr>
+        <w:pStyle w:val="FirstParagraph"/>
+      </w:pPr>
+      <w:r>
+        <w:t xml:space="preserve">The role of technology in cultural preservation has gained increasing attention. Studies by Thompson (2023) highlight how language models can either contribute to language preservation or accelerate language loss, depending on their implementation. This understanding informed our approach to maintaining cultural authenticity in our Singlish model.</w:t>
+      </w:r>
+    </w:p>
+    <w:p>
+      <w:pPr>
+        <w:pStyle w:val="BodyText"/>
+      </w:pPr>
+      <w:r>
+        <w:t xml:space="preserve">The work of Patel and Lee (2023) on preserving linguistic heritage through AI is particularly relevant. Their framework for evaluating cultural fidelity in language models provided valuable metrics for our own evaluation process.</w:t>
+      </w:r>
+    </w:p>
+    <w:bookmarkEnd w:id="29"/>
+    <w:bookmarkStart w:id="30" w:name="resource-efficient-computing"/>
+    <w:p>
+      <w:pPr>
+        <w:pStyle w:val="Heading3"/>
+      </w:pPr>
+      <w:r>
+        <w:t xml:space="preserve">2.5 Resource-Efficient Computing</w:t>
+      </w:r>
+    </w:p>
+    <w:p>
+      <w:pPr>
+        <w:pStyle w:val="FirstParagraph"/>
+      </w:pPr>
+      <w:r>
+        <w:t xml:space="preserve">Recent advances in model optimization, particularly the development of tools like Unsloth, represent a significant step forward in making AI more accessible. The work of Brown et al. (2023) on efficient computing demonstrates how careful optimization can reduce computational requirements without sacrificing model performance.</w:t>
+      </w:r>
+    </w:p>
+    <w:p>
+      <w:pPr>
+        <w:pStyle w:val="BodyText"/>
+      </w:pPr>
+      <w:r>
+        <w:t xml:space="preserve">Our implementation builds upon these foundations while introducing novel approaches to handling the specific challenges of Singlish processing.</w:t>
+      </w:r>
+    </w:p>
+    <w:bookmarkEnd w:id="30"/>
+    <w:bookmarkStart w:id="33" w:name="innovations-in-model-efficiency"/>
+    <w:p>
+      <w:pPr>
+        <w:pStyle w:val="Heading3"/>
+      </w:pPr>
+      <w:r>
+        <w:t xml:space="preserve">2.6 Innovations in Model Efficiency</w:t>
+      </w:r>
+    </w:p>
+    <w:p>
+      <w:pPr>
+        <w:pStyle w:val="FirstParagraph"/>
+      </w:pPr>
+      <w:r>
+        <w:t xml:space="preserve">Recent developments in model efficiency have revolutionized how we approach language model adaptation. Key innovations include:</w:t>
+      </w:r>
+    </w:p>
+    <w:bookmarkStart w:id="31" w:name="memory-efficient-training"/>
+    <w:p>
+      <w:pPr>
+        <w:pStyle w:val="Heading4"/>
+      </w:pPr>
+      <w:r>
+        <w:t xml:space="preserve">2.6.1 Memory-Efficient Training</w:t>
+      </w:r>
+    </w:p>
+    <w:p>
+      <w:pPr>
+        <w:pStyle w:val="FirstParagraph"/>
+      </w:pPr>
+      <w:r>
+        <w:t xml:space="preserve">The work of Liu et al. (2023) introduced groundbreaking techniques in memory-efficient training:</w:t>
+      </w:r>
+    </w:p>
+    <w:p>
+      <w:pPr>
+        <w:numPr>
+          <w:ilvl w:val="0"/>
+          <w:numId w:val="1004"/>
+        </w:numPr>
+        <w:pStyle w:val="Compact"/>
+      </w:pPr>
+      <w:r>
         <w:rPr>
           <w:bCs/>
           <w:b/>
@@ -466,43 +1294,43 @@
       <w:pPr>
         <w:numPr>
           <w:ilvl w:val="1"/>
+          <w:numId w:val="1005"/>
+        </w:numPr>
+        <w:pStyle w:val="Compact"/>
+      </w:pPr>
+      <w:r>
+        <w:t xml:space="preserve">Adaptive batch sizing</w:t>
+      </w:r>
+    </w:p>
+    <w:p>
+      <w:pPr>
+        <w:numPr>
+          <w:ilvl w:val="1"/>
+          <w:numId w:val="1005"/>
+        </w:numPr>
+        <w:pStyle w:val="Compact"/>
+      </w:pPr>
+      <w:r>
+        <w:t xml:space="preserve">Gradient checkpointing optimization</w:t>
+      </w:r>
+    </w:p>
+    <w:p>
+      <w:pPr>
+        <w:numPr>
+          <w:ilvl w:val="1"/>
+          <w:numId w:val="1005"/>
+        </w:numPr>
+        <w:pStyle w:val="Compact"/>
+      </w:pPr>
+      <w:r>
+        <w:t xml:space="preserve">Smart memory allocation strategies</w:t>
+      </w:r>
+    </w:p>
+    <w:p>
+      <w:pPr>
+        <w:numPr>
+          <w:ilvl w:val="0"/>
           <w:numId w:val="1004"/>
-        </w:numPr>
-        <w:pStyle w:val="Compact"/>
-      </w:pPr>
-      <w:r>
-        <w:t xml:space="preserve">Adaptive batch sizing</w:t>
-      </w:r>
-    </w:p>
-    <w:p>
-      <w:pPr>
-        <w:numPr>
-          <w:ilvl w:val="1"/>
-          <w:numId w:val="1004"/>
-        </w:numPr>
-        <w:pStyle w:val="Compact"/>
-      </w:pPr>
-      <w:r>
-        <w:t xml:space="preserve">Gradient checkpointing optimization</w:t>
-      </w:r>
-    </w:p>
-    <w:p>
-      <w:pPr>
-        <w:numPr>
-          <w:ilvl w:val="1"/>
-          <w:numId w:val="1004"/>
-        </w:numPr>
-        <w:pStyle w:val="Compact"/>
-      </w:pPr>
-      <w:r>
-        <w:t xml:space="preserve">Smart memory allocation strategies</w:t>
-      </w:r>
-    </w:p>
-    <w:p>
-      <w:pPr>
-        <w:numPr>
-          <w:ilvl w:val="0"/>
-          <w:numId w:val="1003"/>
         </w:numPr>
         <w:pStyle w:val="Compact"/>
       </w:pPr>
@@ -518,7 +1346,7 @@
       <w:pPr>
         <w:numPr>
           <w:ilvl w:val="1"/>
-          <w:numId w:val="1005"/>
+          <w:numId w:val="1006"/>
         </w:numPr>
         <w:pStyle w:val="Compact"/>
       </w:pPr>
@@ -530,7 +1358,7 @@
       <w:pPr>
         <w:numPr>
           <w:ilvl w:val="1"/>
-          <w:numId w:val="1005"/>
+          <w:numId w:val="1006"/>
         </w:numPr>
         <w:pStyle w:val="Compact"/>
       </w:pPr>
@@ -542,7 +1370,7 @@
       <w:pPr>
         <w:numPr>
           <w:ilvl w:val="1"/>
-          <w:numId w:val="1005"/>
+          <w:numId w:val="1006"/>
         </w:numPr>
         <w:pStyle w:val="Compact"/>
       </w:pPr>
@@ -558,8 +1386,8 @@
         <w:t xml:space="preserve">These advances have made it possible to train large models on consumer hardware, democratizing AI development.</w:t>
       </w:r>
     </w:p>
-    <w:bookmarkEnd w:id="30"/>
-    <w:bookmarkStart w:id="31" w:name="quantization-techniques"/>
+    <w:bookmarkEnd w:id="31"/>
+    <w:bookmarkStart w:id="32" w:name="quantization-techniques"/>
     <w:p>
       <w:pPr>
         <w:pStyle w:val="Heading4"/>
@@ -580,7 +1408,7 @@
       <w:pPr>
         <w:numPr>
           <w:ilvl w:val="0"/>
-          <w:numId w:val="1006"/>
+          <w:numId w:val="1007"/>
         </w:numPr>
         <w:pStyle w:val="Compact"/>
       </w:pPr>
@@ -596,43 +1424,43 @@
       <w:pPr>
         <w:numPr>
           <w:ilvl w:val="1"/>
+          <w:numId w:val="1008"/>
+        </w:numPr>
+        <w:pStyle w:val="Compact"/>
+      </w:pPr>
+      <w:r>
+        <w:t xml:space="preserve">Adaptive precision selection</w:t>
+      </w:r>
+    </w:p>
+    <w:p>
+      <w:pPr>
+        <w:numPr>
+          <w:ilvl w:val="1"/>
+          <w:numId w:val="1008"/>
+        </w:numPr>
+        <w:pStyle w:val="Compact"/>
+      </w:pPr>
+      <w:r>
+        <w:t xml:space="preserve">Layer-wise optimization</w:t>
+      </w:r>
+    </w:p>
+    <w:p>
+      <w:pPr>
+        <w:numPr>
+          <w:ilvl w:val="1"/>
+          <w:numId w:val="1008"/>
+        </w:numPr>
+        <w:pStyle w:val="Compact"/>
+      </w:pPr>
+      <w:r>
+        <w:t xml:space="preserve">Minimal accuracy trade-offs</w:t>
+      </w:r>
+    </w:p>
+    <w:p>
+      <w:pPr>
+        <w:numPr>
+          <w:ilvl w:val="0"/>
           <w:numId w:val="1007"/>
-        </w:numPr>
-        <w:pStyle w:val="Compact"/>
-      </w:pPr>
-      <w:r>
-        <w:t xml:space="preserve">Adaptive precision selection</w:t>
-      </w:r>
-    </w:p>
-    <w:p>
-      <w:pPr>
-        <w:numPr>
-          <w:ilvl w:val="1"/>
-          <w:numId w:val="1007"/>
-        </w:numPr>
-        <w:pStyle w:val="Compact"/>
-      </w:pPr>
-      <w:r>
-        <w:t xml:space="preserve">Layer-wise optimization</w:t>
-      </w:r>
-    </w:p>
-    <w:p>
-      <w:pPr>
-        <w:numPr>
-          <w:ilvl w:val="1"/>
-          <w:numId w:val="1007"/>
-        </w:numPr>
-        <w:pStyle w:val="Compact"/>
-      </w:pPr>
-      <w:r>
-        <w:t xml:space="preserve">Minimal accuracy trade-offs</w:t>
-      </w:r>
-    </w:p>
-    <w:p>
-      <w:pPr>
-        <w:numPr>
-          <w:ilvl w:val="0"/>
-          <w:numId w:val="1006"/>
         </w:numPr>
         <w:pStyle w:val="Compact"/>
       </w:pPr>
@@ -648,7 +1476,7 @@
       <w:pPr>
         <w:numPr>
           <w:ilvl w:val="1"/>
-          <w:numId w:val="1008"/>
+          <w:numId w:val="1009"/>
         </w:numPr>
         <w:pStyle w:val="Compact"/>
       </w:pPr>
@@ -660,7 +1488,7 @@
       <w:pPr>
         <w:numPr>
           <w:ilvl w:val="1"/>
-          <w:numId w:val="1008"/>
+          <w:numId w:val="1009"/>
         </w:numPr>
         <w:pStyle w:val="Compact"/>
       </w:pPr>
@@ -672,7 +1500,7 @@
       <w:pPr>
         <w:numPr>
           <w:ilvl w:val="1"/>
-          <w:numId w:val="1008"/>
+          <w:numId w:val="1009"/>
         </w:numPr>
         <w:pStyle w:val="Compact"/>
       </w:pPr>
@@ -680,9 +1508,9 @@
         <w:t xml:space="preserve">Memory bandwidth optimization</w:t>
       </w:r>
     </w:p>
-    <w:bookmarkEnd w:id="31"/>
     <w:bookmarkEnd w:id="32"/>
-    <w:bookmarkStart w:id="35" w:name="cultural-context-in-language-models"/>
+    <w:bookmarkEnd w:id="33"/>
+    <w:bookmarkStart w:id="36" w:name="cultural-context-in-language-models"/>
     <w:p>
       <w:pPr>
         <w:pStyle w:val="Heading3"/>
@@ -691,7 +1519,7 @@
         <w:t xml:space="preserve">2.7 Cultural Context in Language Models</w:t>
       </w:r>
     </w:p>
-    <w:bookmarkStart w:id="33" w:name="preserving-cultural-nuances"/>
+    <w:bookmarkStart w:id="34" w:name="preserving-cultural-nuances"/>
     <w:p>
       <w:pPr>
         <w:pStyle w:val="Heading4"/>
@@ -712,7 +1540,7 @@
       <w:pPr>
         <w:numPr>
           <w:ilvl w:val="0"/>
-          <w:numId w:val="1009"/>
+          <w:numId w:val="1010"/>
         </w:numPr>
         <w:pStyle w:val="Compact"/>
       </w:pPr>
@@ -728,43 +1556,43 @@
       <w:pPr>
         <w:numPr>
           <w:ilvl w:val="1"/>
+          <w:numId w:val="1011"/>
+        </w:numPr>
+        <w:pStyle w:val="Compact"/>
+      </w:pPr>
+      <w:r>
+        <w:t xml:space="preserve">Semantic preservation techniques</w:t>
+      </w:r>
+    </w:p>
+    <w:p>
+      <w:pPr>
+        <w:numPr>
+          <w:ilvl w:val="1"/>
+          <w:numId w:val="1011"/>
+        </w:numPr>
+        <w:pStyle w:val="Compact"/>
+      </w:pPr>
+      <w:r>
+        <w:t xml:space="preserve">Idiom handling strategies</w:t>
+      </w:r>
+    </w:p>
+    <w:p>
+      <w:pPr>
+        <w:numPr>
+          <w:ilvl w:val="1"/>
+          <w:numId w:val="1011"/>
+        </w:numPr>
+        <w:pStyle w:val="Compact"/>
+      </w:pPr>
+      <w:r>
+        <w:t xml:space="preserve">Context-aware processing</w:t>
+      </w:r>
+    </w:p>
+    <w:p>
+      <w:pPr>
+        <w:numPr>
+          <w:ilvl w:val="0"/>
           <w:numId w:val="1010"/>
-        </w:numPr>
-        <w:pStyle w:val="Compact"/>
-      </w:pPr>
-      <w:r>
-        <w:t xml:space="preserve">Semantic preservation techniques</w:t>
-      </w:r>
-    </w:p>
-    <w:p>
-      <w:pPr>
-        <w:numPr>
-          <w:ilvl w:val="1"/>
-          <w:numId w:val="1010"/>
-        </w:numPr>
-        <w:pStyle w:val="Compact"/>
-      </w:pPr>
-      <w:r>
-        <w:t xml:space="preserve">Idiom handling strategies</w:t>
-      </w:r>
-    </w:p>
-    <w:p>
-      <w:pPr>
-        <w:numPr>
-          <w:ilvl w:val="1"/>
-          <w:numId w:val="1010"/>
-        </w:numPr>
-        <w:pStyle w:val="Compact"/>
-      </w:pPr>
-      <w:r>
-        <w:t xml:space="preserve">Context-aware processing</w:t>
-      </w:r>
-    </w:p>
-    <w:p>
-      <w:pPr>
-        <w:numPr>
-          <w:ilvl w:val="0"/>
-          <w:numId w:val="1009"/>
         </w:numPr>
         <w:pStyle w:val="Compact"/>
       </w:pPr>
@@ -780,7 +1608,7 @@
       <w:pPr>
         <w:numPr>
           <w:ilvl w:val="1"/>
-          <w:numId w:val="1011"/>
+          <w:numId w:val="1012"/>
         </w:numPr>
         <w:pStyle w:val="Compact"/>
       </w:pPr>
@@ -792,7 +1620,7 @@
       <w:pPr>
         <w:numPr>
           <w:ilvl w:val="1"/>
-          <w:numId w:val="1011"/>
+          <w:numId w:val="1012"/>
         </w:numPr>
         <w:pStyle w:val="Compact"/>
       </w:pPr>
@@ -804,7 +1632,7 @@
       <w:pPr>
         <w:numPr>
           <w:ilvl w:val="1"/>
-          <w:numId w:val="1011"/>
+          <w:numId w:val="1012"/>
         </w:numPr>
         <w:pStyle w:val="Compact"/>
       </w:pPr>
@@ -812,8 +1640,8 @@
         <w:t xml:space="preserve">Authenticity validation</w:t>
       </w:r>
     </w:p>
-    <w:bookmarkEnd w:id="33"/>
-    <w:bookmarkStart w:id="34" w:name="hybrid-language-processing-1"/>
+    <w:bookmarkEnd w:id="34"/>
+    <w:bookmarkStart w:id="35" w:name="hybrid-language-processing-1"/>
     <w:p>
       <w:pPr>
         <w:pStyle w:val="Heading4"/>
@@ -834,7 +1662,7 @@
       <w:pPr>
         <w:numPr>
           <w:ilvl w:val="0"/>
-          <w:numId w:val="1012"/>
+          <w:numId w:val="1013"/>
         </w:numPr>
         <w:pStyle w:val="Compact"/>
       </w:pPr>
@@ -850,43 +1678,43 @@
       <w:pPr>
         <w:numPr>
           <w:ilvl w:val="1"/>
+          <w:numId w:val="1014"/>
+        </w:numPr>
+        <w:pStyle w:val="Compact"/>
+      </w:pPr>
+      <w:r>
+        <w:t xml:space="preserve">Pattern recognition in mixed language use</w:t>
+      </w:r>
+    </w:p>
+    <w:p>
+      <w:pPr>
+        <w:numPr>
+          <w:ilvl w:val="1"/>
+          <w:numId w:val="1014"/>
+        </w:numPr>
+        <w:pStyle w:val="Compact"/>
+      </w:pPr>
+      <w:r>
+        <w:t xml:space="preserve">Cultural context switching</w:t>
+      </w:r>
+    </w:p>
+    <w:p>
+      <w:pPr>
+        <w:numPr>
+          <w:ilvl w:val="1"/>
+          <w:numId w:val="1014"/>
+        </w:numPr>
+        <w:pStyle w:val="Compact"/>
+      </w:pPr>
+      <w:r>
+        <w:t xml:space="preserve">Semantic preservation across languages</w:t>
+      </w:r>
+    </w:p>
+    <w:p>
+      <w:pPr>
+        <w:numPr>
+          <w:ilvl w:val="0"/>
           <w:numId w:val="1013"/>
-        </w:numPr>
-        <w:pStyle w:val="Compact"/>
-      </w:pPr>
-      <w:r>
-        <w:t xml:space="preserve">Pattern recognition in mixed language use</w:t>
-      </w:r>
-    </w:p>
-    <w:p>
-      <w:pPr>
-        <w:numPr>
-          <w:ilvl w:val="1"/>
-          <w:numId w:val="1013"/>
-        </w:numPr>
-        <w:pStyle w:val="Compact"/>
-      </w:pPr>
-      <w:r>
-        <w:t xml:space="preserve">Cultural context switching</w:t>
-      </w:r>
-    </w:p>
-    <w:p>
-      <w:pPr>
-        <w:numPr>
-          <w:ilvl w:val="1"/>
-          <w:numId w:val="1013"/>
-        </w:numPr>
-        <w:pStyle w:val="Compact"/>
-      </w:pPr>
-      <w:r>
-        <w:t xml:space="preserve">Semantic preservation across languages</w:t>
-      </w:r>
-    </w:p>
-    <w:p>
-      <w:pPr>
-        <w:numPr>
-          <w:ilvl w:val="0"/>
-          <w:numId w:val="1012"/>
         </w:numPr>
         <w:pStyle w:val="Compact"/>
       </w:pPr>
@@ -902,7 +1730,7 @@
       <w:pPr>
         <w:numPr>
           <w:ilvl w:val="1"/>
-          <w:numId w:val="1014"/>
+          <w:numId w:val="1015"/>
         </w:numPr>
         <w:pStyle w:val="Compact"/>
       </w:pPr>
@@ -914,7 +1742,7 @@
       <w:pPr>
         <w:numPr>
           <w:ilvl w:val="1"/>
-          <w:numId w:val="1014"/>
+          <w:numId w:val="1015"/>
         </w:numPr>
         <w:pStyle w:val="Compact"/>
       </w:pPr>
@@ -926,7 +1754,7 @@
       <w:pPr>
         <w:numPr>
           <w:ilvl w:val="1"/>
-          <w:numId w:val="1014"/>
+          <w:numId w:val="1015"/>
         </w:numPr>
         <w:pStyle w:val="Compact"/>
       </w:pPr>
@@ -934,9 +1762,9 @@
         <w:t xml:space="preserve">Context-aware translation</w:t>
       </w:r>
     </w:p>
-    <w:bookmarkEnd w:id="34"/>
     <w:bookmarkEnd w:id="35"/>
-    <w:bookmarkStart w:id="38" w:name="resource-optimization-strategies"/>
+    <w:bookmarkEnd w:id="36"/>
+    <w:bookmarkStart w:id="39" w:name="resource-optimization-strategies"/>
     <w:p>
       <w:pPr>
         <w:pStyle w:val="Heading3"/>
@@ -945,7 +1773,7 @@
         <w:t xml:space="preserve">2.8 Resource Optimization Strategies</w:t>
       </w:r>
     </w:p>
-    <w:bookmarkStart w:id="36" w:name="hardware-utilization"/>
+    <w:bookmarkStart w:id="37" w:name="hardware-utilization"/>
     <w:p>
       <w:pPr>
         <w:pStyle w:val="Heading4"/>
@@ -966,7 +1794,7 @@
       <w:pPr>
         <w:numPr>
           <w:ilvl w:val="0"/>
-          <w:numId w:val="1015"/>
+          <w:numId w:val="1016"/>
         </w:numPr>
         <w:pStyle w:val="Compact"/>
       </w:pPr>
@@ -982,43 +1810,43 @@
       <w:pPr>
         <w:numPr>
           <w:ilvl w:val="1"/>
+          <w:numId w:val="1017"/>
+        </w:numPr>
+        <w:pStyle w:val="Compact"/>
+      </w:pPr>
+      <w:r>
+        <w:t xml:space="preserve">Dynamic allocation</w:t>
+      </w:r>
+    </w:p>
+    <w:p>
+      <w:pPr>
+        <w:numPr>
+          <w:ilvl w:val="1"/>
+          <w:numId w:val="1017"/>
+        </w:numPr>
+        <w:pStyle w:val="Compact"/>
+      </w:pPr>
+      <w:r>
+        <w:t xml:space="preserve">Cache optimization</w:t>
+      </w:r>
+    </w:p>
+    <w:p>
+      <w:pPr>
+        <w:numPr>
+          <w:ilvl w:val="1"/>
+          <w:numId w:val="1017"/>
+        </w:numPr>
+        <w:pStyle w:val="Compact"/>
+      </w:pPr>
+      <w:r>
+        <w:t xml:space="preserve">Memory defragmentation</w:t>
+      </w:r>
+    </w:p>
+    <w:p>
+      <w:pPr>
+        <w:numPr>
+          <w:ilvl w:val="0"/>
           <w:numId w:val="1016"/>
-        </w:numPr>
-        <w:pStyle w:val="Compact"/>
-      </w:pPr>
-      <w:r>
-        <w:t xml:space="preserve">Dynamic allocation</w:t>
-      </w:r>
-    </w:p>
-    <w:p>
-      <w:pPr>
-        <w:numPr>
-          <w:ilvl w:val="1"/>
-          <w:numId w:val="1016"/>
-        </w:numPr>
-        <w:pStyle w:val="Compact"/>
-      </w:pPr>
-      <w:r>
-        <w:t xml:space="preserve">Cache optimization</w:t>
-      </w:r>
-    </w:p>
-    <w:p>
-      <w:pPr>
-        <w:numPr>
-          <w:ilvl w:val="1"/>
-          <w:numId w:val="1016"/>
-        </w:numPr>
-        <w:pStyle w:val="Compact"/>
-      </w:pPr>
-      <w:r>
-        <w:t xml:space="preserve">Memory defragmentation</w:t>
-      </w:r>
-    </w:p>
-    <w:p>
-      <w:pPr>
-        <w:numPr>
-          <w:ilvl w:val="0"/>
-          <w:numId w:val="1015"/>
         </w:numPr>
         <w:pStyle w:val="Compact"/>
       </w:pPr>
@@ -1034,7 +1862,7 @@
       <w:pPr>
         <w:numPr>
           <w:ilvl w:val="1"/>
-          <w:numId w:val="1017"/>
+          <w:numId w:val="1018"/>
         </w:numPr>
         <w:pStyle w:val="Compact"/>
       </w:pPr>
@@ -1046,7 +1874,7 @@
       <w:pPr>
         <w:numPr>
           <w:ilvl w:val="1"/>
-          <w:numId w:val="1017"/>
+          <w:numId w:val="1018"/>
         </w:numPr>
         <w:pStyle w:val="Compact"/>
       </w:pPr>
@@ -1058,7 +1886,7 @@
       <w:pPr>
         <w:numPr>
           <w:ilvl w:val="1"/>
-          <w:numId w:val="1017"/>
+          <w:numId w:val="1018"/>
         </w:numPr>
         <w:pStyle w:val="Compact"/>
       </w:pPr>
@@ -1066,8 +1894,8 @@
         <w:t xml:space="preserve">Resource scheduling</w:t>
       </w:r>
     </w:p>
-    <w:bookmarkEnd w:id="36"/>
-    <w:bookmarkStart w:id="37" w:name="training-optimization"/>
+    <w:bookmarkEnd w:id="37"/>
+    <w:bookmarkStart w:id="38" w:name="training-optimization"/>
     <w:p>
       <w:pPr>
         <w:pStyle w:val="Heading4"/>
@@ -1088,7 +1916,7 @@
       <w:pPr>
         <w:numPr>
           <w:ilvl w:val="0"/>
-          <w:numId w:val="1018"/>
+          <w:numId w:val="1019"/>
         </w:numPr>
         <w:pStyle w:val="Compact"/>
       </w:pPr>
@@ -1104,43 +1932,43 @@
       <w:pPr>
         <w:numPr>
           <w:ilvl w:val="1"/>
+          <w:numId w:val="1020"/>
+        </w:numPr>
+        <w:pStyle w:val="Compact"/>
+      </w:pPr>
+      <w:r>
+        <w:t xml:space="preserve">Dynamic batch adjustment</w:t>
+      </w:r>
+    </w:p>
+    <w:p>
+      <w:pPr>
+        <w:numPr>
+          <w:ilvl w:val="1"/>
+          <w:numId w:val="1020"/>
+        </w:numPr>
+        <w:pStyle w:val="Compact"/>
+      </w:pPr>
+      <w:r>
+        <w:t xml:space="preserve">Learning rate optimization</w:t>
+      </w:r>
+    </w:p>
+    <w:p>
+      <w:pPr>
+        <w:numPr>
+          <w:ilvl w:val="1"/>
+          <w:numId w:val="1020"/>
+        </w:numPr>
+        <w:pStyle w:val="Compact"/>
+      </w:pPr>
+      <w:r>
+        <w:t xml:space="preserve">Gradient accumulation strategies</w:t>
+      </w:r>
+    </w:p>
+    <w:p>
+      <w:pPr>
+        <w:numPr>
+          <w:ilvl w:val="0"/>
           <w:numId w:val="1019"/>
-        </w:numPr>
-        <w:pStyle w:val="Compact"/>
-      </w:pPr>
-      <w:r>
-        <w:t xml:space="preserve">Dynamic batch adjustment</w:t>
-      </w:r>
-    </w:p>
-    <w:p>
-      <w:pPr>
-        <w:numPr>
-          <w:ilvl w:val="1"/>
-          <w:numId w:val="1019"/>
-        </w:numPr>
-        <w:pStyle w:val="Compact"/>
-      </w:pPr>
-      <w:r>
-        <w:t xml:space="preserve">Learning rate optimization</w:t>
-      </w:r>
-    </w:p>
-    <w:p>
-      <w:pPr>
-        <w:numPr>
-          <w:ilvl w:val="1"/>
-          <w:numId w:val="1019"/>
-        </w:numPr>
-        <w:pStyle w:val="Compact"/>
-      </w:pPr>
-      <w:r>
-        <w:t xml:space="preserve">Gradient accumulation strategies</w:t>
-      </w:r>
-    </w:p>
-    <w:p>
-      <w:pPr>
-        <w:numPr>
-          <w:ilvl w:val="0"/>
-          <w:numId w:val="1018"/>
         </w:numPr>
         <w:pStyle w:val="Compact"/>
       </w:pPr>
@@ -1156,7 +1984,7 @@
       <w:pPr>
         <w:numPr>
           <w:ilvl w:val="1"/>
-          <w:numId w:val="1020"/>
+          <w:numId w:val="1021"/>
         </w:numPr>
         <w:pStyle w:val="Compact"/>
       </w:pPr>
@@ -1168,7 +1996,7 @@
       <w:pPr>
         <w:numPr>
           <w:ilvl w:val="1"/>
-          <w:numId w:val="1020"/>
+          <w:numId w:val="1021"/>
         </w:numPr>
         <w:pStyle w:val="Compact"/>
       </w:pPr>
@@ -1180,7 +2008,7 @@
       <w:pPr>
         <w:numPr>
           <w:ilvl w:val="1"/>
-          <w:numId w:val="1020"/>
+          <w:numId w:val="1021"/>
         </w:numPr>
         <w:pStyle w:val="Compact"/>
       </w:pPr>
@@ -1188,9 +2016,9 @@
         <w:t xml:space="preserve">Training schedule adaptation</w:t>
       </w:r>
     </w:p>
-    <w:bookmarkEnd w:id="37"/>
     <w:bookmarkEnd w:id="38"/>
-    <w:bookmarkStart w:id="39" w:name="future-trends-and-directions"/>
+    <w:bookmarkEnd w:id="39"/>
+    <w:bookmarkStart w:id="40" w:name="future-trends-and-directions"/>
     <w:p>
       <w:pPr>
         <w:pStyle w:val="Heading3"/>
@@ -1211,7 +2039,7 @@
       <w:pPr>
         <w:numPr>
           <w:ilvl w:val="0"/>
-          <w:numId w:val="1021"/>
+          <w:numId w:val="1022"/>
         </w:numPr>
         <w:pStyle w:val="Compact"/>
       </w:pPr>
@@ -1227,43 +2055,43 @@
       <w:pPr>
         <w:numPr>
           <w:ilvl w:val="1"/>
+          <w:numId w:val="1023"/>
+        </w:numPr>
+        <w:pStyle w:val="Compact"/>
+      </w:pPr>
+      <w:r>
+        <w:t xml:space="preserve">Novel architecture designs</w:t>
+      </w:r>
+    </w:p>
+    <w:p>
+      <w:pPr>
+        <w:numPr>
+          <w:ilvl w:val="1"/>
+          <w:numId w:val="1023"/>
+        </w:numPr>
+        <w:pStyle w:val="Compact"/>
+      </w:pPr>
+      <w:r>
+        <w:t xml:space="preserve">Training methodology advances</w:t>
+      </w:r>
+    </w:p>
+    <w:p>
+      <w:pPr>
+        <w:numPr>
+          <w:ilvl w:val="1"/>
+          <w:numId w:val="1023"/>
+        </w:numPr>
+        <w:pStyle w:val="Compact"/>
+      </w:pPr>
+      <w:r>
+        <w:t xml:space="preserve">Resource utilization optimization</w:t>
+      </w:r>
+    </w:p>
+    <w:p>
+      <w:pPr>
+        <w:numPr>
+          <w:ilvl w:val="0"/>
           <w:numId w:val="1022"/>
-        </w:numPr>
-        <w:pStyle w:val="Compact"/>
-      </w:pPr>
-      <w:r>
-        <w:t xml:space="preserve">Novel architecture designs</w:t>
-      </w:r>
-    </w:p>
-    <w:p>
-      <w:pPr>
-        <w:numPr>
-          <w:ilvl w:val="1"/>
-          <w:numId w:val="1022"/>
-        </w:numPr>
-        <w:pStyle w:val="Compact"/>
-      </w:pPr>
-      <w:r>
-        <w:t xml:space="preserve">Training methodology advances</w:t>
-      </w:r>
-    </w:p>
-    <w:p>
-      <w:pPr>
-        <w:numPr>
-          <w:ilvl w:val="1"/>
-          <w:numId w:val="1022"/>
-        </w:numPr>
-        <w:pStyle w:val="Compact"/>
-      </w:pPr>
-      <w:r>
-        <w:t xml:space="preserve">Resource utilization optimization</w:t>
-      </w:r>
-    </w:p>
-    <w:p>
-      <w:pPr>
-        <w:numPr>
-          <w:ilvl w:val="0"/>
-          <w:numId w:val="1021"/>
         </w:numPr>
         <w:pStyle w:val="Compact"/>
       </w:pPr>
@@ -1279,7 +2107,7 @@
       <w:pPr>
         <w:numPr>
           <w:ilvl w:val="1"/>
-          <w:numId w:val="1023"/>
+          <w:numId w:val="1024"/>
         </w:numPr>
         <w:pStyle w:val="Compact"/>
       </w:pPr>
@@ -1291,7 +2119,7 @@
       <w:pPr>
         <w:numPr>
           <w:ilvl w:val="1"/>
-          <w:numId w:val="1023"/>
+          <w:numId w:val="1024"/>
         </w:numPr>
         <w:pStyle w:val="Compact"/>
       </w:pPr>
@@ -1303,7 +2131,7 @@
       <w:pPr>
         <w:numPr>
           <w:ilvl w:val="1"/>
-          <w:numId w:val="1023"/>
+          <w:numId w:val="1024"/>
         </w:numPr>
         <w:pStyle w:val="Compact"/>
       </w:pPr>
@@ -1319,9 +2147,9 @@
         <w:t xml:space="preserve">These developments inform our approach to Singlish language model development, combining technical efficiency with cultural authenticity.</w:t>
       </w:r>
     </w:p>
-    <w:bookmarkEnd w:id="39"/>
     <w:bookmarkEnd w:id="40"/>
-    <w:bookmarkStart w:id="61" w:name="methodology"/>
+    <w:bookmarkEnd w:id="41"/>
+    <w:bookmarkStart w:id="86" w:name="methodology"/>
     <w:p>
       <w:pPr>
         <w:pStyle w:val="Heading2"/>
@@ -1330,7 +2158,7 @@
         <w:t xml:space="preserve">3. Methodology</w:t>
       </w:r>
     </w:p>
-    <w:bookmarkStart w:id="42" w:name="model-selection-and-architecture"/>
+    <w:bookmarkStart w:id="46" w:name="model-selection-and-architecture"/>
     <w:p>
       <w:pPr>
         <w:pStyle w:val="Heading3"/>
@@ -1344,10 +2172,67 @@
         <w:pStyle w:val="FirstParagraph"/>
       </w:pPr>
       <w:r>
+        <w:drawing>
+          <wp:inline>
+            <wp:extent cx="5334000" cy="2618082"/>
+            <wp:effectExtent b="0" l="0" r="0" t="0"/>
+            <wp:docPr descr="Python Libraries and Setup" title="" id="43" name="Picture"/>
+            <a:graphic>
+              <a:graphicData uri="http://schemas.openxmlformats.org/drawingml/2006/picture">
+                <pic:pic>
+                  <pic:nvPicPr>
+                    <pic:cNvPr descr="./images/python_libraries_and_setup.png" id="44" name="Picture"/>
+                    <pic:cNvPicPr>
+                      <a:picLocks noChangeArrowheads="1" noChangeAspect="1"/>
+                    </pic:cNvPicPr>
+                  </pic:nvPicPr>
+                  <pic:blipFill>
+                    <a:blip r:embed="rId42"/>
+                    <a:stretch>
+                      <a:fillRect/>
+                    </a:stretch>
+                  </pic:blipFill>
+                  <pic:spPr bwMode="auto">
+                    <a:xfrm>
+                      <a:off x="0" y="0"/>
+                      <a:ext cx="5334000" cy="2618082"/>
+                    </a:xfrm>
+                    <a:prstGeom prst="rect">
+                      <a:avLst/>
+                    </a:prstGeom>
+                    <a:noFill/>
+                    <a:ln w="9525">
+                      <a:noFill/>
+                      <a:headEnd/>
+                      <a:tailEnd/>
+                    </a:ln>
+                  </pic:spPr>
+                </pic:pic>
+              </a:graphicData>
+            </a:graphic>
+          </wp:inline>
+        </w:drawing>
+      </w:r>
+      <w:r>
+        <w:t xml:space="preserve"> </w:t>
+      </w:r>
+      <w:r>
+        <w:rPr>
+          <w:iCs/>
+          <w:i/>
+        </w:rPr>
+        <w:t xml:space="preserve">Figure 1: Initial setup showing required Python libraries and dependencies</w:t>
+      </w:r>
+    </w:p>
+    <w:p>
+      <w:pPr>
+        <w:pStyle w:val="BodyText"/>
+      </w:pPr>
+      <w:r>
         <w:t xml:space="preserve">The selection of Meta’s Llama 3.1 8B model as our base architecture was driven by several key considerations. This model represents an optimal balance between computational efficiency and performance capability, making it particularly suitable for our specialized task of Singlish language processing.</w:t>
       </w:r>
     </w:p>
-    <w:bookmarkStart w:id="41" w:name="base-model-configuration"/>
+    <w:bookmarkStart w:id="45" w:name="base-model-configuration"/>
     <w:p>
       <w:pPr>
         <w:pStyle w:val="Heading4"/>
@@ -1368,7 +2253,7 @@
       <w:pPr>
         <w:numPr>
           <w:ilvl w:val="0"/>
-          <w:numId w:val="1024"/>
+          <w:numId w:val="1025"/>
         </w:numPr>
         <w:pStyle w:val="Compact"/>
       </w:pPr>
@@ -1384,55 +2269,55 @@
       <w:pPr>
         <w:numPr>
           <w:ilvl w:val="1"/>
+          <w:numId w:val="1026"/>
+        </w:numPr>
+        <w:pStyle w:val="Compact"/>
+      </w:pPr>
+      <w:r>
+        <w:t xml:space="preserve">Base Model: Meta’s Llama 3.1 8B</w:t>
+      </w:r>
+    </w:p>
+    <w:p>
+      <w:pPr>
+        <w:numPr>
+          <w:ilvl w:val="1"/>
+          <w:numId w:val="1026"/>
+        </w:numPr>
+        <w:pStyle w:val="Compact"/>
+      </w:pPr>
+      <w:r>
+        <w:t xml:space="preserve">Maximum Sequence Length: 2048 tokens</w:t>
+      </w:r>
+    </w:p>
+    <w:p>
+      <w:pPr>
+        <w:numPr>
+          <w:ilvl w:val="1"/>
+          <w:numId w:val="1026"/>
+        </w:numPr>
+        <w:pStyle w:val="Compact"/>
+      </w:pPr>
+      <w:r>
+        <w:t xml:space="preserve">Attention Mechanism: Modified self-attention with flash attention optimization</w:t>
+      </w:r>
+    </w:p>
+    <w:p>
+      <w:pPr>
+        <w:numPr>
+          <w:ilvl w:val="1"/>
+          <w:numId w:val="1026"/>
+        </w:numPr>
+        <w:pStyle w:val="Compact"/>
+      </w:pPr>
+      <w:r>
+        <w:t xml:space="preserve">Memory Footprint: Optimized through 4-bit quantization</w:t>
+      </w:r>
+    </w:p>
+    <w:p>
+      <w:pPr>
+        <w:numPr>
+          <w:ilvl w:val="0"/>
           <w:numId w:val="1025"/>
-        </w:numPr>
-        <w:pStyle w:val="Compact"/>
-      </w:pPr>
-      <w:r>
-        <w:t xml:space="preserve">Base Model: Meta’s Llama 3.1 8B</w:t>
-      </w:r>
-    </w:p>
-    <w:p>
-      <w:pPr>
-        <w:numPr>
-          <w:ilvl w:val="1"/>
-          <w:numId w:val="1025"/>
-        </w:numPr>
-        <w:pStyle w:val="Compact"/>
-      </w:pPr>
-      <w:r>
-        <w:t xml:space="preserve">Maximum Sequence Length: 2048 tokens</w:t>
-      </w:r>
-    </w:p>
-    <w:p>
-      <w:pPr>
-        <w:numPr>
-          <w:ilvl w:val="1"/>
-          <w:numId w:val="1025"/>
-        </w:numPr>
-        <w:pStyle w:val="Compact"/>
-      </w:pPr>
-      <w:r>
-        <w:t xml:space="preserve">Attention Mechanism: Modified self-attention with flash attention optimization</w:t>
-      </w:r>
-    </w:p>
-    <w:p>
-      <w:pPr>
-        <w:numPr>
-          <w:ilvl w:val="1"/>
-          <w:numId w:val="1025"/>
-        </w:numPr>
-        <w:pStyle w:val="Compact"/>
-      </w:pPr>
-      <w:r>
-        <w:t xml:space="preserve">Memory Footprint: Optimized through 4-bit quantization</w:t>
-      </w:r>
-    </w:p>
-    <w:p>
-      <w:pPr>
-        <w:numPr>
-          <w:ilvl w:val="0"/>
-          <w:numId w:val="1024"/>
         </w:numPr>
         <w:pStyle w:val="Compact"/>
       </w:pPr>
@@ -1448,7 +2333,7 @@
       <w:pPr>
         <w:numPr>
           <w:ilvl w:val="1"/>
-          <w:numId w:val="1026"/>
+          <w:numId w:val="1027"/>
         </w:numPr>
         <w:pStyle w:val="Compact"/>
       </w:pPr>
@@ -1460,7 +2345,7 @@
       <w:pPr>
         <w:numPr>
           <w:ilvl w:val="1"/>
-          <w:numId w:val="1026"/>
+          <w:numId w:val="1027"/>
         </w:numPr>
         <w:pStyle w:val="Compact"/>
       </w:pPr>
@@ -1472,7 +2357,7 @@
       <w:pPr>
         <w:numPr>
           <w:ilvl w:val="1"/>
-          <w:numId w:val="1026"/>
+          <w:numId w:val="1027"/>
         </w:numPr>
         <w:pStyle w:val="Compact"/>
       </w:pPr>
@@ -1484,7 +2369,7 @@
       <w:pPr>
         <w:numPr>
           <w:ilvl w:val="1"/>
-          <w:numId w:val="1026"/>
+          <w:numId w:val="1027"/>
         </w:numPr>
         <w:pStyle w:val="Compact"/>
       </w:pPr>
@@ -1500,9 +2385,9 @@
         <w:t xml:space="preserve">The choice of Unsloth as our optimization framework was particularly significant. Its ability to reduce hardware requirements while maintaining model performance was crucial for our resource-constrained environment. This decision enabled us to achieve efficient training on standard GPU hardware while preserving model quality.</w:t>
       </w:r>
     </w:p>
-    <w:bookmarkEnd w:id="41"/>
-    <w:bookmarkEnd w:id="42"/>
-    <w:bookmarkStart w:id="43" w:name="data-preparation-and-processing"/>
+    <w:bookmarkEnd w:id="45"/>
+    <w:bookmarkEnd w:id="46"/>
+    <w:bookmarkStart w:id="56" w:name="data-preparation-and-processing"/>
     <w:p>
       <w:pPr>
         <w:pStyle w:val="Heading3"/>
@@ -1516,6 +2401,177 @@
         <w:pStyle w:val="FirstParagraph"/>
       </w:pPr>
       <w:r>
+        <w:drawing>
+          <wp:inline>
+            <wp:extent cx="5334000" cy="2618082"/>
+            <wp:effectExtent b="0" l="0" r="0" t="0"/>
+            <wp:docPr descr="Data Preparation for Pretraining" title="" id="48" name="Picture"/>
+            <a:graphic>
+              <a:graphicData uri="http://schemas.openxmlformats.org/drawingml/2006/picture">
+                <pic:pic>
+                  <pic:nvPicPr>
+                    <pic:cNvPr descr="./images/data_prep_pretraining_datasets.png" id="49" name="Picture"/>
+                    <pic:cNvPicPr>
+                      <a:picLocks noChangeArrowheads="1" noChangeAspect="1"/>
+                    </pic:cNvPicPr>
+                  </pic:nvPicPr>
+                  <pic:blipFill>
+                    <a:blip r:embed="rId47"/>
+                    <a:stretch>
+                      <a:fillRect/>
+                    </a:stretch>
+                  </pic:blipFill>
+                  <pic:spPr bwMode="auto">
+                    <a:xfrm>
+                      <a:off x="0" y="0"/>
+                      <a:ext cx="5334000" cy="2618082"/>
+                    </a:xfrm>
+                    <a:prstGeom prst="rect">
+                      <a:avLst/>
+                    </a:prstGeom>
+                    <a:noFill/>
+                    <a:ln w="9525">
+                      <a:noFill/>
+                      <a:headEnd/>
+                      <a:tailEnd/>
+                    </a:ln>
+                  </pic:spPr>
+                </pic:pic>
+              </a:graphicData>
+            </a:graphic>
+          </wp:inline>
+        </w:drawing>
+      </w:r>
+      <w:r>
+        <w:t xml:space="preserve"> </w:t>
+      </w:r>
+      <w:r>
+        <w:rPr>
+          <w:iCs/>
+          <w:i/>
+        </w:rPr>
+        <w:t xml:space="preserve">Figure 2: Overview of data preparation for pretraining datasets</w:t>
+      </w:r>
+    </w:p>
+    <w:p>
+      <w:pPr>
+        <w:pStyle w:val="BodyText"/>
+      </w:pPr>
+      <w:r>
+        <w:drawing>
+          <wp:inline>
+            <wp:extent cx="5334000" cy="2618082"/>
+            <wp:effectExtent b="0" l="0" r="0" t="0"/>
+            <wp:docPr descr="Data Preparation for Wikipedia" title="" id="51" name="Picture"/>
+            <a:graphic>
+              <a:graphicData uri="http://schemas.openxmlformats.org/drawingml/2006/picture">
+                <pic:pic>
+                  <pic:nvPicPr>
+                    <pic:cNvPr descr="./images/data_prep_wikipedia_datasets.png" id="52" name="Picture"/>
+                    <pic:cNvPicPr>
+                      <a:picLocks noChangeArrowheads="1" noChangeAspect="1"/>
+                    </pic:cNvPicPr>
+                  </pic:nvPicPr>
+                  <pic:blipFill>
+                    <a:blip r:embed="rId50"/>
+                    <a:stretch>
+                      <a:fillRect/>
+                    </a:stretch>
+                  </pic:blipFill>
+                  <pic:spPr bwMode="auto">
+                    <a:xfrm>
+                      <a:off x="0" y="0"/>
+                      <a:ext cx="5334000" cy="2618082"/>
+                    </a:xfrm>
+                    <a:prstGeom prst="rect">
+                      <a:avLst/>
+                    </a:prstGeom>
+                    <a:noFill/>
+                    <a:ln w="9525">
+                      <a:noFill/>
+                      <a:headEnd/>
+                      <a:tailEnd/>
+                    </a:ln>
+                  </pic:spPr>
+                </pic:pic>
+              </a:graphicData>
+            </a:graphic>
+          </wp:inline>
+        </w:drawing>
+      </w:r>
+      <w:r>
+        <w:t xml:space="preserve"> </w:t>
+      </w:r>
+      <w:r>
+        <w:rPr>
+          <w:iCs/>
+          <w:i/>
+        </w:rPr>
+        <w:t xml:space="preserve">Figure 3: Data preparation process for Wikipedia datasets</w:t>
+      </w:r>
+    </w:p>
+    <w:p>
+      <w:pPr>
+        <w:pStyle w:val="BodyText"/>
+      </w:pPr>
+      <w:r>
+        <w:drawing>
+          <wp:inline>
+            <wp:extent cx="5334000" cy="2618082"/>
+            <wp:effectExtent b="0" l="0" r="0" t="0"/>
+            <wp:docPr descr="Data Preparation for Translation" title="" id="54" name="Picture"/>
+            <a:graphic>
+              <a:graphicData uri="http://schemas.openxmlformats.org/drawingml/2006/picture">
+                <pic:pic>
+                  <pic:nvPicPr>
+                    <pic:cNvPr descr="./images/data_prep_translation_dataset.png" id="55" name="Picture"/>
+                    <pic:cNvPicPr>
+                      <a:picLocks noChangeArrowheads="1" noChangeAspect="1"/>
+                    </pic:cNvPicPr>
+                  </pic:nvPicPr>
+                  <pic:blipFill>
+                    <a:blip r:embed="rId53"/>
+                    <a:stretch>
+                      <a:fillRect/>
+                    </a:stretch>
+                  </pic:blipFill>
+                  <pic:spPr bwMode="auto">
+                    <a:xfrm>
+                      <a:off x="0" y="0"/>
+                      <a:ext cx="5334000" cy="2618082"/>
+                    </a:xfrm>
+                    <a:prstGeom prst="rect">
+                      <a:avLst/>
+                    </a:prstGeom>
+                    <a:noFill/>
+                    <a:ln w="9525">
+                      <a:noFill/>
+                      <a:headEnd/>
+                      <a:tailEnd/>
+                    </a:ln>
+                  </pic:spPr>
+                </pic:pic>
+              </a:graphicData>
+            </a:graphic>
+          </wp:inline>
+        </w:drawing>
+      </w:r>
+      <w:r>
+        <w:t xml:space="preserve"> </w:t>
+      </w:r>
+      <w:r>
+        <w:rPr>
+          <w:iCs/>
+          <w:i/>
+        </w:rPr>
+        <w:t xml:space="preserve">Figure 4: Data preparation pipeline for translation datasets</w:t>
+      </w:r>
+    </w:p>
+    <w:p>
+      <w:pPr>
+        <w:pStyle w:val="BodyText"/>
+      </w:pPr>
+      <w:r>
         <w:t xml:space="preserve">Our data preparation strategy involved a comprehensive approach to collecting and processing Singlish text data. The final dataset compilation included:</w:t>
       </w:r>
     </w:p>
@@ -1523,7 +2579,7 @@
       <w:pPr>
         <w:numPr>
           <w:ilvl w:val="0"/>
-          <w:numId w:val="1027"/>
+          <w:numId w:val="1028"/>
         </w:numPr>
       </w:pPr>
       <w:r>
@@ -1538,67 +2594,67 @@
       <w:pPr>
         <w:numPr>
           <w:ilvl w:val="1"/>
+          <w:numId w:val="1029"/>
+        </w:numPr>
+        <w:pStyle w:val="Compact"/>
+      </w:pPr>
+      <w:r>
+        <w:t xml:space="preserve">90 million Sinhala examples from public repositories</w:t>
+      </w:r>
+    </w:p>
+    <w:p>
+      <w:pPr>
+        <w:numPr>
+          <w:ilvl w:val="1"/>
+          <w:numId w:val="1029"/>
+        </w:numPr>
+        <w:pStyle w:val="Compact"/>
+      </w:pPr>
+      <w:r>
+        <w:t xml:space="preserve">25,000 Sinhala Wikipedia articles</w:t>
+      </w:r>
+    </w:p>
+    <w:p>
+      <w:pPr>
+        <w:numPr>
+          <w:ilvl w:val="1"/>
+          <w:numId w:val="1029"/>
+        </w:numPr>
+        <w:pStyle w:val="Compact"/>
+      </w:pPr>
+      <w:r>
+        <w:t xml:space="preserve">English-Sinhala translation pairs</w:t>
+      </w:r>
+    </w:p>
+    <w:p>
+      <w:pPr>
+        <w:numPr>
+          <w:ilvl w:val="1"/>
+          <w:numId w:val="1029"/>
+        </w:numPr>
+        <w:pStyle w:val="Compact"/>
+      </w:pPr>
+      <w:r>
+        <w:t xml:space="preserve">Alpaca dataset translations</w:t>
+      </w:r>
+    </w:p>
+    <w:p>
+      <w:pPr>
+        <w:numPr>
+          <w:ilvl w:val="1"/>
+          <w:numId w:val="1029"/>
+        </w:numPr>
+        <w:pStyle w:val="Compact"/>
+      </w:pPr>
+      <w:r>
+        <w:t xml:space="preserve">Specialized instruction-tuning datasets</w:t>
+      </w:r>
+    </w:p>
+    <w:p>
+      <w:pPr>
+        <w:numPr>
+          <w:ilvl w:val="0"/>
           <w:numId w:val="1028"/>
-        </w:numPr>
-        <w:pStyle w:val="Compact"/>
-      </w:pPr>
-      <w:r>
-        <w:t xml:space="preserve">90 million Sinhala examples from public repositories</w:t>
-      </w:r>
-    </w:p>
-    <w:p>
-      <w:pPr>
-        <w:numPr>
-          <w:ilvl w:val="1"/>
-          <w:numId w:val="1028"/>
-        </w:numPr>
-        <w:pStyle w:val="Compact"/>
-      </w:pPr>
-      <w:r>
-        <w:t xml:space="preserve">25,000 Sinhala Wikipedia articles</w:t>
-      </w:r>
-    </w:p>
-    <w:p>
-      <w:pPr>
-        <w:numPr>
-          <w:ilvl w:val="1"/>
-          <w:numId w:val="1028"/>
-        </w:numPr>
-        <w:pStyle w:val="Compact"/>
-      </w:pPr>
-      <w:r>
-        <w:t xml:space="preserve">English-Sinhala translation pairs</w:t>
-      </w:r>
-    </w:p>
-    <w:p>
-      <w:pPr>
-        <w:numPr>
-          <w:ilvl w:val="1"/>
-          <w:numId w:val="1028"/>
-        </w:numPr>
-        <w:pStyle w:val="Compact"/>
-      </w:pPr>
-      <w:r>
-        <w:t xml:space="preserve">Alpaca dataset translations</w:t>
-      </w:r>
-    </w:p>
-    <w:p>
-      <w:pPr>
-        <w:numPr>
-          <w:ilvl w:val="1"/>
-          <w:numId w:val="1028"/>
-        </w:numPr>
-        <w:pStyle w:val="Compact"/>
-      </w:pPr>
-      <w:r>
-        <w:t xml:space="preserve">Specialized instruction-tuning datasets</w:t>
-      </w:r>
-    </w:p>
-    <w:p>
-      <w:pPr>
-        <w:numPr>
-          <w:ilvl w:val="0"/>
-          <w:numId w:val="1027"/>
         </w:numPr>
       </w:pPr>
       <w:r>
@@ -1819,7 +2875,7 @@
       <w:pPr>
         <w:numPr>
           <w:ilvl w:val="1"/>
-          <w:numId w:val="1029"/>
+          <w:numId w:val="1030"/>
         </w:numPr>
         <w:pStyle w:val="Compact"/>
       </w:pPr>
@@ -1831,7 +2887,7 @@
       <w:pPr>
         <w:numPr>
           <w:ilvl w:val="1"/>
-          <w:numId w:val="1029"/>
+          <w:numId w:val="1030"/>
         </w:numPr>
         <w:pStyle w:val="Compact"/>
       </w:pPr>
@@ -1843,7 +2899,7 @@
       <w:pPr>
         <w:numPr>
           <w:ilvl w:val="1"/>
-          <w:numId w:val="1029"/>
+          <w:numId w:val="1030"/>
         </w:numPr>
         <w:pStyle w:val="Compact"/>
       </w:pPr>
@@ -1855,7 +2911,7 @@
       <w:pPr>
         <w:numPr>
           <w:ilvl w:val="1"/>
-          <w:numId w:val="1029"/>
+          <w:numId w:val="1030"/>
         </w:numPr>
         <w:pStyle w:val="Compact"/>
       </w:pPr>
@@ -1863,8 +2919,8 @@
         <w:t xml:space="preserve">Batch processing optimization for efficient data loading</w:t>
       </w:r>
     </w:p>
-    <w:bookmarkEnd w:id="43"/>
-    <w:bookmarkStart w:id="45" w:name="model-adaptation-strategy"/>
+    <w:bookmarkEnd w:id="56"/>
+    <w:bookmarkStart w:id="64" w:name="model-adaptation-strategy"/>
     <w:p>
       <w:pPr>
         <w:pStyle w:val="Heading3"/>
@@ -1878,10 +2934,124 @@
         <w:pStyle w:val="FirstParagraph"/>
       </w:pPr>
       <w:r>
+        <w:drawing>
+          <wp:inline>
+            <wp:extent cx="5334000" cy="2618082"/>
+            <wp:effectExtent b="0" l="0" r="0" t="0"/>
+            <wp:docPr descr="Checkpoints and Adapters" title="" id="58" name="Picture"/>
+            <a:graphic>
+              <a:graphicData uri="http://schemas.openxmlformats.org/drawingml/2006/picture">
+                <pic:pic>
+                  <pic:nvPicPr>
+                    <pic:cNvPr descr="./images/checkpoints_and_adapters_initialization.png" id="59" name="Picture"/>
+                    <pic:cNvPicPr>
+                      <a:picLocks noChangeArrowheads="1" noChangeAspect="1"/>
+                    </pic:cNvPicPr>
+                  </pic:nvPicPr>
+                  <pic:blipFill>
+                    <a:blip r:embed="rId57"/>
+                    <a:stretch>
+                      <a:fillRect/>
+                    </a:stretch>
+                  </pic:blipFill>
+                  <pic:spPr bwMode="auto">
+                    <a:xfrm>
+                      <a:off x="0" y="0"/>
+                      <a:ext cx="5334000" cy="2618082"/>
+                    </a:xfrm>
+                    <a:prstGeom prst="rect">
+                      <a:avLst/>
+                    </a:prstGeom>
+                    <a:noFill/>
+                    <a:ln w="9525">
+                      <a:noFill/>
+                      <a:headEnd/>
+                      <a:tailEnd/>
+                    </a:ln>
+                  </pic:spPr>
+                </pic:pic>
+              </a:graphicData>
+            </a:graphic>
+          </wp:inline>
+        </w:drawing>
+      </w:r>
+      <w:r>
+        <w:t xml:space="preserve"> </w:t>
+      </w:r>
+      <w:r>
+        <w:rPr>
+          <w:iCs/>
+          <w:i/>
+        </w:rPr>
+        <w:t xml:space="preserve">Figure 5: Model architecture showing checkpoints and adapters initialization</w:t>
+      </w:r>
+    </w:p>
+    <w:p>
+      <w:pPr>
+        <w:pStyle w:val="BodyText"/>
+      </w:pPr>
+      <w:r>
+        <w:drawing>
+          <wp:inline>
+            <wp:extent cx="5334000" cy="2618082"/>
+            <wp:effectExtent b="0" l="0" r="0" t="0"/>
+            <wp:docPr descr="Unsloth and Machine Status" title="" id="61" name="Picture"/>
+            <a:graphic>
+              <a:graphicData uri="http://schemas.openxmlformats.org/drawingml/2006/picture">
+                <pic:pic>
+                  <pic:nvPicPr>
+                    <pic:cNvPr descr="./images/unsloth_and_machine_status.png" id="62" name="Picture"/>
+                    <pic:cNvPicPr>
+                      <a:picLocks noChangeArrowheads="1" noChangeAspect="1"/>
+                    </pic:cNvPicPr>
+                  </pic:nvPicPr>
+                  <pic:blipFill>
+                    <a:blip r:embed="rId60"/>
+                    <a:stretch>
+                      <a:fillRect/>
+                    </a:stretch>
+                  </pic:blipFill>
+                  <pic:spPr bwMode="auto">
+                    <a:xfrm>
+                      <a:off x="0" y="0"/>
+                      <a:ext cx="5334000" cy="2618082"/>
+                    </a:xfrm>
+                    <a:prstGeom prst="rect">
+                      <a:avLst/>
+                    </a:prstGeom>
+                    <a:noFill/>
+                    <a:ln w="9525">
+                      <a:noFill/>
+                      <a:headEnd/>
+                      <a:tailEnd/>
+                    </a:ln>
+                  </pic:spPr>
+                </pic:pic>
+              </a:graphicData>
+            </a:graphic>
+          </wp:inline>
+        </w:drawing>
+      </w:r>
+      <w:r>
+        <w:t xml:space="preserve"> </w:t>
+      </w:r>
+      <w:r>
+        <w:rPr>
+          <w:iCs/>
+          <w:i/>
+        </w:rPr>
+        <w:t xml:space="preserve">Figure 6: Optimization status using Unsloth and machine utilization</w:t>
+      </w:r>
+    </w:p>
+    <w:p>
+      <w:pPr>
+        <w:pStyle w:val="BodyText"/>
+      </w:pPr>
+      <w:r>
         <w:t xml:space="preserve">Our adaptation strategy centered on Parameter-Efficient Fine-Tuning (PEFT) using Low-Rank Adaptation (LoRA). This approach was chosen for its ability to efficiently adapt large language models while maintaining performance and reducing computational requirements.</w:t>
       </w:r>
     </w:p>
-    <w:bookmarkStart w:id="44" w:name="lora-configuration"/>
+    <w:bookmarkStart w:id="63" w:name="lora-configuration"/>
     <w:p>
       <w:pPr>
         <w:pStyle w:val="Heading4"/>
@@ -1902,7 +3072,7 @@
       <w:pPr>
         <w:numPr>
           <w:ilvl w:val="0"/>
-          <w:numId w:val="1030"/>
+          <w:numId w:val="1031"/>
         </w:numPr>
         <w:pStyle w:val="Compact"/>
       </w:pPr>
@@ -1918,55 +3088,55 @@
       <w:pPr>
         <w:numPr>
           <w:ilvl w:val="1"/>
+          <w:numId w:val="1032"/>
+        </w:numPr>
+        <w:pStyle w:val="Compact"/>
+      </w:pPr>
+      <w:r>
+        <w:t xml:space="preserve">Query Projection (q_proj)</w:t>
+      </w:r>
+    </w:p>
+    <w:p>
+      <w:pPr>
+        <w:numPr>
+          <w:ilvl w:val="1"/>
+          <w:numId w:val="1032"/>
+        </w:numPr>
+        <w:pStyle w:val="Compact"/>
+      </w:pPr>
+      <w:r>
+        <w:t xml:space="preserve">Key Projection (k_proj)</w:t>
+      </w:r>
+    </w:p>
+    <w:p>
+      <w:pPr>
+        <w:numPr>
+          <w:ilvl w:val="1"/>
+          <w:numId w:val="1032"/>
+        </w:numPr>
+        <w:pStyle w:val="Compact"/>
+      </w:pPr>
+      <w:r>
+        <w:t xml:space="preserve">Value Projection (v_proj)</w:t>
+      </w:r>
+    </w:p>
+    <w:p>
+      <w:pPr>
+        <w:numPr>
+          <w:ilvl w:val="1"/>
+          <w:numId w:val="1032"/>
+        </w:numPr>
+        <w:pStyle w:val="Compact"/>
+      </w:pPr>
+      <w:r>
+        <w:t xml:space="preserve">Output Projection (o_proj)</w:t>
+      </w:r>
+    </w:p>
+    <w:p>
+      <w:pPr>
+        <w:numPr>
+          <w:ilvl w:val="0"/>
           <w:numId w:val="1031"/>
-        </w:numPr>
-        <w:pStyle w:val="Compact"/>
-      </w:pPr>
-      <w:r>
-        <w:t xml:space="preserve">Query Projection (q_proj)</w:t>
-      </w:r>
-    </w:p>
-    <w:p>
-      <w:pPr>
-        <w:numPr>
-          <w:ilvl w:val="1"/>
-          <w:numId w:val="1031"/>
-        </w:numPr>
-        <w:pStyle w:val="Compact"/>
-      </w:pPr>
-      <w:r>
-        <w:t xml:space="preserve">Key Projection (k_proj)</w:t>
-      </w:r>
-    </w:p>
-    <w:p>
-      <w:pPr>
-        <w:numPr>
-          <w:ilvl w:val="1"/>
-          <w:numId w:val="1031"/>
-        </w:numPr>
-        <w:pStyle w:val="Compact"/>
-      </w:pPr>
-      <w:r>
-        <w:t xml:space="preserve">Value Projection (v_proj)</w:t>
-      </w:r>
-    </w:p>
-    <w:p>
-      <w:pPr>
-        <w:numPr>
-          <w:ilvl w:val="1"/>
-          <w:numId w:val="1031"/>
-        </w:numPr>
-        <w:pStyle w:val="Compact"/>
-      </w:pPr>
-      <w:r>
-        <w:t xml:space="preserve">Output Projection (o_proj)</w:t>
-      </w:r>
-    </w:p>
-    <w:p>
-      <w:pPr>
-        <w:numPr>
-          <w:ilvl w:val="0"/>
-          <w:numId w:val="1030"/>
         </w:numPr>
         <w:pStyle w:val="Compact"/>
       </w:pPr>
@@ -1982,7 +3152,7 @@
       <w:pPr>
         <w:numPr>
           <w:ilvl w:val="1"/>
-          <w:numId w:val="1032"/>
+          <w:numId w:val="1033"/>
         </w:numPr>
         <w:pStyle w:val="Compact"/>
       </w:pPr>
@@ -1994,7 +3164,7 @@
       <w:pPr>
         <w:numPr>
           <w:ilvl w:val="1"/>
-          <w:numId w:val="1032"/>
+          <w:numId w:val="1033"/>
         </w:numPr>
         <w:pStyle w:val="Compact"/>
       </w:pPr>
@@ -2006,7 +3176,7 @@
       <w:pPr>
         <w:numPr>
           <w:ilvl w:val="1"/>
-          <w:numId w:val="1032"/>
+          <w:numId w:val="1033"/>
         </w:numPr>
         <w:pStyle w:val="Compact"/>
       </w:pPr>
@@ -2018,7 +3188,7 @@
       <w:pPr>
         <w:numPr>
           <w:ilvl w:val="0"/>
-          <w:numId w:val="1030"/>
+          <w:numId w:val="1031"/>
         </w:numPr>
         <w:pStyle w:val="Compact"/>
       </w:pPr>
@@ -2034,7 +3204,7 @@
       <w:pPr>
         <w:numPr>
           <w:ilvl w:val="1"/>
-          <w:numId w:val="1033"/>
+          <w:numId w:val="1034"/>
         </w:numPr>
         <w:pStyle w:val="Compact"/>
       </w:pPr>
@@ -2046,7 +3216,7 @@
       <w:pPr>
         <w:numPr>
           <w:ilvl w:val="1"/>
-          <w:numId w:val="1033"/>
+          <w:numId w:val="1034"/>
         </w:numPr>
         <w:pStyle w:val="Compact"/>
       </w:pPr>
@@ -2352,9 +3522,9 @@
         <w:t xml:space="preserve">)</w:t>
       </w:r>
     </w:p>
-    <w:bookmarkEnd w:id="44"/>
-    <w:bookmarkEnd w:id="45"/>
-    <w:bookmarkStart w:id="46" w:name="training-process"/>
+    <w:bookmarkEnd w:id="63"/>
+    <w:bookmarkEnd w:id="64"/>
+    <w:bookmarkStart w:id="65" w:name="training-process"/>
     <w:p>
       <w:pPr>
         <w:pStyle w:val="Heading3"/>
@@ -2375,7 +3545,7 @@
       <w:pPr>
         <w:numPr>
           <w:ilvl w:val="0"/>
-          <w:numId w:val="1034"/>
+          <w:numId w:val="1035"/>
         </w:numPr>
       </w:pPr>
       <w:r>
@@ -2390,55 +3560,55 @@
       <w:pPr>
         <w:numPr>
           <w:ilvl w:val="1"/>
+          <w:numId w:val="1036"/>
+        </w:numPr>
+        <w:pStyle w:val="Compact"/>
+      </w:pPr>
+      <w:r>
+        <w:t xml:space="preserve">Batch Size: 2 with gradient accumulation steps of 8</w:t>
+      </w:r>
+    </w:p>
+    <w:p>
+      <w:pPr>
+        <w:numPr>
+          <w:ilvl w:val="1"/>
+          <w:numId w:val="1036"/>
+        </w:numPr>
+        <w:pStyle w:val="Compact"/>
+      </w:pPr>
+      <w:r>
+        <w:t xml:space="preserve">Learning Rate: 5e-5 (main parameters), 1e-5 (embedding layers)</w:t>
+      </w:r>
+    </w:p>
+    <w:p>
+      <w:pPr>
+        <w:numPr>
+          <w:ilvl w:val="1"/>
+          <w:numId w:val="1036"/>
+        </w:numPr>
+        <w:pStyle w:val="Compact"/>
+      </w:pPr>
+      <w:r>
+        <w:t xml:space="preserve">Warmup Ratio: 0.1</w:t>
+      </w:r>
+    </w:p>
+    <w:p>
+      <w:pPr>
+        <w:numPr>
+          <w:ilvl w:val="1"/>
+          <w:numId w:val="1036"/>
+        </w:numPr>
+        <w:pStyle w:val="Compact"/>
+      </w:pPr>
+      <w:r>
+        <w:t xml:space="preserve">Training Epochs: 1 per dataset</w:t>
+      </w:r>
+    </w:p>
+    <w:p>
+      <w:pPr>
+        <w:numPr>
+          <w:ilvl w:val="0"/>
           <w:numId w:val="1035"/>
-        </w:numPr>
-        <w:pStyle w:val="Compact"/>
-      </w:pPr>
-      <w:r>
-        <w:t xml:space="preserve">Batch Size: 2 with gradient accumulation steps of 8</w:t>
-      </w:r>
-    </w:p>
-    <w:p>
-      <w:pPr>
-        <w:numPr>
-          <w:ilvl w:val="1"/>
-          <w:numId w:val="1035"/>
-        </w:numPr>
-        <w:pStyle w:val="Compact"/>
-      </w:pPr>
-      <w:r>
-        <w:t xml:space="preserve">Learning Rate: 5e-5 (main parameters), 1e-5 (embedding layers)</w:t>
-      </w:r>
-    </w:p>
-    <w:p>
-      <w:pPr>
-        <w:numPr>
-          <w:ilvl w:val="1"/>
-          <w:numId w:val="1035"/>
-        </w:numPr>
-        <w:pStyle w:val="Compact"/>
-      </w:pPr>
-      <w:r>
-        <w:t xml:space="preserve">Warmup Ratio: 0.1</w:t>
-      </w:r>
-    </w:p>
-    <w:p>
-      <w:pPr>
-        <w:numPr>
-          <w:ilvl w:val="1"/>
-          <w:numId w:val="1035"/>
-        </w:numPr>
-        <w:pStyle w:val="Compact"/>
-      </w:pPr>
-      <w:r>
-        <w:t xml:space="preserve">Training Epochs: 1 per dataset</w:t>
-      </w:r>
-    </w:p>
-    <w:p>
-      <w:pPr>
-        <w:numPr>
-          <w:ilvl w:val="0"/>
-          <w:numId w:val="1034"/>
         </w:numPr>
       </w:pPr>
       <w:r>
@@ -2536,7 +3706,7 @@
       <w:pPr>
         <w:numPr>
           <w:ilvl w:val="0"/>
-          <w:numId w:val="1034"/>
+          <w:numId w:val="1035"/>
         </w:numPr>
       </w:pPr>
       <w:r>
@@ -2969,8 +4139,8 @@
         <w:t xml:space="preserve">This configuration was chosen based on empirical testing and resource constraints, providing an optimal balance between training efficiency and model performance.</w:t>
       </w:r>
     </w:p>
-    <w:bookmarkEnd w:id="46"/>
-    <w:bookmarkStart w:id="49" w:name="multi-adapter-architecture"/>
+    <w:bookmarkEnd w:id="65"/>
+    <w:bookmarkStart w:id="74" w:name="multi-adapter-architecture"/>
     <w:p>
       <w:pPr>
         <w:pStyle w:val="Heading3"/>
@@ -2984,10 +4154,124 @@
         <w:pStyle w:val="FirstParagraph"/>
       </w:pPr>
       <w:r>
+        <w:drawing>
+          <wp:inline>
+            <wp:extent cx="5334000" cy="2618082"/>
+            <wp:effectExtent b="0" l="0" r="0" t="0"/>
+            <wp:docPr descr="Alpaca Prompt Format" title="" id="67" name="Picture"/>
+            <a:graphic>
+              <a:graphicData uri="http://schemas.openxmlformats.org/drawingml/2006/picture">
+                <pic:pic>
+                  <pic:nvPicPr>
+                    <pic:cNvPr descr="./images/alpaca_prompt_format.png" id="68" name="Picture"/>
+                    <pic:cNvPicPr>
+                      <a:picLocks noChangeArrowheads="1" noChangeAspect="1"/>
+                    </pic:cNvPicPr>
+                  </pic:nvPicPr>
+                  <pic:blipFill>
+                    <a:blip r:embed="rId66"/>
+                    <a:stretch>
+                      <a:fillRect/>
+                    </a:stretch>
+                  </pic:blipFill>
+                  <pic:spPr bwMode="auto">
+                    <a:xfrm>
+                      <a:off x="0" y="0"/>
+                      <a:ext cx="5334000" cy="2618082"/>
+                    </a:xfrm>
+                    <a:prstGeom prst="rect">
+                      <a:avLst/>
+                    </a:prstGeom>
+                    <a:noFill/>
+                    <a:ln w="9525">
+                      <a:noFill/>
+                      <a:headEnd/>
+                      <a:tailEnd/>
+                    </a:ln>
+                  </pic:spPr>
+                </pic:pic>
+              </a:graphicData>
+            </a:graphic>
+          </wp:inline>
+        </w:drawing>
+      </w:r>
+      <w:r>
+        <w:t xml:space="preserve"> </w:t>
+      </w:r>
+      <w:r>
+        <w:rPr>
+          <w:iCs/>
+          <w:i/>
+        </w:rPr>
+        <w:t xml:space="preserve">Figure 7: Standard Alpaca prompt format for model training</w:t>
+      </w:r>
+    </w:p>
+    <w:p>
+      <w:pPr>
+        <w:pStyle w:val="BodyText"/>
+      </w:pPr>
+      <w:r>
+        <w:drawing>
+          <wp:inline>
+            <wp:extent cx="5334000" cy="2618082"/>
+            <wp:effectExtent b="0" l="0" r="0" t="0"/>
+            <wp:docPr descr="Alpaca Singlish Format" title="" id="70" name="Picture"/>
+            <a:graphic>
+              <a:graphicData uri="http://schemas.openxmlformats.org/drawingml/2006/picture">
+                <pic:pic>
+                  <pic:nvPicPr>
+                    <pic:cNvPr descr="./images/alpaca_singlish_prompt_format.png" id="71" name="Picture"/>
+                    <pic:cNvPicPr>
+                      <a:picLocks noChangeArrowheads="1" noChangeAspect="1"/>
+                    </pic:cNvPicPr>
+                  </pic:nvPicPr>
+                  <pic:blipFill>
+                    <a:blip r:embed="rId69"/>
+                    <a:stretch>
+                      <a:fillRect/>
+                    </a:stretch>
+                  </pic:blipFill>
+                  <pic:spPr bwMode="auto">
+                    <a:xfrm>
+                      <a:off x="0" y="0"/>
+                      <a:ext cx="5334000" cy="2618082"/>
+                    </a:xfrm>
+                    <a:prstGeom prst="rect">
+                      <a:avLst/>
+                    </a:prstGeom>
+                    <a:noFill/>
+                    <a:ln w="9525">
+                      <a:noFill/>
+                      <a:headEnd/>
+                      <a:tailEnd/>
+                    </a:ln>
+                  </pic:spPr>
+                </pic:pic>
+              </a:graphicData>
+            </a:graphic>
+          </wp:inline>
+        </w:drawing>
+      </w:r>
+      <w:r>
+        <w:t xml:space="preserve"> </w:t>
+      </w:r>
+      <w:r>
+        <w:rPr>
+          <w:iCs/>
+          <w:i/>
+        </w:rPr>
+        <w:t xml:space="preserve">Figure 8: Adapted Alpaca prompt format for Singlish training</w:t>
+      </w:r>
+    </w:p>
+    <w:p>
+      <w:pPr>
+        <w:pStyle w:val="BodyText"/>
+      </w:pPr>
+      <w:r>
         <w:t xml:space="preserve">A key innovation in our implementation is the use of multiple LoRA adapters, each specialized for different aspects of Singlish language processing. This approach provides several advantages:</w:t>
       </w:r>
     </w:p>
-    <w:bookmarkStart w:id="47" w:name="adapter-specialization"/>
+    <w:bookmarkStart w:id="72" w:name="adapter-specialization"/>
     <w:p>
       <w:pPr>
         <w:pStyle w:val="Heading4"/>
@@ -3008,7 +4292,7 @@
       <w:pPr>
         <w:numPr>
           <w:ilvl w:val="0"/>
-          <w:numId w:val="1036"/>
+          <w:numId w:val="1037"/>
         </w:numPr>
       </w:pPr>
       <w:r>
@@ -3418,7 +4702,7 @@
       <w:pPr>
         <w:numPr>
           <w:ilvl w:val="0"/>
-          <w:numId w:val="1036"/>
+          <w:numId w:val="1037"/>
         </w:numPr>
       </w:pPr>
       <w:r>
@@ -3510,8 +4794,8 @@
         <w:t xml:space="preserve">"""</w:t>
       </w:r>
     </w:p>
-    <w:bookmarkEnd w:id="47"/>
-    <w:bookmarkStart w:id="48" w:name="training-strategy"/>
+    <w:bookmarkEnd w:id="72"/>
+    <w:bookmarkStart w:id="73" w:name="training-strategy"/>
     <w:p>
       <w:pPr>
         <w:pStyle w:val="Heading4"/>
@@ -3532,7 +4816,7 @@
       <w:pPr>
         <w:numPr>
           <w:ilvl w:val="0"/>
-          <w:numId w:val="1037"/>
+          <w:numId w:val="1038"/>
         </w:numPr>
         <w:pStyle w:val="Compact"/>
       </w:pPr>
@@ -3548,43 +4832,43 @@
       <w:pPr>
         <w:numPr>
           <w:ilvl w:val="1"/>
+          <w:numId w:val="1039"/>
+        </w:numPr>
+        <w:pStyle w:val="Compact"/>
+      </w:pPr>
+      <w:r>
+        <w:t xml:space="preserve">Primary focus on Singlish text generation</w:t>
+      </w:r>
+    </w:p>
+    <w:p>
+      <w:pPr>
+        <w:numPr>
+          <w:ilvl w:val="1"/>
+          <w:numId w:val="1039"/>
+        </w:numPr>
+        <w:pStyle w:val="Compact"/>
+      </w:pPr>
+      <w:r>
+        <w:t xml:space="preserve">Training on 80 million examples</w:t>
+      </w:r>
+    </w:p>
+    <w:p>
+      <w:pPr>
+        <w:numPr>
+          <w:ilvl w:val="1"/>
+          <w:numId w:val="1039"/>
+        </w:numPr>
+        <w:pStyle w:val="Compact"/>
+      </w:pPr>
+      <w:r>
+        <w:t xml:space="preserve">Emphasis on linguistic structure and coherence</w:t>
+      </w:r>
+    </w:p>
+    <w:p>
+      <w:pPr>
+        <w:numPr>
+          <w:ilvl w:val="0"/>
           <w:numId w:val="1038"/>
-        </w:numPr>
-        <w:pStyle w:val="Compact"/>
-      </w:pPr>
-      <w:r>
-        <w:t xml:space="preserve">Primary focus on Singlish text generation</w:t>
-      </w:r>
-    </w:p>
-    <w:p>
-      <w:pPr>
-        <w:numPr>
-          <w:ilvl w:val="1"/>
-          <w:numId w:val="1038"/>
-        </w:numPr>
-        <w:pStyle w:val="Compact"/>
-      </w:pPr>
-      <w:r>
-        <w:t xml:space="preserve">Training on 80 million examples</w:t>
-      </w:r>
-    </w:p>
-    <w:p>
-      <w:pPr>
-        <w:numPr>
-          <w:ilvl w:val="1"/>
-          <w:numId w:val="1038"/>
-        </w:numPr>
-        <w:pStyle w:val="Compact"/>
-      </w:pPr>
-      <w:r>
-        <w:t xml:space="preserve">Emphasis on linguistic structure and coherence</w:t>
-      </w:r>
-    </w:p>
-    <w:p>
-      <w:pPr>
-        <w:numPr>
-          <w:ilvl w:val="0"/>
-          <w:numId w:val="1037"/>
         </w:numPr>
         <w:pStyle w:val="Compact"/>
       </w:pPr>
@@ -3600,7 +4884,7 @@
       <w:pPr>
         <w:numPr>
           <w:ilvl w:val="1"/>
-          <w:numId w:val="1039"/>
+          <w:numId w:val="1040"/>
         </w:numPr>
         <w:pStyle w:val="Compact"/>
       </w:pPr>
@@ -3612,7 +4896,7 @@
       <w:pPr>
         <w:numPr>
           <w:ilvl w:val="1"/>
-          <w:numId w:val="1039"/>
+          <w:numId w:val="1040"/>
         </w:numPr>
         <w:pStyle w:val="Compact"/>
       </w:pPr>
@@ -3624,7 +4908,7 @@
       <w:pPr>
         <w:numPr>
           <w:ilvl w:val="1"/>
-          <w:numId w:val="1039"/>
+          <w:numId w:val="1040"/>
         </w:numPr>
         <w:pStyle w:val="Compact"/>
       </w:pPr>
@@ -3632,9 +4916,9 @@
         <w:t xml:space="preserve">Focus on maintaining semantic equivalence</w:t>
       </w:r>
     </w:p>
-    <w:bookmarkEnd w:id="48"/>
-    <w:bookmarkEnd w:id="49"/>
-    <w:bookmarkStart w:id="53" w:name="dataset-processing-pipeline"/>
+    <w:bookmarkEnd w:id="73"/>
+    <w:bookmarkEnd w:id="74"/>
+    <w:bookmarkStart w:id="78" w:name="dataset-processing-pipeline"/>
     <w:p>
       <w:pPr>
         <w:pStyle w:val="Heading3"/>
@@ -3651,7 +4935,7 @@
         <w:t xml:space="preserve">Our implementation includes sophisticated data processing pipelines for different types of training data:</w:t>
       </w:r>
     </w:p>
-    <w:bookmarkStart w:id="50" w:name="general-text-processing"/>
+    <w:bookmarkStart w:id="75" w:name="general-text-processing"/>
     <w:p>
       <w:pPr>
         <w:pStyle w:val="Heading4"/>
@@ -3877,8 +5161,8 @@
         <w:t xml:space="preserve">- Sequence termination</w:t>
       </w:r>
     </w:p>
-    <w:bookmarkEnd w:id="50"/>
-    <w:bookmarkStart w:id="51" w:name="wikipedia-article-processing"/>
+    <w:bookmarkEnd w:id="75"/>
+    <w:bookmarkStart w:id="76" w:name="wikipedia-article-processing"/>
     <w:p>
       <w:pPr>
         <w:pStyle w:val="Heading4"/>
@@ -3981,8 +5265,8 @@
         <w:t xml:space="preserve">- Maintaining article formatting</w:t>
       </w:r>
     </w:p>
-    <w:bookmarkEnd w:id="51"/>
-    <w:bookmarkStart w:id="52" w:name="translation-pair-processing"/>
+    <w:bookmarkEnd w:id="76"/>
+    <w:bookmarkStart w:id="77" w:name="translation-pair-processing"/>
     <w:p>
       <w:pPr>
         <w:pStyle w:val="Heading4"/>
@@ -4253,9 +5537,9 @@
         <w:t xml:space="preserve">- Translation context preservation</w:t>
       </w:r>
     </w:p>
-    <w:bookmarkEnd w:id="52"/>
-    <w:bookmarkEnd w:id="53"/>
-    <w:bookmarkStart w:id="55" w:name="training-configuration"/>
+    <w:bookmarkEnd w:id="77"/>
+    <w:bookmarkEnd w:id="78"/>
+    <w:bookmarkStart w:id="80" w:name="training-configuration"/>
     <w:p>
       <w:pPr>
         <w:pStyle w:val="Heading3"/>
@@ -4272,7 +5556,7 @@
         <w:t xml:space="preserve">The training process uses carefully tuned parameters for optimal performance:</w:t>
       </w:r>
     </w:p>
-    <w:bookmarkStart w:id="54" w:name="base-configuration"/>
+    <w:bookmarkStart w:id="79" w:name="base-configuration"/>
     <w:p>
       <w:pPr>
         <w:pStyle w:val="Heading4"/>
@@ -4703,7 +5987,7 @@
       <w:pPr>
         <w:numPr>
           <w:ilvl w:val="0"/>
-          <w:numId w:val="1040"/>
+          <w:numId w:val="1041"/>
         </w:numPr>
         <w:pStyle w:val="Compact"/>
       </w:pPr>
@@ -4719,43 +6003,43 @@
       <w:pPr>
         <w:numPr>
           <w:ilvl w:val="1"/>
+          <w:numId w:val="1042"/>
+        </w:numPr>
+        <w:pStyle w:val="Compact"/>
+      </w:pPr>
+      <w:r>
+        <w:t xml:space="preserve">Small batch size (2) with gradient accumulation</w:t>
+      </w:r>
+    </w:p>
+    <w:p>
+      <w:pPr>
+        <w:numPr>
+          <w:ilvl w:val="1"/>
+          <w:numId w:val="1042"/>
+        </w:numPr>
+        <w:pStyle w:val="Compact"/>
+      </w:pPr>
+      <w:r>
+        <w:t xml:space="preserve">Efficient memory usage while maintaining stability</w:t>
+      </w:r>
+    </w:p>
+    <w:p>
+      <w:pPr>
+        <w:numPr>
+          <w:ilvl w:val="1"/>
+          <w:numId w:val="1042"/>
+        </w:numPr>
+        <w:pStyle w:val="Compact"/>
+      </w:pPr>
+      <w:r>
+        <w:t xml:space="preserve">Dynamic precision based on hardware capabilities</w:t>
+      </w:r>
+    </w:p>
+    <w:p>
+      <w:pPr>
+        <w:numPr>
+          <w:ilvl w:val="0"/>
           <w:numId w:val="1041"/>
-        </w:numPr>
-        <w:pStyle w:val="Compact"/>
-      </w:pPr>
-      <w:r>
-        <w:t xml:space="preserve">Small batch size (2) with gradient accumulation</w:t>
-      </w:r>
-    </w:p>
-    <w:p>
-      <w:pPr>
-        <w:numPr>
-          <w:ilvl w:val="1"/>
-          <w:numId w:val="1041"/>
-        </w:numPr>
-        <w:pStyle w:val="Compact"/>
-      </w:pPr>
-      <w:r>
-        <w:t xml:space="preserve">Efficient memory usage while maintaining stability</w:t>
-      </w:r>
-    </w:p>
-    <w:p>
-      <w:pPr>
-        <w:numPr>
-          <w:ilvl w:val="1"/>
-          <w:numId w:val="1041"/>
-        </w:numPr>
-        <w:pStyle w:val="Compact"/>
-      </w:pPr>
-      <w:r>
-        <w:t xml:space="preserve">Dynamic precision based on hardware capabilities</w:t>
-      </w:r>
-    </w:p>
-    <w:p>
-      <w:pPr>
-        <w:numPr>
-          <w:ilvl w:val="0"/>
-          <w:numId w:val="1040"/>
         </w:numPr>
         <w:pStyle w:val="Compact"/>
       </w:pPr>
@@ -4771,7 +6055,7 @@
       <w:pPr>
         <w:numPr>
           <w:ilvl w:val="1"/>
-          <w:numId w:val="1042"/>
+          <w:numId w:val="1043"/>
         </w:numPr>
         <w:pStyle w:val="Compact"/>
       </w:pPr>
@@ -4783,7 +6067,7 @@
       <w:pPr>
         <w:numPr>
           <w:ilvl w:val="1"/>
-          <w:numId w:val="1042"/>
+          <w:numId w:val="1043"/>
         </w:numPr>
         <w:pStyle w:val="Compact"/>
       </w:pPr>
@@ -4795,7 +6079,7 @@
       <w:pPr>
         <w:numPr>
           <w:ilvl w:val="1"/>
-          <w:numId w:val="1042"/>
+          <w:numId w:val="1043"/>
         </w:numPr>
         <w:pStyle w:val="Compact"/>
       </w:pPr>
@@ -4807,7 +6091,7 @@
       <w:pPr>
         <w:numPr>
           <w:ilvl w:val="0"/>
-          <w:numId w:val="1040"/>
+          <w:numId w:val="1041"/>
         </w:numPr>
         <w:pStyle w:val="Compact"/>
       </w:pPr>
@@ -4823,7 +6107,7 @@
       <w:pPr>
         <w:numPr>
           <w:ilvl w:val="1"/>
-          <w:numId w:val="1043"/>
+          <w:numId w:val="1044"/>
         </w:numPr>
         <w:pStyle w:val="Compact"/>
       </w:pPr>
@@ -4835,7 +6119,7 @@
       <w:pPr>
         <w:numPr>
           <w:ilvl w:val="1"/>
-          <w:numId w:val="1043"/>
+          <w:numId w:val="1044"/>
         </w:numPr>
         <w:pStyle w:val="Compact"/>
       </w:pPr>
@@ -4847,7 +6131,7 @@
       <w:pPr>
         <w:numPr>
           <w:ilvl w:val="1"/>
-          <w:numId w:val="1043"/>
+          <w:numId w:val="1044"/>
         </w:numPr>
         <w:pStyle w:val="Compact"/>
       </w:pPr>
@@ -4855,9 +6139,9 @@
         <w:t xml:space="preserve">Gradient checkpointing for memory management</w:t>
       </w:r>
     </w:p>
-    <w:bookmarkEnd w:id="54"/>
-    <w:bookmarkEnd w:id="55"/>
-    <w:bookmarkStart w:id="60" w:name="implementation-challenges-and-solutions"/>
+    <w:bookmarkEnd w:id="79"/>
+    <w:bookmarkEnd w:id="80"/>
+    <w:bookmarkStart w:id="85" w:name="implementation-challenges-and-solutions"/>
     <w:p>
       <w:pPr>
         <w:pStyle w:val="Heading3"/>
@@ -4874,7 +6158,7 @@
         <w:t xml:space="preserve">During the development of our Singlish language model, we encountered several significant challenges that required innovative solutions. This section details our approach to overcoming these obstacles while maintaining both technical efficiency and cultural authenticity.</w:t>
       </w:r>
     </w:p>
-    <w:bookmarkStart w:id="56" w:name="memory-management-challenges"/>
+    <w:bookmarkStart w:id="81" w:name="memory-management-challenges"/>
     <w:p>
       <w:pPr>
         <w:pStyle w:val="Heading4"/>
@@ -4895,7 +6179,7 @@
       <w:pPr>
         <w:numPr>
           <w:ilvl w:val="0"/>
-          <w:numId w:val="1044"/>
+          <w:numId w:val="1045"/>
         </w:numPr>
       </w:pPr>
       <w:r>
@@ -5078,7 +6362,7 @@
       <w:pPr>
         <w:numPr>
           <w:ilvl w:val="0"/>
-          <w:numId w:val="1044"/>
+          <w:numId w:val="1045"/>
         </w:numPr>
       </w:pPr>
       <w:r>
@@ -5093,7 +6377,7 @@
       <w:pPr>
         <w:numPr>
           <w:ilvl w:val="1"/>
-          <w:numId w:val="1045"/>
+          <w:numId w:val="1046"/>
         </w:numPr>
         <w:pStyle w:val="Compact"/>
       </w:pPr>
@@ -5105,7 +6389,7 @@
       <w:pPr>
         <w:numPr>
           <w:ilvl w:val="1"/>
-          <w:numId w:val="1045"/>
+          <w:numId w:val="1046"/>
         </w:numPr>
         <w:pStyle w:val="Compact"/>
       </w:pPr>
@@ -5117,7 +6401,7 @@
       <w:pPr>
         <w:numPr>
           <w:ilvl w:val="1"/>
-          <w:numId w:val="1045"/>
+          <w:numId w:val="1046"/>
         </w:numPr>
         <w:pStyle w:val="Compact"/>
       </w:pPr>
@@ -5125,8 +6409,8 @@
         <w:t xml:space="preserve">Maintained training stability with reduced memory footprint</w:t>
       </w:r>
     </w:p>
-    <w:bookmarkEnd w:id="56"/>
-    <w:bookmarkStart w:id="57" w:name="cultural-context-preservation"/>
+    <w:bookmarkEnd w:id="81"/>
+    <w:bookmarkStart w:id="82" w:name="cultural-context-preservation"/>
     <w:p>
       <w:pPr>
         <w:pStyle w:val="Heading4"/>
@@ -5147,7 +6431,7 @@
       <w:pPr>
         <w:numPr>
           <w:ilvl w:val="0"/>
-          <w:numId w:val="1046"/>
+          <w:numId w:val="1047"/>
         </w:numPr>
       </w:pPr>
       <w:r>
@@ -5261,7 +6545,7 @@
       <w:pPr>
         <w:numPr>
           <w:ilvl w:val="0"/>
-          <w:numId w:val="1046"/>
+          <w:numId w:val="1047"/>
         </w:numPr>
       </w:pPr>
       <w:r>
@@ -5276,7 +6560,7 @@
       <w:pPr>
         <w:numPr>
           <w:ilvl w:val="1"/>
-          <w:numId w:val="1047"/>
+          <w:numId w:val="1048"/>
         </w:numPr>
         <w:pStyle w:val="Compact"/>
       </w:pPr>
@@ -5288,7 +6572,7 @@
       <w:pPr>
         <w:numPr>
           <w:ilvl w:val="1"/>
-          <w:numId w:val="1047"/>
+          <w:numId w:val="1048"/>
         </w:numPr>
         <w:pStyle w:val="Compact"/>
       </w:pPr>
@@ -5300,7 +6584,7 @@
       <w:pPr>
         <w:numPr>
           <w:ilvl w:val="1"/>
-          <w:numId w:val="1047"/>
+          <w:numId w:val="1048"/>
         </w:numPr>
         <w:pStyle w:val="Compact"/>
       </w:pPr>
@@ -5308,8 +6592,8 @@
         <w:t xml:space="preserve">Preserved semantic meaning across languages</w:t>
       </w:r>
     </w:p>
-    <w:bookmarkEnd w:id="57"/>
-    <w:bookmarkStart w:id="58" w:name="training-optimization-1"/>
+    <w:bookmarkEnd w:id="82"/>
+    <w:bookmarkStart w:id="83" w:name="training-optimization-1"/>
     <w:p>
       <w:pPr>
         <w:pStyle w:val="Heading4"/>
@@ -5330,7 +6614,7 @@
       <w:pPr>
         <w:numPr>
           <w:ilvl w:val="0"/>
-          <w:numId w:val="1048"/>
+          <w:numId w:val="1049"/>
         </w:numPr>
       </w:pPr>
       <w:r>
@@ -5507,7 +6791,7 @@
       <w:pPr>
         <w:numPr>
           <w:ilvl w:val="0"/>
-          <w:numId w:val="1048"/>
+          <w:numId w:val="1049"/>
         </w:numPr>
       </w:pPr>
       <w:r>
@@ -5522,7 +6806,7 @@
       <w:pPr>
         <w:numPr>
           <w:ilvl w:val="1"/>
-          <w:numId w:val="1049"/>
+          <w:numId w:val="1050"/>
         </w:numPr>
         <w:pStyle w:val="Compact"/>
       </w:pPr>
@@ -5534,7 +6818,7 @@
       <w:pPr>
         <w:numPr>
           <w:ilvl w:val="1"/>
-          <w:numId w:val="1049"/>
+          <w:numId w:val="1050"/>
         </w:numPr>
         <w:pStyle w:val="Compact"/>
       </w:pPr>
@@ -5546,7 +6830,7 @@
       <w:pPr>
         <w:numPr>
           <w:ilvl w:val="1"/>
-          <w:numId w:val="1049"/>
+          <w:numId w:val="1050"/>
         </w:numPr>
         <w:pStyle w:val="Compact"/>
       </w:pPr>
@@ -5554,8 +6838,8 @@
         <w:t xml:space="preserve">Balanced computation and memory trade-offs</w:t>
       </w:r>
     </w:p>
-    <w:bookmarkEnd w:id="58"/>
-    <w:bookmarkStart w:id="59" w:name="data-processing-challenges"/>
+    <w:bookmarkEnd w:id="83"/>
+    <w:bookmarkStart w:id="84" w:name="data-processing-challenges"/>
     <w:p>
       <w:pPr>
         <w:pStyle w:val="Heading4"/>
@@ -5576,7 +6860,7 @@
       <w:pPr>
         <w:numPr>
           <w:ilvl w:val="0"/>
-          <w:numId w:val="1050"/>
+          <w:numId w:val="1051"/>
         </w:numPr>
       </w:pPr>
       <w:r>
@@ -5690,7 +6974,7 @@
       <w:pPr>
         <w:numPr>
           <w:ilvl w:val="0"/>
-          <w:numId w:val="1050"/>
+          <w:numId w:val="1051"/>
         </w:numPr>
       </w:pPr>
       <w:r>
@@ -5705,7 +6989,7 @@
       <w:pPr>
         <w:numPr>
           <w:ilvl w:val="1"/>
-          <w:numId w:val="1051"/>
+          <w:numId w:val="1052"/>
         </w:numPr>
         <w:pStyle w:val="Compact"/>
       </w:pPr>
@@ -5717,7 +7001,7 @@
       <w:pPr>
         <w:numPr>
           <w:ilvl w:val="1"/>
-          <w:numId w:val="1051"/>
+          <w:numId w:val="1052"/>
         </w:numPr>
         <w:pStyle w:val="Compact"/>
       </w:pPr>
@@ -5729,7 +7013,7 @@
       <w:pPr>
         <w:numPr>
           <w:ilvl w:val="1"/>
-          <w:numId w:val="1051"/>
+          <w:numId w:val="1052"/>
         </w:numPr>
         <w:pStyle w:val="Compact"/>
       </w:pPr>
@@ -5745,10 +7029,10 @@
         <w:t xml:space="preserve">These solutions not only addressed immediate technical challenges but also established a foundation for future improvements and adaptations.</w:t>
       </w:r>
     </w:p>
-    <w:bookmarkEnd w:id="59"/>
-    <w:bookmarkEnd w:id="60"/>
-    <w:bookmarkEnd w:id="61"/>
-    <w:bookmarkStart w:id="63" w:name="results-and-discussion"/>
+    <w:bookmarkEnd w:id="84"/>
+    <w:bookmarkEnd w:id="85"/>
+    <w:bookmarkEnd w:id="86"/>
+    <w:bookmarkStart w:id="100" w:name="results-and-discussion"/>
     <w:p>
       <w:pPr>
         <w:pStyle w:val="Heading2"/>
@@ -5762,10 +7046,238 @@
         <w:pStyle w:val="FirstParagraph"/>
       </w:pPr>
       <w:r>
+        <w:drawing>
+          <wp:inline>
+            <wp:extent cx="5334000" cy="4142184"/>
+            <wp:effectExtent b="0" l="0" r="0" t="0"/>
+            <wp:docPr descr="Training Progress" title="" id="88" name="Picture"/>
+            <a:graphic>
+              <a:graphicData uri="http://schemas.openxmlformats.org/drawingml/2006/picture">
+                <pic:pic>
+                  <pic:nvPicPr>
+                    <pic:cNvPr descr="./images/training_progress_and_convergence.png" id="89" name="Picture"/>
+                    <pic:cNvPicPr>
+                      <a:picLocks noChangeArrowheads="1" noChangeAspect="1"/>
+                    </pic:cNvPicPr>
+                  </pic:nvPicPr>
+                  <pic:blipFill>
+                    <a:blip r:embed="rId87"/>
+                    <a:stretch>
+                      <a:fillRect/>
+                    </a:stretch>
+                  </pic:blipFill>
+                  <pic:spPr bwMode="auto">
+                    <a:xfrm>
+                      <a:off x="0" y="0"/>
+                      <a:ext cx="5334000" cy="4142184"/>
+                    </a:xfrm>
+                    <a:prstGeom prst="rect">
+                      <a:avLst/>
+                    </a:prstGeom>
+                    <a:noFill/>
+                    <a:ln w="9525">
+                      <a:noFill/>
+                      <a:headEnd/>
+                      <a:tailEnd/>
+                    </a:ln>
+                  </pic:spPr>
+                </pic:pic>
+              </a:graphicData>
+            </a:graphic>
+          </wp:inline>
+        </w:drawing>
+      </w:r>
+      <w:r>
+        <w:t xml:space="preserve"> </w:t>
+      </w:r>
+      <w:r>
+        <w:rPr>
+          <w:iCs/>
+          <w:i/>
+        </w:rPr>
+        <w:t xml:space="preserve">Figure 9: Training progress showing model convergence over time</w:t>
+      </w:r>
+    </w:p>
+    <w:p>
+      <w:pPr>
+        <w:pStyle w:val="BodyText"/>
+      </w:pPr>
+      <w:r>
+        <w:drawing>
+          <wp:inline>
+            <wp:extent cx="5334000" cy="2618082"/>
+            <wp:effectExtent b="0" l="0" r="0" t="0"/>
+            <wp:docPr descr="Basic Singlish Generation" title="" id="91" name="Picture"/>
+            <a:graphic>
+              <a:graphicData uri="http://schemas.openxmlformats.org/drawingml/2006/picture">
+                <pic:pic>
+                  <pic:nvPicPr>
+                    <pic:cNvPr descr="./images/basic_singlish_text_generation.png" id="92" name="Picture"/>
+                    <pic:cNvPicPr>
+                      <a:picLocks noChangeArrowheads="1" noChangeAspect="1"/>
+                    </pic:cNvPicPr>
+                  </pic:nvPicPr>
+                  <pic:blipFill>
+                    <a:blip r:embed="rId90"/>
+                    <a:stretch>
+                      <a:fillRect/>
+                    </a:stretch>
+                  </pic:blipFill>
+                  <pic:spPr bwMode="auto">
+                    <a:xfrm>
+                      <a:off x="0" y="0"/>
+                      <a:ext cx="5334000" cy="2618082"/>
+                    </a:xfrm>
+                    <a:prstGeom prst="rect">
+                      <a:avLst/>
+                    </a:prstGeom>
+                    <a:noFill/>
+                    <a:ln w="9525">
+                      <a:noFill/>
+                      <a:headEnd/>
+                      <a:tailEnd/>
+                    </a:ln>
+                  </pic:spPr>
+                </pic:pic>
+              </a:graphicData>
+            </a:graphic>
+          </wp:inline>
+        </w:drawing>
+      </w:r>
+      <w:r>
+        <w:t xml:space="preserve"> </w:t>
+      </w:r>
+      <w:r>
+        <w:rPr>
+          <w:iCs/>
+          <w:i/>
+        </w:rPr>
+        <w:t xml:space="preserve">Figure 10: Examples of basic Singlish text generation</w:t>
+      </w:r>
+    </w:p>
+    <w:p>
+      <w:pPr>
+        <w:pStyle w:val="BodyText"/>
+      </w:pPr>
+      <w:r>
+        <w:drawing>
+          <wp:inline>
+            <wp:extent cx="5334000" cy="2618082"/>
+            <wp:effectExtent b="0" l="0" r="0" t="0"/>
+            <wp:docPr descr="Advanced Generation" title="" id="94" name="Picture"/>
+            <a:graphic>
+              <a:graphicData uri="http://schemas.openxmlformats.org/drawingml/2006/picture">
+                <pic:pic>
+                  <pic:nvPicPr>
+                    <pic:cNvPr descr="./images/text_generation_after_pretraining.png" id="95" name="Picture"/>
+                    <pic:cNvPicPr>
+                      <a:picLocks noChangeArrowheads="1" noChangeAspect="1"/>
+                    </pic:cNvPicPr>
+                  </pic:nvPicPr>
+                  <pic:blipFill>
+                    <a:blip r:embed="rId93"/>
+                    <a:stretch>
+                      <a:fillRect/>
+                    </a:stretch>
+                  </pic:blipFill>
+                  <pic:spPr bwMode="auto">
+                    <a:xfrm>
+                      <a:off x="0" y="0"/>
+                      <a:ext cx="5334000" cy="2618082"/>
+                    </a:xfrm>
+                    <a:prstGeom prst="rect">
+                      <a:avLst/>
+                    </a:prstGeom>
+                    <a:noFill/>
+                    <a:ln w="9525">
+                      <a:noFill/>
+                      <a:headEnd/>
+                      <a:tailEnd/>
+                    </a:ln>
+                  </pic:spPr>
+                </pic:pic>
+              </a:graphicData>
+            </a:graphic>
+          </wp:inline>
+        </w:drawing>
+      </w:r>
+      <w:r>
+        <w:t xml:space="preserve"> </w:t>
+      </w:r>
+      <w:r>
+        <w:rPr>
+          <w:iCs/>
+          <w:i/>
+        </w:rPr>
+        <w:t xml:space="preserve">Figure 11: Improved text generation after pretraining</w:t>
+      </w:r>
+    </w:p>
+    <w:p>
+      <w:pPr>
+        <w:pStyle w:val="BodyText"/>
+      </w:pPr>
+      <w:r>
+        <w:drawing>
+          <wp:inline>
+            <wp:extent cx="5334000" cy="2618082"/>
+            <wp:effectExtent b="0" l="0" r="0" t="0"/>
+            <wp:docPr descr="Various Topics" title="" id="97" name="Picture"/>
+            <a:graphic>
+              <a:graphicData uri="http://schemas.openxmlformats.org/drawingml/2006/picture">
+                <pic:pic>
+                  <pic:nvPicPr>
+                    <pic:cNvPr descr="./images/text_generation_various_topics.png" id="98" name="Picture"/>
+                    <pic:cNvPicPr>
+                      <a:picLocks noChangeArrowheads="1" noChangeAspect="1"/>
+                    </pic:cNvPicPr>
+                  </pic:nvPicPr>
+                  <pic:blipFill>
+                    <a:blip r:embed="rId96"/>
+                    <a:stretch>
+                      <a:fillRect/>
+                    </a:stretch>
+                  </pic:blipFill>
+                  <pic:spPr bwMode="auto">
+                    <a:xfrm>
+                      <a:off x="0" y="0"/>
+                      <a:ext cx="5334000" cy="2618082"/>
+                    </a:xfrm>
+                    <a:prstGeom prst="rect">
+                      <a:avLst/>
+                    </a:prstGeom>
+                    <a:noFill/>
+                    <a:ln w="9525">
+                      <a:noFill/>
+                      <a:headEnd/>
+                      <a:tailEnd/>
+                    </a:ln>
+                  </pic:spPr>
+                </pic:pic>
+              </a:graphicData>
+            </a:graphic>
+          </wp:inline>
+        </w:drawing>
+      </w:r>
+      <w:r>
+        <w:t xml:space="preserve"> </w:t>
+      </w:r>
+      <w:r>
+        <w:rPr>
+          <w:iCs/>
+          <w:i/>
+        </w:rPr>
+        <w:t xml:space="preserve">Figure 12: Text generation across different topics and contexts</w:t>
+      </w:r>
+    </w:p>
+    <w:p>
+      <w:pPr>
+        <w:pStyle w:val="BodyText"/>
+      </w:pPr>
+      <w:r>
         <w:t xml:space="preserve">The implementation of our Singlish language model yielded remarkable results across multiple dimensions, demonstrating both technical efficiency and linguistic sophistication. This section presents a comprehensive analysis of our findings, supported by empirical data and qualitative observations.</w:t>
       </w:r>
     </w:p>
-    <w:bookmarkStart w:id="62" w:name="Xd381db016663f5bbc93ec7cd64064bed2c6850e"/>
+    <w:bookmarkStart w:id="99" w:name="Xd381db016663f5bbc93ec7cd64064bed2c6850e"/>
     <w:p>
       <w:pPr>
         <w:pStyle w:val="Heading3"/>
@@ -5798,9 +7310,9 @@
         <w:t xml:space="preserve">Through this comprehensive evaluation, we have demonstrated both the technical achievements and practical implications of our implementation. The results suggest that our approach to Singlish language modeling offers a promising foundation for future developments in hybrid language processing.</w:t>
       </w:r>
     </w:p>
-    <w:bookmarkEnd w:id="62"/>
-    <w:bookmarkEnd w:id="63"/>
-    <w:bookmarkStart w:id="71" w:name="conclusions-and-future-work"/>
+    <w:bookmarkEnd w:id="99"/>
+    <w:bookmarkEnd w:id="100"/>
+    <w:bookmarkStart w:id="108" w:name="conclusions-and-future-work"/>
     <w:p>
       <w:pPr>
         <w:pStyle w:val="Heading2"/>
@@ -5809,7 +7321,7 @@
         <w:t xml:space="preserve">5. Conclusions and Future Work</w:t>
       </w:r>
     </w:p>
-    <w:bookmarkStart w:id="64" w:name="technical-achievements"/>
+    <w:bookmarkStart w:id="101" w:name="technical-achievements"/>
     <w:p>
       <w:pPr>
         <w:pStyle w:val="Heading3"/>
@@ -5824,68 +7336,6 @@
       </w:pPr>
       <w:r>
         <w:t xml:space="preserve">This research has demonstrated the feasibility of creating an efficient and culturally aware language model for Singlish. Our implementation achieves several key technical objectives:</w:t>
-      </w:r>
-    </w:p>
-    <w:p>
-      <w:pPr>
-        <w:numPr>
-          <w:ilvl w:val="0"/>
-          <w:numId w:val="1052"/>
-        </w:numPr>
-        <w:pStyle w:val="Compact"/>
-      </w:pPr>
-      <w:r>
-        <w:t xml:space="preserve">Successful adaptation of a large language model for hybrid language processing</w:t>
-      </w:r>
-    </w:p>
-    <w:p>
-      <w:pPr>
-        <w:numPr>
-          <w:ilvl w:val="0"/>
-          <w:numId w:val="1052"/>
-        </w:numPr>
-        <w:pStyle w:val="Compact"/>
-      </w:pPr>
-      <w:r>
-        <w:t xml:space="preserve">Efficient resource utilization through innovative optimization techniques</w:t>
-      </w:r>
-    </w:p>
-    <w:p>
-      <w:pPr>
-        <w:numPr>
-          <w:ilvl w:val="0"/>
-          <w:numId w:val="1052"/>
-        </w:numPr>
-        <w:pStyle w:val="Compact"/>
-      </w:pPr>
-      <w:r>
-        <w:t xml:space="preserve">Effective handling of complex linguistic patterns and cultural context</w:t>
-      </w:r>
-    </w:p>
-    <w:p>
-      <w:pPr>
-        <w:pStyle w:val="FirstParagraph"/>
-      </w:pPr>
-      <w:r>
-        <w:t xml:space="preserve">The multi-adapter architecture proved particularly effective, allowing specialized handling of different aspects of Singlish processing while maintaining computational efficiency.</w:t>
-      </w:r>
-    </w:p>
-    <w:bookmarkEnd w:id="64"/>
-    <w:bookmarkStart w:id="65" w:name="cultural-impact"/>
-    <w:p>
-      <w:pPr>
-        <w:pStyle w:val="Heading3"/>
-      </w:pPr>
-      <w:r>
-        <w:t xml:space="preserve">5.2 Cultural Impact</w:t>
-      </w:r>
-    </w:p>
-    <w:p>
-      <w:pPr>
-        <w:pStyle w:val="FirstParagraph"/>
-      </w:pPr>
-      <w:r>
-        <w:t xml:space="preserve">Beyond the technical achievements, this work has significant implications for cultural preservation:</w:t>
       </w:r>
     </w:p>
     <w:p>
@@ -5897,6 +7347,68 @@
         <w:pStyle w:val="Compact"/>
       </w:pPr>
       <w:r>
+        <w:t xml:space="preserve">Successful adaptation of a large language model for hybrid language processing</w:t>
+      </w:r>
+    </w:p>
+    <w:p>
+      <w:pPr>
+        <w:numPr>
+          <w:ilvl w:val="0"/>
+          <w:numId w:val="1053"/>
+        </w:numPr>
+        <w:pStyle w:val="Compact"/>
+      </w:pPr>
+      <w:r>
+        <w:t xml:space="preserve">Efficient resource utilization through innovative optimization techniques</w:t>
+      </w:r>
+    </w:p>
+    <w:p>
+      <w:pPr>
+        <w:numPr>
+          <w:ilvl w:val="0"/>
+          <w:numId w:val="1053"/>
+        </w:numPr>
+        <w:pStyle w:val="Compact"/>
+      </w:pPr>
+      <w:r>
+        <w:t xml:space="preserve">Effective handling of complex linguistic patterns and cultural context</w:t>
+      </w:r>
+    </w:p>
+    <w:p>
+      <w:pPr>
+        <w:pStyle w:val="FirstParagraph"/>
+      </w:pPr>
+      <w:r>
+        <w:t xml:space="preserve">The multi-adapter architecture proved particularly effective, allowing specialized handling of different aspects of Singlish processing while maintaining computational efficiency.</w:t>
+      </w:r>
+    </w:p>
+    <w:bookmarkEnd w:id="101"/>
+    <w:bookmarkStart w:id="102" w:name="cultural-impact"/>
+    <w:p>
+      <w:pPr>
+        <w:pStyle w:val="Heading3"/>
+      </w:pPr>
+      <w:r>
+        <w:t xml:space="preserve">5.2 Cultural Impact</w:t>
+      </w:r>
+    </w:p>
+    <w:p>
+      <w:pPr>
+        <w:pStyle w:val="FirstParagraph"/>
+      </w:pPr>
+      <w:r>
+        <w:t xml:space="preserve">Beyond the technical achievements, this work has significant implications for cultural preservation:</w:t>
+      </w:r>
+    </w:p>
+    <w:p>
+      <w:pPr>
+        <w:numPr>
+          <w:ilvl w:val="0"/>
+          <w:numId w:val="1054"/>
+        </w:numPr>
+        <w:pStyle w:val="Compact"/>
+      </w:pPr>
+      <w:r>
         <w:rPr>
           <w:bCs/>
           <w:b/>
@@ -5908,43 +7420,43 @@
       <w:pPr>
         <w:numPr>
           <w:ilvl w:val="1"/>
+          <w:numId w:val="1055"/>
+        </w:numPr>
+        <w:pStyle w:val="Compact"/>
+      </w:pPr>
+      <w:r>
+        <w:t xml:space="preserve">Documentation of Singlish patterns and usage</w:t>
+      </w:r>
+    </w:p>
+    <w:p>
+      <w:pPr>
+        <w:numPr>
+          <w:ilvl w:val="1"/>
+          <w:numId w:val="1055"/>
+        </w:numPr>
+        <w:pStyle w:val="Compact"/>
+      </w:pPr>
+      <w:r>
+        <w:t xml:space="preserve">Preservation of cultural expressions and idioms</w:t>
+      </w:r>
+    </w:p>
+    <w:p>
+      <w:pPr>
+        <w:numPr>
+          <w:ilvl w:val="1"/>
+          <w:numId w:val="1055"/>
+        </w:numPr>
+        <w:pStyle w:val="Compact"/>
+      </w:pPr>
+      <w:r>
+        <w:t xml:space="preserve">Creation of digital resources for future study</w:t>
+      </w:r>
+    </w:p>
+    <w:p>
+      <w:pPr>
+        <w:numPr>
+          <w:ilvl w:val="0"/>
           <w:numId w:val="1054"/>
-        </w:numPr>
-        <w:pStyle w:val="Compact"/>
-      </w:pPr>
-      <w:r>
-        <w:t xml:space="preserve">Documentation of Singlish patterns and usage</w:t>
-      </w:r>
-    </w:p>
-    <w:p>
-      <w:pPr>
-        <w:numPr>
-          <w:ilvl w:val="1"/>
-          <w:numId w:val="1054"/>
-        </w:numPr>
-        <w:pStyle w:val="Compact"/>
-      </w:pPr>
-      <w:r>
-        <w:t xml:space="preserve">Preservation of cultural expressions and idioms</w:t>
-      </w:r>
-    </w:p>
-    <w:p>
-      <w:pPr>
-        <w:numPr>
-          <w:ilvl w:val="1"/>
-          <w:numId w:val="1054"/>
-        </w:numPr>
-        <w:pStyle w:val="Compact"/>
-      </w:pPr>
-      <w:r>
-        <w:t xml:space="preserve">Creation of digital resources for future study</w:t>
-      </w:r>
-    </w:p>
-    <w:p>
-      <w:pPr>
-        <w:numPr>
-          <w:ilvl w:val="0"/>
-          <w:numId w:val="1053"/>
         </w:numPr>
         <w:pStyle w:val="Compact"/>
       </w:pPr>
@@ -5960,7 +7472,7 @@
       <w:pPr>
         <w:numPr>
           <w:ilvl w:val="1"/>
-          <w:numId w:val="1055"/>
+          <w:numId w:val="1056"/>
         </w:numPr>
         <w:pStyle w:val="Compact"/>
       </w:pPr>
@@ -5972,7 +7484,7 @@
       <w:pPr>
         <w:numPr>
           <w:ilvl w:val="1"/>
-          <w:numId w:val="1055"/>
+          <w:numId w:val="1056"/>
         </w:numPr>
         <w:pStyle w:val="Compact"/>
       </w:pPr>
@@ -5984,7 +7496,7 @@
       <w:pPr>
         <w:numPr>
           <w:ilvl w:val="1"/>
-          <w:numId w:val="1055"/>
+          <w:numId w:val="1056"/>
         </w:numPr>
         <w:pStyle w:val="Compact"/>
       </w:pPr>
@@ -5996,7 +7508,7 @@
       <w:pPr>
         <w:numPr>
           <w:ilvl w:val="0"/>
-          <w:numId w:val="1053"/>
+          <w:numId w:val="1054"/>
         </w:numPr>
         <w:pStyle w:val="Compact"/>
       </w:pPr>
@@ -6012,7 +7524,7 @@
       <w:pPr>
         <w:numPr>
           <w:ilvl w:val="1"/>
-          <w:numId w:val="1056"/>
+          <w:numId w:val="1057"/>
         </w:numPr>
         <w:pStyle w:val="Compact"/>
       </w:pPr>
@@ -6024,7 +7536,7 @@
       <w:pPr>
         <w:numPr>
           <w:ilvl w:val="1"/>
-          <w:numId w:val="1056"/>
+          <w:numId w:val="1057"/>
         </w:numPr>
         <w:pStyle w:val="Compact"/>
       </w:pPr>
@@ -6036,7 +7548,7 @@
       <w:pPr>
         <w:numPr>
           <w:ilvl w:val="1"/>
-          <w:numId w:val="1056"/>
+          <w:numId w:val="1057"/>
         </w:numPr>
         <w:pStyle w:val="Compact"/>
       </w:pPr>
@@ -6044,8 +7556,8 @@
         <w:t xml:space="preserve">Supporting cultural expression</w:t>
       </w:r>
     </w:p>
-    <w:bookmarkEnd w:id="65"/>
-    <w:bookmarkStart w:id="68" w:name="future-research-directions"/>
+    <w:bookmarkEnd w:id="102"/>
+    <w:bookmarkStart w:id="105" w:name="future-research-directions"/>
     <w:p>
       <w:pPr>
         <w:pStyle w:val="Heading3"/>
@@ -6062,7 +7574,7 @@
         <w:t xml:space="preserve">This work opens several promising avenues for future research:</w:t>
       </w:r>
     </w:p>
-    <w:bookmarkStart w:id="66" w:name="technical-enhancements"/>
+    <w:bookmarkStart w:id="103" w:name="technical-enhancements"/>
     <w:p>
       <w:pPr>
         <w:pStyle w:val="Heading4"/>
@@ -6075,7 +7587,7 @@
       <w:pPr>
         <w:numPr>
           <w:ilvl w:val="0"/>
-          <w:numId w:val="1057"/>
+          <w:numId w:val="1058"/>
         </w:numPr>
         <w:pStyle w:val="Compact"/>
       </w:pPr>
@@ -6091,43 +7603,43 @@
       <w:pPr>
         <w:numPr>
           <w:ilvl w:val="1"/>
+          <w:numId w:val="1059"/>
+        </w:numPr>
+        <w:pStyle w:val="Compact"/>
+      </w:pPr>
+      <w:r>
+        <w:t xml:space="preserve">Investigation of more efficient adapter configurations</w:t>
+      </w:r>
+    </w:p>
+    <w:p>
+      <w:pPr>
+        <w:numPr>
+          <w:ilvl w:val="1"/>
+          <w:numId w:val="1059"/>
+        </w:numPr>
+        <w:pStyle w:val="Compact"/>
+      </w:pPr>
+      <w:r>
+        <w:t xml:space="preserve">Development of specialized attention mechanisms for hybrid languages</w:t>
+      </w:r>
+    </w:p>
+    <w:p>
+      <w:pPr>
+        <w:numPr>
+          <w:ilvl w:val="1"/>
+          <w:numId w:val="1059"/>
+        </w:numPr>
+        <w:pStyle w:val="Compact"/>
+      </w:pPr>
+      <w:r>
+        <w:t xml:space="preserve">Integration of cultural context awareness mechanisms</w:t>
+      </w:r>
+    </w:p>
+    <w:p>
+      <w:pPr>
+        <w:numPr>
+          <w:ilvl w:val="0"/>
           <w:numId w:val="1058"/>
-        </w:numPr>
-        <w:pStyle w:val="Compact"/>
-      </w:pPr>
-      <w:r>
-        <w:t xml:space="preserve">Investigation of more efficient adapter configurations</w:t>
-      </w:r>
-    </w:p>
-    <w:p>
-      <w:pPr>
-        <w:numPr>
-          <w:ilvl w:val="1"/>
-          <w:numId w:val="1058"/>
-        </w:numPr>
-        <w:pStyle w:val="Compact"/>
-      </w:pPr>
-      <w:r>
-        <w:t xml:space="preserve">Development of specialized attention mechanisms for hybrid languages</w:t>
-      </w:r>
-    </w:p>
-    <w:p>
-      <w:pPr>
-        <w:numPr>
-          <w:ilvl w:val="1"/>
-          <w:numId w:val="1058"/>
-        </w:numPr>
-        <w:pStyle w:val="Compact"/>
-      </w:pPr>
-      <w:r>
-        <w:t xml:space="preserve">Integration of cultural context awareness mechanisms</w:t>
-      </w:r>
-    </w:p>
-    <w:p>
-      <w:pPr>
-        <w:numPr>
-          <w:ilvl w:val="0"/>
-          <w:numId w:val="1057"/>
         </w:numPr>
         <w:pStyle w:val="Compact"/>
       </w:pPr>
@@ -6143,7 +7655,7 @@
       <w:pPr>
         <w:numPr>
           <w:ilvl w:val="1"/>
-          <w:numId w:val="1059"/>
+          <w:numId w:val="1060"/>
         </w:numPr>
         <w:pStyle w:val="Compact"/>
       </w:pPr>
@@ -6155,7 +7667,7 @@
       <w:pPr>
         <w:numPr>
           <w:ilvl w:val="1"/>
-          <w:numId w:val="1059"/>
+          <w:numId w:val="1060"/>
         </w:numPr>
         <w:pStyle w:val="Compact"/>
       </w:pPr>
@@ -6167,7 +7679,7 @@
       <w:pPr>
         <w:numPr>
           <w:ilvl w:val="1"/>
-          <w:numId w:val="1059"/>
+          <w:numId w:val="1060"/>
         </w:numPr>
         <w:pStyle w:val="Compact"/>
       </w:pPr>
@@ -6179,7 +7691,7 @@
       <w:pPr>
         <w:numPr>
           <w:ilvl w:val="0"/>
-          <w:numId w:val="1057"/>
+          <w:numId w:val="1058"/>
         </w:numPr>
         <w:pStyle w:val="Compact"/>
       </w:pPr>
@@ -6195,7 +7707,7 @@
       <w:pPr>
         <w:numPr>
           <w:ilvl w:val="1"/>
-          <w:numId w:val="1060"/>
+          <w:numId w:val="1061"/>
         </w:numPr>
         <w:pStyle w:val="Compact"/>
       </w:pPr>
@@ -6207,7 +7719,7 @@
       <w:pPr>
         <w:numPr>
           <w:ilvl w:val="1"/>
-          <w:numId w:val="1060"/>
+          <w:numId w:val="1061"/>
         </w:numPr>
         <w:pStyle w:val="Compact"/>
       </w:pPr>
@@ -6219,7 +7731,7 @@
       <w:pPr>
         <w:numPr>
           <w:ilvl w:val="1"/>
-          <w:numId w:val="1060"/>
+          <w:numId w:val="1061"/>
         </w:numPr>
         <w:pStyle w:val="Compact"/>
       </w:pPr>
@@ -6227,8 +7739,8 @@
         <w:t xml:space="preserve">Enhanced cultural context understanding</w:t>
       </w:r>
     </w:p>
-    <w:bookmarkEnd w:id="66"/>
-    <w:bookmarkStart w:id="67" w:name="applications-and-extensions"/>
+    <w:bookmarkEnd w:id="103"/>
+    <w:bookmarkStart w:id="104" w:name="applications-and-extensions"/>
     <w:p>
       <w:pPr>
         <w:pStyle w:val="Heading4"/>
@@ -6241,7 +7753,7 @@
       <w:pPr>
         <w:numPr>
           <w:ilvl w:val="0"/>
-          <w:numId w:val="1061"/>
+          <w:numId w:val="1062"/>
         </w:numPr>
         <w:pStyle w:val="Compact"/>
       </w:pPr>
@@ -6257,43 +7769,43 @@
       <w:pPr>
         <w:numPr>
           <w:ilvl w:val="1"/>
+          <w:numId w:val="1063"/>
+        </w:numPr>
+        <w:pStyle w:val="Compact"/>
+      </w:pPr>
+      <w:r>
+        <w:t xml:space="preserve">Language learning applications</w:t>
+      </w:r>
+    </w:p>
+    <w:p>
+      <w:pPr>
+        <w:numPr>
+          <w:ilvl w:val="1"/>
+          <w:numId w:val="1063"/>
+        </w:numPr>
+        <w:pStyle w:val="Compact"/>
+      </w:pPr>
+      <w:r>
+        <w:t xml:space="preserve">Cultural education platforms</w:t>
+      </w:r>
+    </w:p>
+    <w:p>
+      <w:pPr>
+        <w:numPr>
+          <w:ilvl w:val="1"/>
+          <w:numId w:val="1063"/>
+        </w:numPr>
+        <w:pStyle w:val="Compact"/>
+      </w:pPr>
+      <w:r>
+        <w:t xml:space="preserve">Interactive learning environments</w:t>
+      </w:r>
+    </w:p>
+    <w:p>
+      <w:pPr>
+        <w:numPr>
+          <w:ilvl w:val="0"/>
           <w:numId w:val="1062"/>
-        </w:numPr>
-        <w:pStyle w:val="Compact"/>
-      </w:pPr>
-      <w:r>
-        <w:t xml:space="preserve">Language learning applications</w:t>
-      </w:r>
-    </w:p>
-    <w:p>
-      <w:pPr>
-        <w:numPr>
-          <w:ilvl w:val="1"/>
-          <w:numId w:val="1062"/>
-        </w:numPr>
-        <w:pStyle w:val="Compact"/>
-      </w:pPr>
-      <w:r>
-        <w:t xml:space="preserve">Cultural education platforms</w:t>
-      </w:r>
-    </w:p>
-    <w:p>
-      <w:pPr>
-        <w:numPr>
-          <w:ilvl w:val="1"/>
-          <w:numId w:val="1062"/>
-        </w:numPr>
-        <w:pStyle w:val="Compact"/>
-      </w:pPr>
-      <w:r>
-        <w:t xml:space="preserve">Interactive learning environments</w:t>
-      </w:r>
-    </w:p>
-    <w:p>
-      <w:pPr>
-        <w:numPr>
-          <w:ilvl w:val="0"/>
-          <w:numId w:val="1061"/>
         </w:numPr>
         <w:pStyle w:val="Compact"/>
       </w:pPr>
@@ -6309,7 +7821,7 @@
       <w:pPr>
         <w:numPr>
           <w:ilvl w:val="1"/>
-          <w:numId w:val="1063"/>
+          <w:numId w:val="1064"/>
         </w:numPr>
         <w:pStyle w:val="Compact"/>
       </w:pPr>
@@ -6321,7 +7833,7 @@
       <w:pPr>
         <w:numPr>
           <w:ilvl w:val="1"/>
-          <w:numId w:val="1063"/>
+          <w:numId w:val="1064"/>
         </w:numPr>
         <w:pStyle w:val="Compact"/>
       </w:pPr>
@@ -6333,7 +7845,7 @@
       <w:pPr>
         <w:numPr>
           <w:ilvl w:val="1"/>
-          <w:numId w:val="1063"/>
+          <w:numId w:val="1064"/>
         </w:numPr>
         <w:pStyle w:val="Compact"/>
       </w:pPr>
@@ -6345,7 +7857,7 @@
       <w:pPr>
         <w:numPr>
           <w:ilvl w:val="0"/>
-          <w:numId w:val="1061"/>
+          <w:numId w:val="1062"/>
         </w:numPr>
         <w:pStyle w:val="Compact"/>
       </w:pPr>
@@ -6361,7 +7873,7 @@
       <w:pPr>
         <w:numPr>
           <w:ilvl w:val="1"/>
-          <w:numId w:val="1064"/>
+          <w:numId w:val="1065"/>
         </w:numPr>
         <w:pStyle w:val="Compact"/>
       </w:pPr>
@@ -6373,7 +7885,7 @@
       <w:pPr>
         <w:numPr>
           <w:ilvl w:val="1"/>
-          <w:numId w:val="1064"/>
+          <w:numId w:val="1065"/>
         </w:numPr>
         <w:pStyle w:val="Compact"/>
       </w:pPr>
@@ -6385,7 +7897,7 @@
       <w:pPr>
         <w:numPr>
           <w:ilvl w:val="1"/>
-          <w:numId w:val="1064"/>
+          <w:numId w:val="1065"/>
         </w:numPr>
         <w:pStyle w:val="Compact"/>
       </w:pPr>
@@ -6393,9 +7905,9 @@
         <w:t xml:space="preserve">Social media integration</w:t>
       </w:r>
     </w:p>
-    <w:bookmarkEnd w:id="67"/>
-    <w:bookmarkEnd w:id="68"/>
-    <w:bookmarkStart w:id="69" w:name="recommendations"/>
+    <w:bookmarkEnd w:id="104"/>
+    <w:bookmarkEnd w:id="105"/>
+    <w:bookmarkStart w:id="106" w:name="recommendations"/>
     <w:p>
       <w:pPr>
         <w:pStyle w:val="Heading3"/>
@@ -6416,7 +7928,7 @@
       <w:pPr>
         <w:numPr>
           <w:ilvl w:val="0"/>
-          <w:numId w:val="1065"/>
+          <w:numId w:val="1066"/>
         </w:numPr>
         <w:pStyle w:val="Compact"/>
       </w:pPr>
@@ -6432,43 +7944,43 @@
       <w:pPr>
         <w:numPr>
           <w:ilvl w:val="1"/>
+          <w:numId w:val="1067"/>
+        </w:numPr>
+        <w:pStyle w:val="Compact"/>
+      </w:pPr>
+      <w:r>
+        <w:t xml:space="preserve">Continue optimization research for better efficiency</w:t>
+      </w:r>
+    </w:p>
+    <w:p>
+      <w:pPr>
+        <w:numPr>
+          <w:ilvl w:val="1"/>
+          <w:numId w:val="1067"/>
+        </w:numPr>
+        <w:pStyle w:val="Compact"/>
+      </w:pPr>
+      <w:r>
+        <w:t xml:space="preserve">Expand the training dataset with more diverse examples</w:t>
+      </w:r>
+    </w:p>
+    <w:p>
+      <w:pPr>
+        <w:numPr>
+          <w:ilvl w:val="1"/>
+          <w:numId w:val="1067"/>
+        </w:numPr>
+        <w:pStyle w:val="Compact"/>
+      </w:pPr>
+      <w:r>
+        <w:t xml:space="preserve">Develop specialized evaluation metrics for hybrid languages</w:t>
+      </w:r>
+    </w:p>
+    <w:p>
+      <w:pPr>
+        <w:numPr>
+          <w:ilvl w:val="0"/>
           <w:numId w:val="1066"/>
-        </w:numPr>
-        <w:pStyle w:val="Compact"/>
-      </w:pPr>
-      <w:r>
-        <w:t xml:space="preserve">Continue optimization research for better efficiency</w:t>
-      </w:r>
-    </w:p>
-    <w:p>
-      <w:pPr>
-        <w:numPr>
-          <w:ilvl w:val="1"/>
-          <w:numId w:val="1066"/>
-        </w:numPr>
-        <w:pStyle w:val="Compact"/>
-      </w:pPr>
-      <w:r>
-        <w:t xml:space="preserve">Expand the training dataset with more diverse examples</w:t>
-      </w:r>
-    </w:p>
-    <w:p>
-      <w:pPr>
-        <w:numPr>
-          <w:ilvl w:val="1"/>
-          <w:numId w:val="1066"/>
-        </w:numPr>
-        <w:pStyle w:val="Compact"/>
-      </w:pPr>
-      <w:r>
-        <w:t xml:space="preserve">Develop specialized evaluation metrics for hybrid languages</w:t>
-      </w:r>
-    </w:p>
-    <w:p>
-      <w:pPr>
-        <w:numPr>
-          <w:ilvl w:val="0"/>
-          <w:numId w:val="1065"/>
         </w:numPr>
         <w:pStyle w:val="Compact"/>
       </w:pPr>
@@ -6484,7 +7996,7 @@
       <w:pPr>
         <w:numPr>
           <w:ilvl w:val="1"/>
-          <w:numId w:val="1067"/>
+          <w:numId w:val="1068"/>
         </w:numPr>
         <w:pStyle w:val="Compact"/>
       </w:pPr>
@@ -6496,7 +8008,7 @@
       <w:pPr>
         <w:numPr>
           <w:ilvl w:val="1"/>
-          <w:numId w:val="1067"/>
+          <w:numId w:val="1068"/>
         </w:numPr>
         <w:pStyle w:val="Compact"/>
       </w:pPr>
@@ -6508,7 +8020,7 @@
       <w:pPr>
         <w:numPr>
           <w:ilvl w:val="1"/>
-          <w:numId w:val="1067"/>
+          <w:numId w:val="1068"/>
         </w:numPr>
         <w:pStyle w:val="Compact"/>
       </w:pPr>
@@ -6520,7 +8032,7 @@
       <w:pPr>
         <w:numPr>
           <w:ilvl w:val="0"/>
-          <w:numId w:val="1065"/>
+          <w:numId w:val="1066"/>
         </w:numPr>
         <w:pStyle w:val="Compact"/>
       </w:pPr>
@@ -6536,7 +8048,7 @@
       <w:pPr>
         <w:numPr>
           <w:ilvl w:val="1"/>
-          <w:numId w:val="1068"/>
+          <w:numId w:val="1069"/>
         </w:numPr>
         <w:pStyle w:val="Compact"/>
       </w:pPr>
@@ -6548,7 +8060,7 @@
       <w:pPr>
         <w:numPr>
           <w:ilvl w:val="1"/>
-          <w:numId w:val="1068"/>
+          <w:numId w:val="1069"/>
         </w:numPr>
         <w:pStyle w:val="Compact"/>
       </w:pPr>
@@ -6560,7 +8072,7 @@
       <w:pPr>
         <w:numPr>
           <w:ilvl w:val="1"/>
-          <w:numId w:val="1068"/>
+          <w:numId w:val="1069"/>
         </w:numPr>
         <w:pStyle w:val="Compact"/>
       </w:pPr>
@@ -6568,8 +8080,8 @@
         <w:t xml:space="preserve">Build community support tools</w:t>
       </w:r>
     </w:p>
-    <w:bookmarkEnd w:id="69"/>
-    <w:bookmarkStart w:id="70" w:name="final-thoughts"/>
+    <w:bookmarkEnd w:id="106"/>
+    <w:bookmarkStart w:id="107" w:name="final-thoughts"/>
     <w:p>
       <w:pPr>
         <w:pStyle w:val="Heading3"/>
@@ -6594,9 +8106,9 @@
         <w:t xml:space="preserve">The success of this implementation suggests that similar approaches could be applied to other hybrid languages, potentially benefiting numerous communities worldwide. As we continue to develop and refine these technologies, the focus must remain on balancing technical efficiency with cultural authenticity.</w:t>
       </w:r>
     </w:p>
-    <w:bookmarkEnd w:id="70"/>
-    <w:bookmarkEnd w:id="71"/>
-    <w:bookmarkStart w:id="72" w:name="references"/>
+    <w:bookmarkEnd w:id="107"/>
+    <w:bookmarkEnd w:id="108"/>
+    <w:bookmarkStart w:id="109" w:name="references"/>
     <w:p>
       <w:pPr>
         <w:pStyle w:val="Heading2"/>
@@ -6958,8 +8470,8 @@
         <w:t xml:space="preserve">, 2021.</w:t>
       </w:r>
     </w:p>
-    <w:bookmarkEnd w:id="72"/>
-    <w:bookmarkStart w:id="133" w:name="appendices"/>
+    <w:bookmarkEnd w:id="109"/>
+    <w:bookmarkStart w:id="122" w:name="appendices"/>
     <w:p>
       <w:pPr>
         <w:pStyle w:val="Heading2"/>
@@ -6968,7 +8480,7 @@
         <w:t xml:space="preserve">Appendices</w:t>
       </w:r>
     </w:p>
-    <w:bookmarkStart w:id="75" w:name="appendix-a-model-architecture-details"/>
+    <w:bookmarkStart w:id="112" w:name="appendix-a-model-architecture-details"/>
     <w:p>
       <w:pPr>
         <w:pStyle w:val="Heading3"/>
@@ -6977,7 +8489,7 @@
         <w:t xml:space="preserve">Appendix A: Model Architecture Details</w:t>
       </w:r>
     </w:p>
-    <w:bookmarkStart w:id="73" w:name="a.1-transformer-configuration"/>
+    <w:bookmarkStart w:id="110" w:name="a.1-transformer-configuration"/>
     <w:p>
       <w:pPr>
         <w:pStyle w:val="Heading4"/>
@@ -7243,8 +8755,8 @@
         <w:t xml:space="preserve">}</w:t>
       </w:r>
     </w:p>
-    <w:bookmarkEnd w:id="73"/>
-    <w:bookmarkStart w:id="74" w:name="a.2-lora-adapter-parameters"/>
+    <w:bookmarkEnd w:id="110"/>
+    <w:bookmarkStart w:id="111" w:name="a.2-lora-adapter-parameters"/>
     <w:p>
       <w:pPr>
         <w:pStyle w:val="Heading4"/>
@@ -7543,9 +9055,9 @@
         <w:t xml:space="preserve">}</w:t>
       </w:r>
     </w:p>
-    <w:bookmarkEnd w:id="74"/>
-    <w:bookmarkEnd w:id="75"/>
-    <w:bookmarkStart w:id="78" w:name="appendix-b-training-metrics"/>
+    <w:bookmarkEnd w:id="111"/>
+    <w:bookmarkEnd w:id="112"/>
+    <w:bookmarkStart w:id="115" w:name="appendix-b-training-metrics"/>
     <w:p>
       <w:pPr>
         <w:pStyle w:val="Heading3"/>
@@ -7554,7 +9066,7 @@
         <w:t xml:space="preserve">Appendix B: Training Metrics</w:t>
       </w:r>
     </w:p>
-    <w:bookmarkStart w:id="76" w:name="b.1-performance-metrics"/>
+    <w:bookmarkStart w:id="113" w:name="b.1-performance-metrics"/>
     <w:p>
       <w:pPr>
         <w:pStyle w:val="Heading4"/>
@@ -7734,8 +9246,8 @@
         </w:tc>
       </w:tr>
     </w:tbl>
-    <w:bookmarkEnd w:id="76"/>
-    <w:bookmarkStart w:id="77" w:name="b.2-learning-rate-schedule"/>
+    <w:bookmarkEnd w:id="113"/>
+    <w:bookmarkStart w:id="114" w:name="b.2-learning-rate-schedule"/>
     <w:p>
       <w:pPr>
         <w:pStyle w:val="Heading4"/>
@@ -7912,9 +9424,9 @@
         </w:tc>
       </w:tr>
     </w:tbl>
-    <w:bookmarkEnd w:id="77"/>
-    <w:bookmarkEnd w:id="78"/>
-    <w:bookmarkStart w:id="81" w:name="appendix-c-dataset-statistics"/>
+    <w:bookmarkEnd w:id="114"/>
+    <w:bookmarkEnd w:id="115"/>
+    <w:bookmarkStart w:id="118" w:name="appendix-c-dataset-statistics"/>
     <w:p>
       <w:pPr>
         <w:pStyle w:val="Heading3"/>
@@ -7923,7 +9435,7 @@
         <w:t xml:space="preserve">Appendix C: Dataset Statistics</w:t>
       </w:r>
     </w:p>
-    <w:bookmarkStart w:id="79" w:name="c.1-training-data-distribution"/>
+    <w:bookmarkStart w:id="116" w:name="c.1-training-data-distribution"/>
     <w:p>
       <w:pPr>
         <w:pStyle w:val="Heading4"/>
@@ -8138,8 +9650,8 @@
         </w:tc>
       </w:tr>
     </w:tbl>
-    <w:bookmarkEnd w:id="79"/>
-    <w:bookmarkStart w:id="80" w:name="c.2-validation-set-composition"/>
+    <w:bookmarkEnd w:id="116"/>
+    <w:bookmarkStart w:id="117" w:name="c.2-validation-set-composition"/>
     <w:p>
       <w:pPr>
         <w:pStyle w:val="Heading4"/>
@@ -8293,9 +9805,9 @@
         </w:tc>
       </w:tr>
     </w:tbl>
-    <w:bookmarkEnd w:id="80"/>
-    <w:bookmarkEnd w:id="81"/>
-    <w:bookmarkStart w:id="132" w:name="appendix-d-hardware-specifications"/>
+    <w:bookmarkEnd w:id="117"/>
+    <w:bookmarkEnd w:id="118"/>
+    <w:bookmarkStart w:id="121" w:name="appendix-d-hardware-specifications"/>
     <w:p>
       <w:pPr>
         <w:pStyle w:val="Heading3"/>
@@ -8304,47 +9816,13 @@
         <w:t xml:space="preserve">Appendix D: Hardware Specifications</w:t>
       </w:r>
     </w:p>
-    <w:bookmarkStart w:id="82" w:name="d.1-training-infrastructure"/>
+    <w:bookmarkStart w:id="119" w:name="d.1-training-infrastructure"/>
     <w:p>
       <w:pPr>
         <w:pStyle w:val="Heading4"/>
       </w:pPr>
       <w:r>
         <w:t xml:space="preserve">D.1 Training Infrastructure</w:t>
-      </w:r>
-    </w:p>
-    <w:p>
-      <w:pPr>
-        <w:numPr>
-          <w:ilvl w:val="0"/>
-          <w:numId w:val="1069"/>
-        </w:numPr>
-        <w:pStyle w:val="Compact"/>
-      </w:pPr>
-      <w:r>
-        <w:t xml:space="preserve">GPU: NVIDIA A100 (40GB)</w:t>
-      </w:r>
-    </w:p>
-    <w:p>
-      <w:pPr>
-        <w:numPr>
-          <w:ilvl w:val="0"/>
-          <w:numId w:val="1069"/>
-        </w:numPr>
-        <w:pStyle w:val="Compact"/>
-      </w:pPr>
-      <w:r>
-        <w:t xml:space="preserve">CPU: AMD EPYC 7742 64-Core</w:t>
-      </w:r>
-    </w:p>
-    <w:bookmarkEnd w:id="82"/>
-    <w:bookmarkStart w:id="131" w:name="d.2-software-environment"/>
-    <w:p>
-      <w:pPr>
-        <w:pStyle w:val="Heading4"/>
-      </w:pPr>
-      <w:r>
-        <w:t xml:space="preserve">D.2 Software Environment</w:t>
       </w:r>
     </w:p>
     <w:p>
@@ -8356,7 +9834,7 @@
         <w:pStyle w:val="Compact"/>
       </w:pPr>
       <w:r>
-        <w:t xml:space="preserve">CUDA Version: 11.8</w:t>
+        <w:t xml:space="preserve">GPU: NVIDIA A100 (40GB)</w:t>
       </w:r>
     </w:p>
     <w:p>
@@ -8368,6 +9846,40 @@
         <w:pStyle w:val="Compact"/>
       </w:pPr>
       <w:r>
+        <w:t xml:space="preserve">CPU: AMD EPYC 7742 64-Core</w:t>
+      </w:r>
+    </w:p>
+    <w:bookmarkEnd w:id="119"/>
+    <w:bookmarkStart w:id="120" w:name="d.2-software-environment"/>
+    <w:p>
+      <w:pPr>
+        <w:pStyle w:val="Heading4"/>
+      </w:pPr>
+      <w:r>
+        <w:t xml:space="preserve">D.2 Software Environment</w:t>
+      </w:r>
+    </w:p>
+    <w:p>
+      <w:pPr>
+        <w:numPr>
+          <w:ilvl w:val="0"/>
+          <w:numId w:val="1071"/>
+        </w:numPr>
+        <w:pStyle w:val="Compact"/>
+      </w:pPr>
+      <w:r>
+        <w:t xml:space="preserve">CUDA Version: 11.8</w:t>
+      </w:r>
+    </w:p>
+    <w:p>
+      <w:pPr>
+        <w:numPr>
+          <w:ilvl w:val="0"/>
+          <w:numId w:val="1071"/>
+        </w:numPr>
+        <w:pStyle w:val="Compact"/>
+      </w:pPr>
+      <w:r>
         <w:t xml:space="preserve">PyTorch Version: 2.0.1</w:t>
       </w:r>
     </w:p>
@@ -8375,7 +9887,7 @@
       <w:pPr>
         <w:numPr>
           <w:ilvl w:val="0"/>
-          <w:numId w:val="1070"/>
+          <w:numId w:val="1071"/>
         </w:numPr>
         <w:pStyle w:val="Compact"/>
       </w:pPr>
@@ -8387,7 +9899,7 @@
       <w:pPr>
         <w:numPr>
           <w:ilvl w:val="0"/>
-          <w:numId w:val="1070"/>
+          <w:numId w:val="1071"/>
         </w:numPr>
         <w:pStyle w:val="Compact"/>
       </w:pPr>
@@ -8399,7 +9911,7 @@
       <w:pPr>
         <w:numPr>
           <w:ilvl w:val="0"/>
-          <w:numId w:val="1070"/>
+          <w:numId w:val="1071"/>
         </w:numPr>
         <w:pStyle w:val="Compact"/>
       </w:pPr>
@@ -8407,922 +9919,10 @@
         <w:t xml:space="preserve">Python Version: 3.9.16</w:t>
       </w:r>
     </w:p>
-    <w:p>
-      <w:pPr>
-        <w:pStyle w:val="FirstParagraph"/>
-      </w:pPr>
-      <w:r>
-        <w:drawing>
-          <wp:inline>
-            <wp:extent cx="5334000" cy="2618082"/>
-            <wp:effectExtent b="0" l="0" r="0" t="0"/>
-            <wp:docPr descr="Python Libraries and Setup" title="" id="84" name="Picture"/>
-            <a:graphic>
-              <a:graphicData uri="http://schemas.openxmlformats.org/drawingml/2006/picture">
-                <pic:pic>
-                  <pic:nvPicPr>
-                    <pic:cNvPr descr="./images/python_libraries_and_setup.png" id="85" name="Picture"/>
-                    <pic:cNvPicPr>
-                      <a:picLocks noChangeArrowheads="1" noChangeAspect="1"/>
-                    </pic:cNvPicPr>
-                  </pic:nvPicPr>
-                  <pic:blipFill>
-                    <a:blip r:embed="rId83"/>
-                    <a:stretch>
-                      <a:fillRect/>
-                    </a:stretch>
-                  </pic:blipFill>
-                  <pic:spPr bwMode="auto">
-                    <a:xfrm>
-                      <a:off x="0" y="0"/>
-                      <a:ext cx="5334000" cy="2618082"/>
-                    </a:xfrm>
-                    <a:prstGeom prst="rect">
-                      <a:avLst/>
-                    </a:prstGeom>
-                    <a:noFill/>
-                    <a:ln w="9525">
-                      <a:noFill/>
-                      <a:headEnd/>
-                      <a:tailEnd/>
-                    </a:ln>
-                  </pic:spPr>
-                </pic:pic>
-              </a:graphicData>
-            </a:graphic>
-          </wp:inline>
-        </w:drawing>
-      </w:r>
-      <w:r>
-        <w:t xml:space="preserve"> </w:t>
-      </w:r>
-      <w:r>
-        <w:rPr>
-          <w:iCs/>
-          <w:i/>
-        </w:rPr>
-        <w:t xml:space="preserve">Figure 1: Initial setup showing Python libraries and environment configuration</w:t>
-      </w:r>
-    </w:p>
-    <w:p>
-      <w:pPr>
-        <w:pStyle w:val="BodyText"/>
-      </w:pPr>
-      <w:r>
-        <w:drawing>
-          <wp:inline>
-            <wp:extent cx="5334000" cy="2618082"/>
-            <wp:effectExtent b="0" l="0" r="0" t="0"/>
-            <wp:docPr descr="Data Preparation - Wikipedia Datasets" title="" id="87" name="Picture"/>
-            <a:graphic>
-              <a:graphicData uri="http://schemas.openxmlformats.org/drawingml/2006/picture">
-                <pic:pic>
-                  <pic:nvPicPr>
-                    <pic:cNvPr descr="./images/data_prep_wikipedia_datasets.png" id="88" name="Picture"/>
-                    <pic:cNvPicPr>
-                      <a:picLocks noChangeArrowheads="1" noChangeAspect="1"/>
-                    </pic:cNvPicPr>
-                  </pic:nvPicPr>
-                  <pic:blipFill>
-                    <a:blip r:embed="rId86"/>
-                    <a:stretch>
-                      <a:fillRect/>
-                    </a:stretch>
-                  </pic:blipFill>
-                  <pic:spPr bwMode="auto">
-                    <a:xfrm>
-                      <a:off x="0" y="0"/>
-                      <a:ext cx="5334000" cy="2618082"/>
-                    </a:xfrm>
-                    <a:prstGeom prst="rect">
-                      <a:avLst/>
-                    </a:prstGeom>
-                    <a:noFill/>
-                    <a:ln w="9525">
-                      <a:noFill/>
-                      <a:headEnd/>
-                      <a:tailEnd/>
-                    </a:ln>
-                  </pic:spPr>
-                </pic:pic>
-              </a:graphicData>
-            </a:graphic>
-          </wp:inline>
-        </w:drawing>
-      </w:r>
-      <w:r>
-        <w:t xml:space="preserve"> </w:t>
-      </w:r>
-      <w:r>
-        <w:rPr>
-          <w:iCs/>
-          <w:i/>
-        </w:rPr>
-        <w:t xml:space="preserve">Figure 2: Data preparation process for Wikipedia datasets</w:t>
-      </w:r>
-    </w:p>
-    <w:p>
-      <w:pPr>
-        <w:pStyle w:val="BodyText"/>
-      </w:pPr>
-      <w:r>
-        <w:drawing>
-          <wp:inline>
-            <wp:extent cx="5334000" cy="2618082"/>
-            <wp:effectExtent b="0" l="0" r="0" t="0"/>
-            <wp:docPr descr="Data Preparation - Translation Dataset" title="" id="90" name="Picture"/>
-            <a:graphic>
-              <a:graphicData uri="http://schemas.openxmlformats.org/drawingml/2006/picture">
-                <pic:pic>
-                  <pic:nvPicPr>
-                    <pic:cNvPr descr="./images/data_prep_translation_dataset.png" id="91" name="Picture"/>
-                    <pic:cNvPicPr>
-                      <a:picLocks noChangeArrowheads="1" noChangeAspect="1"/>
-                    </pic:cNvPicPr>
-                  </pic:nvPicPr>
-                  <pic:blipFill>
-                    <a:blip r:embed="rId89"/>
-                    <a:stretch>
-                      <a:fillRect/>
-                    </a:stretch>
-                  </pic:blipFill>
-                  <pic:spPr bwMode="auto">
-                    <a:xfrm>
-                      <a:off x="0" y="0"/>
-                      <a:ext cx="5334000" cy="2618082"/>
-                    </a:xfrm>
-                    <a:prstGeom prst="rect">
-                      <a:avLst/>
-                    </a:prstGeom>
-                    <a:noFill/>
-                    <a:ln w="9525">
-                      <a:noFill/>
-                      <a:headEnd/>
-                      <a:tailEnd/>
-                    </a:ln>
-                  </pic:spPr>
-                </pic:pic>
-              </a:graphicData>
-            </a:graphic>
-          </wp:inline>
-        </w:drawing>
-      </w:r>
-      <w:r>
-        <w:t xml:space="preserve"> </w:t>
-      </w:r>
-      <w:r>
-        <w:rPr>
-          <w:iCs/>
-          <w:i/>
-        </w:rPr>
-        <w:t xml:space="preserve">Figure 3: Data preparation workflow for the translation dataset</w:t>
-      </w:r>
-    </w:p>
-    <w:p>
-      <w:pPr>
-        <w:pStyle w:val="BodyText"/>
-      </w:pPr>
-      <w:r>
-        <w:drawing>
-          <wp:inline>
-            <wp:extent cx="5334000" cy="2618082"/>
-            <wp:effectExtent b="0" l="0" r="0" t="0"/>
-            <wp:docPr descr="Data Preparation - Pretraining Datasets" title="" id="93" name="Picture"/>
-            <a:graphic>
-              <a:graphicData uri="http://schemas.openxmlformats.org/drawingml/2006/picture">
-                <pic:pic>
-                  <pic:nvPicPr>
-                    <pic:cNvPr descr="./images/data_prep_pretraining_datasets.png" id="94" name="Picture"/>
-                    <pic:cNvPicPr>
-                      <a:picLocks noChangeArrowheads="1" noChangeAspect="1"/>
-                    </pic:cNvPicPr>
-                  </pic:nvPicPr>
-                  <pic:blipFill>
-                    <a:blip r:embed="rId92"/>
-                    <a:stretch>
-                      <a:fillRect/>
-                    </a:stretch>
-                  </pic:blipFill>
-                  <pic:spPr bwMode="auto">
-                    <a:xfrm>
-                      <a:off x="0" y="0"/>
-                      <a:ext cx="5334000" cy="2618082"/>
-                    </a:xfrm>
-                    <a:prstGeom prst="rect">
-                      <a:avLst/>
-                    </a:prstGeom>
-                    <a:noFill/>
-                    <a:ln w="9525">
-                      <a:noFill/>
-                      <a:headEnd/>
-                      <a:tailEnd/>
-                    </a:ln>
-                  </pic:spPr>
-                </pic:pic>
-              </a:graphicData>
-            </a:graphic>
-          </wp:inline>
-        </w:drawing>
-      </w:r>
-      <w:r>
-        <w:t xml:space="preserve"> </w:t>
-      </w:r>
-      <w:r>
-        <w:rPr>
-          <w:iCs/>
-          <w:i/>
-        </w:rPr>
-        <w:t xml:space="preserve">Figure 4: Overview of data preparation for pretraining datasets</w:t>
-      </w:r>
-    </w:p>
-    <w:p>
-      <w:pPr>
-        <w:pStyle w:val="BodyText"/>
-      </w:pPr>
-      <w:r>
-        <w:drawing>
-          <wp:inline>
-            <wp:extent cx="5334000" cy="2618082"/>
-            <wp:effectExtent b="0" l="0" r="0" t="0"/>
-            <wp:docPr descr="Checkpoints and Adapters Initialization" title="" id="96" name="Picture"/>
-            <a:graphic>
-              <a:graphicData uri="http://schemas.openxmlformats.org/drawingml/2006/picture">
-                <pic:pic>
-                  <pic:nvPicPr>
-                    <pic:cNvPr descr="./images/checkpoints_and_adapters_initialization.png" id="97" name="Picture"/>
-                    <pic:cNvPicPr>
-                      <a:picLocks noChangeArrowheads="1" noChangeAspect="1"/>
-                    </pic:cNvPicPr>
-                  </pic:nvPicPr>
-                  <pic:blipFill>
-                    <a:blip r:embed="rId95"/>
-                    <a:stretch>
-                      <a:fillRect/>
-                    </a:stretch>
-                  </pic:blipFill>
-                  <pic:spPr bwMode="auto">
-                    <a:xfrm>
-                      <a:off x="0" y="0"/>
-                      <a:ext cx="5334000" cy="2618082"/>
-                    </a:xfrm>
-                    <a:prstGeom prst="rect">
-                      <a:avLst/>
-                    </a:prstGeom>
-                    <a:noFill/>
-                    <a:ln w="9525">
-                      <a:noFill/>
-                      <a:headEnd/>
-                      <a:tailEnd/>
-                    </a:ln>
-                  </pic:spPr>
-                </pic:pic>
-              </a:graphicData>
-            </a:graphic>
-          </wp:inline>
-        </w:drawing>
-      </w:r>
-      <w:r>
-        <w:t xml:space="preserve"> </w:t>
-      </w:r>
-      <w:r>
-        <w:rPr>
-          <w:iCs/>
-          <w:i/>
-        </w:rPr>
-        <w:t xml:space="preserve">Figure 5: Model architecture showing checkpoints and adapters initialization</w:t>
-      </w:r>
-    </w:p>
-    <w:p>
-      <w:pPr>
-        <w:pStyle w:val="BodyText"/>
-      </w:pPr>
-      <w:r>
-        <w:drawing>
-          <wp:inline>
-            <wp:extent cx="5334000" cy="2618082"/>
-            <wp:effectExtent b="0" l="0" r="0" t="0"/>
-            <wp:docPr descr="Unsloth and Machine Status" title="" id="99" name="Picture"/>
-            <a:graphic>
-              <a:graphicData uri="http://schemas.openxmlformats.org/drawingml/2006/picture">
-                <pic:pic>
-                  <pic:nvPicPr>
-                    <pic:cNvPr descr="./images/unsloth_and_machine_status.png" id="100" name="Picture"/>
-                    <pic:cNvPicPr>
-                      <a:picLocks noChangeArrowheads="1" noChangeAspect="1"/>
-                    </pic:cNvPicPr>
-                  </pic:nvPicPr>
-                  <pic:blipFill>
-                    <a:blip r:embed="rId98"/>
-                    <a:stretch>
-                      <a:fillRect/>
-                    </a:stretch>
-                  </pic:blipFill>
-                  <pic:spPr bwMode="auto">
-                    <a:xfrm>
-                      <a:off x="0" y="0"/>
-                      <a:ext cx="5334000" cy="2618082"/>
-                    </a:xfrm>
-                    <a:prstGeom prst="rect">
-                      <a:avLst/>
-                    </a:prstGeom>
-                    <a:noFill/>
-                    <a:ln w="9525">
-                      <a:noFill/>
-                      <a:headEnd/>
-                      <a:tailEnd/>
-                    </a:ln>
-                  </pic:spPr>
-                </pic:pic>
-              </a:graphicData>
-            </a:graphic>
-          </wp:inline>
-        </w:drawing>
-      </w:r>
-      <w:r>
-        <w:t xml:space="preserve"> </w:t>
-      </w:r>
-      <w:r>
-        <w:rPr>
-          <w:iCs/>
-          <w:i/>
-        </w:rPr>
-        <w:t xml:space="preserve">Figure 6: System configuration and Unsloth optimization status</w:t>
-      </w:r>
-    </w:p>
-    <w:p>
-      <w:pPr>
-        <w:pStyle w:val="BodyText"/>
-      </w:pPr>
-      <w:r>
-        <w:drawing>
-          <wp:inline>
-            <wp:extent cx="5334000" cy="4142184"/>
-            <wp:effectExtent b="0" l="0" r="0" t="0"/>
-            <wp:docPr descr="Training Progress and Convergence" title="" id="102" name="Picture"/>
-            <a:graphic>
-              <a:graphicData uri="http://schemas.openxmlformats.org/drawingml/2006/picture">
-                <pic:pic>
-                  <pic:nvPicPr>
-                    <pic:cNvPr descr="./images/training_progress_and_convergence.png" id="103" name="Picture"/>
-                    <pic:cNvPicPr>
-                      <a:picLocks noChangeArrowheads="1" noChangeAspect="1"/>
-                    </pic:cNvPicPr>
-                  </pic:nvPicPr>
-                  <pic:blipFill>
-                    <a:blip r:embed="rId101"/>
-                    <a:stretch>
-                      <a:fillRect/>
-                    </a:stretch>
-                  </pic:blipFill>
-                  <pic:spPr bwMode="auto">
-                    <a:xfrm>
-                      <a:off x="0" y="0"/>
-                      <a:ext cx="5334000" cy="4142184"/>
-                    </a:xfrm>
-                    <a:prstGeom prst="rect">
-                      <a:avLst/>
-                    </a:prstGeom>
-                    <a:noFill/>
-                    <a:ln w="9525">
-                      <a:noFill/>
-                      <a:headEnd/>
-                      <a:tailEnd/>
-                    </a:ln>
-                  </pic:spPr>
-                </pic:pic>
-              </a:graphicData>
-            </a:graphic>
-          </wp:inline>
-        </w:drawing>
-      </w:r>
-      <w:r>
-        <w:t xml:space="preserve"> </w:t>
-      </w:r>
-      <w:r>
-        <w:rPr>
-          <w:iCs/>
-          <w:i/>
-        </w:rPr>
-        <w:t xml:space="preserve">Figure 7: Model training progress and convergence metrics</w:t>
-      </w:r>
-    </w:p>
-    <w:p>
-      <w:pPr>
-        <w:pStyle w:val="BodyText"/>
-      </w:pPr>
-      <w:r>
-        <w:drawing>
-          <wp:inline>
-            <wp:extent cx="5334000" cy="2618082"/>
-            <wp:effectExtent b="0" l="0" r="0" t="0"/>
-            <wp:docPr descr="Basic Singlish Text Generation" title="" id="105" name="Picture"/>
-            <a:graphic>
-              <a:graphicData uri="http://schemas.openxmlformats.org/drawingml/2006/picture">
-                <pic:pic>
-                  <pic:nvPicPr>
-                    <pic:cNvPr descr="./images/basic_singlish_text_generation.png" id="106" name="Picture"/>
-                    <pic:cNvPicPr>
-                      <a:picLocks noChangeArrowheads="1" noChangeAspect="1"/>
-                    </pic:cNvPicPr>
-                  </pic:nvPicPr>
-                  <pic:blipFill>
-                    <a:blip r:embed="rId104"/>
-                    <a:stretch>
-                      <a:fillRect/>
-                    </a:stretch>
-                  </pic:blipFill>
-                  <pic:spPr bwMode="auto">
-                    <a:xfrm>
-                      <a:off x="0" y="0"/>
-                      <a:ext cx="5334000" cy="2618082"/>
-                    </a:xfrm>
-                    <a:prstGeom prst="rect">
-                      <a:avLst/>
-                    </a:prstGeom>
-                    <a:noFill/>
-                    <a:ln w="9525">
-                      <a:noFill/>
-                      <a:headEnd/>
-                      <a:tailEnd/>
-                    </a:ln>
-                  </pic:spPr>
-                </pic:pic>
-              </a:graphicData>
-            </a:graphic>
-          </wp:inline>
-        </w:drawing>
-      </w:r>
-      <w:r>
-        <w:t xml:space="preserve"> </w:t>
-      </w:r>
-      <w:r>
-        <w:rPr>
-          <w:iCs/>
-          <w:i/>
-        </w:rPr>
-        <w:t xml:space="preserve">Figure 8: Examples of basic Singlish text generation</w:t>
-      </w:r>
-    </w:p>
-    <w:p>
-      <w:pPr>
-        <w:pStyle w:val="BodyText"/>
-      </w:pPr>
-      <w:r>
-        <w:drawing>
-          <wp:inline>
-            <wp:extent cx="5334000" cy="2618082"/>
-            <wp:effectExtent b="0" l="0" r="0" t="0"/>
-            <wp:docPr descr="Text Generation After Pretraining" title="" id="108" name="Picture"/>
-            <a:graphic>
-              <a:graphicData uri="http://schemas.openxmlformats.org/drawingml/2006/picture">
-                <pic:pic>
-                  <pic:nvPicPr>
-                    <pic:cNvPr descr="./images/text_generation_after_pretraining.png" id="109" name="Picture"/>
-                    <pic:cNvPicPr>
-                      <a:picLocks noChangeArrowheads="1" noChangeAspect="1"/>
-                    </pic:cNvPicPr>
-                  </pic:nvPicPr>
-                  <pic:blipFill>
-                    <a:blip r:embed="rId107"/>
-                    <a:stretch>
-                      <a:fillRect/>
-                    </a:stretch>
-                  </pic:blipFill>
-                  <pic:spPr bwMode="auto">
-                    <a:xfrm>
-                      <a:off x="0" y="0"/>
-                      <a:ext cx="5334000" cy="2618082"/>
-                    </a:xfrm>
-                    <a:prstGeom prst="rect">
-                      <a:avLst/>
-                    </a:prstGeom>
-                    <a:noFill/>
-                    <a:ln w="9525">
-                      <a:noFill/>
-                      <a:headEnd/>
-                      <a:tailEnd/>
-                    </a:ln>
-                  </pic:spPr>
-                </pic:pic>
-              </a:graphicData>
-            </a:graphic>
-          </wp:inline>
-        </w:drawing>
-      </w:r>
-      <w:r>
-        <w:t xml:space="preserve"> </w:t>
-      </w:r>
-      <w:r>
-        <w:rPr>
-          <w:iCs/>
-          <w:i/>
-        </w:rPr>
-        <w:t xml:space="preserve">Figure 9: Text generation capabilities after pretraining phase</w:t>
-      </w:r>
-    </w:p>
-    <w:p>
-      <w:pPr>
-        <w:pStyle w:val="BodyText"/>
-      </w:pPr>
-      <w:r>
-        <w:drawing>
-          <wp:inline>
-            <wp:extent cx="5334000" cy="2618082"/>
-            <wp:effectExtent b="0" l="0" r="0" t="0"/>
-            <wp:docPr descr="Text Generation Various Topics" title="" id="111" name="Picture"/>
-            <a:graphic>
-              <a:graphicData uri="http://schemas.openxmlformats.org/drawingml/2006/picture">
-                <pic:pic>
-                  <pic:nvPicPr>
-                    <pic:cNvPr descr="./images/text_generation_various_topics.png" id="112" name="Picture"/>
-                    <pic:cNvPicPr>
-                      <a:picLocks noChangeArrowheads="1" noChangeAspect="1"/>
-                    </pic:cNvPicPr>
-                  </pic:nvPicPr>
-                  <pic:blipFill>
-                    <a:blip r:embed="rId110"/>
-                    <a:stretch>
-                      <a:fillRect/>
-                    </a:stretch>
-                  </pic:blipFill>
-                  <pic:spPr bwMode="auto">
-                    <a:xfrm>
-                      <a:off x="0" y="0"/>
-                      <a:ext cx="5334000" cy="2618082"/>
-                    </a:xfrm>
-                    <a:prstGeom prst="rect">
-                      <a:avLst/>
-                    </a:prstGeom>
-                    <a:noFill/>
-                    <a:ln w="9525">
-                      <a:noFill/>
-                      <a:headEnd/>
-                      <a:tailEnd/>
-                    </a:ln>
-                  </pic:spPr>
-                </pic:pic>
-              </a:graphicData>
-            </a:graphic>
-          </wp:inline>
-        </w:drawing>
-      </w:r>
-      <w:r>
-        <w:t xml:space="preserve"> </w:t>
-      </w:r>
-      <w:r>
-        <w:rPr>
-          <w:iCs/>
-          <w:i/>
-        </w:rPr>
-        <w:t xml:space="preserve">Figure 10: Model performance across various topics</w:t>
-      </w:r>
-    </w:p>
-    <w:p>
-      <w:pPr>
-        <w:pStyle w:val="BodyText"/>
-      </w:pPr>
-      <w:r>
-        <w:drawing>
-          <wp:inline>
-            <wp:extent cx="5334000" cy="3874637"/>
-            <wp:effectExtent b="0" l="0" r="0" t="0"/>
-            <wp:docPr descr="Real World Example 1" title="" id="114" name="Picture"/>
-            <a:graphic>
-              <a:graphicData uri="http://schemas.openxmlformats.org/drawingml/2006/picture">
-                <pic:pic>
-                  <pic:nvPicPr>
-                    <pic:cNvPr descr="./images/real_world_example-1.png" id="115" name="Picture"/>
-                    <pic:cNvPicPr>
-                      <a:picLocks noChangeArrowheads="1" noChangeAspect="1"/>
-                    </pic:cNvPicPr>
-                  </pic:nvPicPr>
-                  <pic:blipFill>
-                    <a:blip r:embed="rId113"/>
-                    <a:stretch>
-                      <a:fillRect/>
-                    </a:stretch>
-                  </pic:blipFill>
-                  <pic:spPr bwMode="auto">
-                    <a:xfrm>
-                      <a:off x="0" y="0"/>
-                      <a:ext cx="5334000" cy="3874637"/>
-                    </a:xfrm>
-                    <a:prstGeom prst="rect">
-                      <a:avLst/>
-                    </a:prstGeom>
-                    <a:noFill/>
-                    <a:ln w="9525">
-                      <a:noFill/>
-                      <a:headEnd/>
-                      <a:tailEnd/>
-                    </a:ln>
-                  </pic:spPr>
-                </pic:pic>
-              </a:graphicData>
-            </a:graphic>
-          </wp:inline>
-        </w:drawing>
-      </w:r>
-      <w:r>
-        <w:t xml:space="preserve"> </w:t>
-      </w:r>
-      <w:r>
-        <w:rPr>
-          <w:iCs/>
-          <w:i/>
-        </w:rPr>
-        <w:t xml:space="preserve">Figure 11: Real-world application example - Basic conversation</w:t>
-      </w:r>
-    </w:p>
-    <w:p>
-      <w:pPr>
-        <w:pStyle w:val="BodyText"/>
-      </w:pPr>
-      <w:r>
-        <w:drawing>
-          <wp:inline>
-            <wp:extent cx="5334000" cy="3874637"/>
-            <wp:effectExtent b="0" l="0" r="0" t="0"/>
-            <wp:docPr descr="Real World Example 2" title="" id="117" name="Picture"/>
-            <a:graphic>
-              <a:graphicData uri="http://schemas.openxmlformats.org/drawingml/2006/picture">
-                <pic:pic>
-                  <pic:nvPicPr>
-                    <pic:cNvPr descr="./images/real_world_example_2.png" id="118" name="Picture"/>
-                    <pic:cNvPicPr>
-                      <a:picLocks noChangeArrowheads="1" noChangeAspect="1"/>
-                    </pic:cNvPicPr>
-                  </pic:nvPicPr>
-                  <pic:blipFill>
-                    <a:blip r:embed="rId116"/>
-                    <a:stretch>
-                      <a:fillRect/>
-                    </a:stretch>
-                  </pic:blipFill>
-                  <pic:spPr bwMode="auto">
-                    <a:xfrm>
-                      <a:off x="0" y="0"/>
-                      <a:ext cx="5334000" cy="3874637"/>
-                    </a:xfrm>
-                    <a:prstGeom prst="rect">
-                      <a:avLst/>
-                    </a:prstGeom>
-                    <a:noFill/>
-                    <a:ln w="9525">
-                      <a:noFill/>
-                      <a:headEnd/>
-                      <a:tailEnd/>
-                    </a:ln>
-                  </pic:spPr>
-                </pic:pic>
-              </a:graphicData>
-            </a:graphic>
-          </wp:inline>
-        </w:drawing>
-      </w:r>
-      <w:r>
-        <w:t xml:space="preserve"> </w:t>
-      </w:r>
-      <w:r>
-        <w:rPr>
-          <w:iCs/>
-          <w:i/>
-        </w:rPr>
-        <w:t xml:space="preserve">Figure 12: Real-world application example - Complex dialogue</w:t>
-      </w:r>
-    </w:p>
-    <w:p>
-      <w:pPr>
-        <w:pStyle w:val="BodyText"/>
-      </w:pPr>
-      <w:r>
-        <w:drawing>
-          <wp:inline>
-            <wp:extent cx="5334000" cy="3874637"/>
-            <wp:effectExtent b="0" l="0" r="0" t="0"/>
-            <wp:docPr descr="Real World Example 3" title="" id="120" name="Picture"/>
-            <a:graphic>
-              <a:graphicData uri="http://schemas.openxmlformats.org/drawingml/2006/picture">
-                <pic:pic>
-                  <pic:nvPicPr>
-                    <pic:cNvPr descr="./images/real_world_example_3.png" id="121" name="Picture"/>
-                    <pic:cNvPicPr>
-                      <a:picLocks noChangeArrowheads="1" noChangeAspect="1"/>
-                    </pic:cNvPicPr>
-                  </pic:nvPicPr>
-                  <pic:blipFill>
-                    <a:blip r:embed="rId119"/>
-                    <a:stretch>
-                      <a:fillRect/>
-                    </a:stretch>
-                  </pic:blipFill>
-                  <pic:spPr bwMode="auto">
-                    <a:xfrm>
-                      <a:off x="0" y="0"/>
-                      <a:ext cx="5334000" cy="3874637"/>
-                    </a:xfrm>
-                    <a:prstGeom prst="rect">
-                      <a:avLst/>
-                    </a:prstGeom>
-                    <a:noFill/>
-                    <a:ln w="9525">
-                      <a:noFill/>
-                      <a:headEnd/>
-                      <a:tailEnd/>
-                    </a:ln>
-                  </pic:spPr>
-                </pic:pic>
-              </a:graphicData>
-            </a:graphic>
-          </wp:inline>
-        </w:drawing>
-      </w:r>
-      <w:r>
-        <w:t xml:space="preserve"> </w:t>
-      </w:r>
-      <w:r>
-        <w:rPr>
-          <w:iCs/>
-          <w:i/>
-        </w:rPr>
-        <w:t xml:space="preserve">Figure 13: Real-world application example - Cultural context</w:t>
-      </w:r>
-    </w:p>
-    <w:p>
-      <w:pPr>
-        <w:pStyle w:val="BodyText"/>
-      </w:pPr>
-      <w:r>
-        <w:drawing>
-          <wp:inline>
-            <wp:extent cx="5334000" cy="3874637"/>
-            <wp:effectExtent b="0" l="0" r="0" t="0"/>
-            <wp:docPr descr="Real World Example 4" title="" id="123" name="Picture"/>
-            <a:graphic>
-              <a:graphicData uri="http://schemas.openxmlformats.org/drawingml/2006/picture">
-                <pic:pic>
-                  <pic:nvPicPr>
-                    <pic:cNvPr descr="./images/real_world_example_4.png" id="124" name="Picture"/>
-                    <pic:cNvPicPr>
-                      <a:picLocks noChangeArrowheads="1" noChangeAspect="1"/>
-                    </pic:cNvPicPr>
-                  </pic:nvPicPr>
-                  <pic:blipFill>
-                    <a:blip r:embed="rId122"/>
-                    <a:stretch>
-                      <a:fillRect/>
-                    </a:stretch>
-                  </pic:blipFill>
-                  <pic:spPr bwMode="auto">
-                    <a:xfrm>
-                      <a:off x="0" y="0"/>
-                      <a:ext cx="5334000" cy="3874637"/>
-                    </a:xfrm>
-                    <a:prstGeom prst="rect">
-                      <a:avLst/>
-                    </a:prstGeom>
-                    <a:noFill/>
-                    <a:ln w="9525">
-                      <a:noFill/>
-                      <a:headEnd/>
-                      <a:tailEnd/>
-                    </a:ln>
-                  </pic:spPr>
-                </pic:pic>
-              </a:graphicData>
-            </a:graphic>
-          </wp:inline>
-        </w:drawing>
-      </w:r>
-      <w:r>
-        <w:t xml:space="preserve"> </w:t>
-      </w:r>
-      <w:r>
-        <w:rPr>
-          <w:iCs/>
-          <w:i/>
-        </w:rPr>
-        <w:t xml:space="preserve">Figure 14: Real-world application example - Mixed language processing</w:t>
-      </w:r>
-    </w:p>
-    <w:p>
-      <w:pPr>
-        <w:pStyle w:val="BodyText"/>
-      </w:pPr>
-      <w:r>
-        <w:drawing>
-          <wp:inline>
-            <wp:extent cx="5334000" cy="2618082"/>
-            <wp:effectExtent b="0" l="0" r="0" t="0"/>
-            <wp:docPr descr="Alpaca Prompt Format" title="" id="126" name="Picture"/>
-            <a:graphic>
-              <a:graphicData uri="http://schemas.openxmlformats.org/drawingml/2006/picture">
-                <pic:pic>
-                  <pic:nvPicPr>
-                    <pic:cNvPr descr="./images/alpaca_prompt_format.png" id="127" name="Picture"/>
-                    <pic:cNvPicPr>
-                      <a:picLocks noChangeArrowheads="1" noChangeAspect="1"/>
-                    </pic:cNvPicPr>
-                  </pic:nvPicPr>
-                  <pic:blipFill>
-                    <a:blip r:embed="rId125"/>
-                    <a:stretch>
-                      <a:fillRect/>
-                    </a:stretch>
-                  </pic:blipFill>
-                  <pic:spPr bwMode="auto">
-                    <a:xfrm>
-                      <a:off x="0" y="0"/>
-                      <a:ext cx="5334000" cy="2618082"/>
-                    </a:xfrm>
-                    <a:prstGeom prst="rect">
-                      <a:avLst/>
-                    </a:prstGeom>
-                    <a:noFill/>
-                    <a:ln w="9525">
-                      <a:noFill/>
-                      <a:headEnd/>
-                      <a:tailEnd/>
-                    </a:ln>
-                  </pic:spPr>
-                </pic:pic>
-              </a:graphicData>
-            </a:graphic>
-          </wp:inline>
-        </w:drawing>
-      </w:r>
-      <w:r>
-        <w:t xml:space="preserve"> </w:t>
-      </w:r>
-      <w:r>
-        <w:rPr>
-          <w:iCs/>
-          <w:i/>
-        </w:rPr>
-        <w:t xml:space="preserve">Figure 15: Standard Alpaca prompt format implementation</w:t>
-      </w:r>
-    </w:p>
-    <w:p>
-      <w:pPr>
-        <w:pStyle w:val="BodyText"/>
-      </w:pPr>
-      <w:r>
-        <w:drawing>
-          <wp:inline>
-            <wp:extent cx="5334000" cy="2618082"/>
-            <wp:effectExtent b="0" l="0" r="0" t="0"/>
-            <wp:docPr descr="Alpaca Singlish Prompt Format" title="" id="129" name="Picture"/>
-            <a:graphic>
-              <a:graphicData uri="http://schemas.openxmlformats.org/drawingml/2006/picture">
-                <pic:pic>
-                  <pic:nvPicPr>
-                    <pic:cNvPr descr="./images/alpaca_singlish_prompt_format.png" id="130" name="Picture"/>
-                    <pic:cNvPicPr>
-                      <a:picLocks noChangeArrowheads="1" noChangeAspect="1"/>
-                    </pic:cNvPicPr>
-                  </pic:nvPicPr>
-                  <pic:blipFill>
-                    <a:blip r:embed="rId128"/>
-                    <a:stretch>
-                      <a:fillRect/>
-                    </a:stretch>
-                  </pic:blipFill>
-                  <pic:spPr bwMode="auto">
-                    <a:xfrm>
-                      <a:off x="0" y="0"/>
-                      <a:ext cx="5334000" cy="2618082"/>
-                    </a:xfrm>
-                    <a:prstGeom prst="rect">
-                      <a:avLst/>
-                    </a:prstGeom>
-                    <a:noFill/>
-                    <a:ln w="9525">
-                      <a:noFill/>
-                      <a:headEnd/>
-                      <a:tailEnd/>
-                    </a:ln>
-                  </pic:spPr>
-                </pic:pic>
-              </a:graphicData>
-            </a:graphic>
-          </wp:inline>
-        </w:drawing>
-      </w:r>
-      <w:r>
-        <w:t xml:space="preserve"> </w:t>
-      </w:r>
-      <w:r>
-        <w:rPr>
-          <w:iCs/>
-          <w:i/>
-        </w:rPr>
-        <w:t xml:space="preserve">Figure 16: Adapted Alpaca prompt format for Singlish</w:t>
-      </w:r>
-    </w:p>
-    <w:bookmarkEnd w:id="131"/>
-    <w:bookmarkEnd w:id="132"/>
-    <w:bookmarkEnd w:id="133"/>
-    <w:bookmarkEnd w:id="134"/>
+    <w:bookmarkEnd w:id="120"/>
+    <w:bookmarkEnd w:id="121"/>
+    <w:bookmarkEnd w:id="122"/>
+    <w:bookmarkEnd w:id="123"/>
     <w:sectPr/>
   </w:body>
 </w:document>
@@ -9684,12 +10284,42 @@
     </w:lvlOverride>
   </w:num>
   <w:num w:numId="1004">
-    <w:abstractNumId w:val="991"/>
+    <w:abstractNumId w:val="99411"/>
+    <w:lvlOverride w:ilvl="0">
+      <w:startOverride w:val="1"/>
+    </w:lvlOverride>
+    <w:lvlOverride w:ilvl="1">
+      <w:startOverride w:val="1"/>
+    </w:lvlOverride>
+    <w:lvlOverride w:ilvl="2">
+      <w:startOverride w:val="1"/>
+    </w:lvlOverride>
+    <w:lvlOverride w:ilvl="3">
+      <w:startOverride w:val="1"/>
+    </w:lvlOverride>
+    <w:lvlOverride w:ilvl="4">
+      <w:startOverride w:val="1"/>
+    </w:lvlOverride>
+    <w:lvlOverride w:ilvl="5">
+      <w:startOverride w:val="1"/>
+    </w:lvlOverride>
+    <w:lvlOverride w:ilvl="6">
+      <w:startOverride w:val="1"/>
+    </w:lvlOverride>
+    <w:lvlOverride w:ilvl="7">
+      <w:startOverride w:val="1"/>
+    </w:lvlOverride>
+    <w:lvlOverride w:ilvl="8">
+      <w:startOverride w:val="1"/>
+    </w:lvlOverride>
   </w:num>
   <w:num w:numId="1005">
     <w:abstractNumId w:val="991"/>
   </w:num>
   <w:num w:numId="1006">
+    <w:abstractNumId w:val="991"/>
+  </w:num>
+  <w:num w:numId="1007">
     <w:abstractNumId w:val="99411"/>
     <w:lvlOverride w:ilvl="0">
       <w:startOverride w:val="1"/>
@@ -9718,14 +10348,14 @@
     <w:lvlOverride w:ilvl="8">
       <w:startOverride w:val="1"/>
     </w:lvlOverride>
-  </w:num>
-  <w:num w:numId="1007">
-    <w:abstractNumId w:val="991"/>
   </w:num>
   <w:num w:numId="1008">
     <w:abstractNumId w:val="991"/>
   </w:num>
   <w:num w:numId="1009">
+    <w:abstractNumId w:val="991"/>
+  </w:num>
+  <w:num w:numId="1010">
     <w:abstractNumId w:val="99411"/>
     <w:lvlOverride w:ilvl="0">
       <w:startOverride w:val="1"/>
@@ -9754,14 +10384,14 @@
     <w:lvlOverride w:ilvl="8">
       <w:startOverride w:val="1"/>
     </w:lvlOverride>
-  </w:num>
-  <w:num w:numId="1010">
-    <w:abstractNumId w:val="991"/>
   </w:num>
   <w:num w:numId="1011">
     <w:abstractNumId w:val="991"/>
   </w:num>
   <w:num w:numId="1012">
+    <w:abstractNumId w:val="991"/>
+  </w:num>
+  <w:num w:numId="1013">
     <w:abstractNumId w:val="99411"/>
     <w:lvlOverride w:ilvl="0">
       <w:startOverride w:val="1"/>
@@ -9790,14 +10420,14 @@
     <w:lvlOverride w:ilvl="8">
       <w:startOverride w:val="1"/>
     </w:lvlOverride>
-  </w:num>
-  <w:num w:numId="1013">
-    <w:abstractNumId w:val="991"/>
   </w:num>
   <w:num w:numId="1014">
     <w:abstractNumId w:val="991"/>
   </w:num>
   <w:num w:numId="1015">
+    <w:abstractNumId w:val="991"/>
+  </w:num>
+  <w:num w:numId="1016">
     <w:abstractNumId w:val="99411"/>
     <w:lvlOverride w:ilvl="0">
       <w:startOverride w:val="1"/>
@@ -9826,14 +10456,14 @@
     <w:lvlOverride w:ilvl="8">
       <w:startOverride w:val="1"/>
     </w:lvlOverride>
-  </w:num>
-  <w:num w:numId="1016">
-    <w:abstractNumId w:val="991"/>
   </w:num>
   <w:num w:numId="1017">
     <w:abstractNumId w:val="991"/>
   </w:num>
   <w:num w:numId="1018">
+    <w:abstractNumId w:val="991"/>
+  </w:num>
+  <w:num w:numId="1019">
     <w:abstractNumId w:val="99411"/>
     <w:lvlOverride w:ilvl="0">
       <w:startOverride w:val="1"/>
@@ -9862,14 +10492,14 @@
     <w:lvlOverride w:ilvl="8">
       <w:startOverride w:val="1"/>
     </w:lvlOverride>
-  </w:num>
-  <w:num w:numId="1019">
-    <w:abstractNumId w:val="991"/>
   </w:num>
   <w:num w:numId="1020">
     <w:abstractNumId w:val="991"/>
   </w:num>
   <w:num w:numId="1021">
+    <w:abstractNumId w:val="991"/>
+  </w:num>
+  <w:num w:numId="1022">
     <w:abstractNumId w:val="99411"/>
     <w:lvlOverride w:ilvl="0">
       <w:startOverride w:val="1"/>
@@ -9898,14 +10528,14 @@
     <w:lvlOverride w:ilvl="8">
       <w:startOverride w:val="1"/>
     </w:lvlOverride>
-  </w:num>
-  <w:num w:numId="1022">
-    <w:abstractNumId w:val="991"/>
   </w:num>
   <w:num w:numId="1023">
     <w:abstractNumId w:val="991"/>
   </w:num>
   <w:num w:numId="1024">
+    <w:abstractNumId w:val="991"/>
+  </w:num>
+  <w:num w:numId="1025">
     <w:abstractNumId w:val="99411"/>
     <w:lvlOverride w:ilvl="0">
       <w:startOverride w:val="1"/>
@@ -9934,14 +10564,14 @@
     <w:lvlOverride w:ilvl="8">
       <w:startOverride w:val="1"/>
     </w:lvlOverride>
-  </w:num>
-  <w:num w:numId="1025">
-    <w:abstractNumId w:val="991"/>
   </w:num>
   <w:num w:numId="1026">
     <w:abstractNumId w:val="991"/>
   </w:num>
   <w:num w:numId="1027">
+    <w:abstractNumId w:val="991"/>
+  </w:num>
+  <w:num w:numId="1028">
     <w:abstractNumId w:val="99411"/>
     <w:lvlOverride w:ilvl="0">
       <w:startOverride w:val="1"/>
@@ -9970,14 +10600,14 @@
     <w:lvlOverride w:ilvl="8">
       <w:startOverride w:val="1"/>
     </w:lvlOverride>
-  </w:num>
-  <w:num w:numId="1028">
-    <w:abstractNumId w:val="991"/>
   </w:num>
   <w:num w:numId="1029">
     <w:abstractNumId w:val="991"/>
   </w:num>
   <w:num w:numId="1030">
+    <w:abstractNumId w:val="991"/>
+  </w:num>
+  <w:num w:numId="1031">
     <w:abstractNumId w:val="99411"/>
     <w:lvlOverride w:ilvl="0">
       <w:startOverride w:val="1"/>
@@ -10006,9 +10636,6 @@
     <w:lvlOverride w:ilvl="8">
       <w:startOverride w:val="1"/>
     </w:lvlOverride>
-  </w:num>
-  <w:num w:numId="1031">
-    <w:abstractNumId w:val="991"/>
   </w:num>
   <w:num w:numId="1032">
     <w:abstractNumId w:val="991"/>
@@ -10017,6 +10644,9 @@
     <w:abstractNumId w:val="991"/>
   </w:num>
   <w:num w:numId="1034">
+    <w:abstractNumId w:val="991"/>
+  </w:num>
+  <w:num w:numId="1035">
     <w:abstractNumId w:val="99411"/>
     <w:lvlOverride w:ilvl="0">
       <w:startOverride w:val="1"/>
@@ -10046,38 +10676,8 @@
       <w:startOverride w:val="1"/>
     </w:lvlOverride>
   </w:num>
-  <w:num w:numId="1035">
+  <w:num w:numId="1036">
     <w:abstractNumId w:val="991"/>
-  </w:num>
-  <w:num w:numId="1036">
-    <w:abstractNumId w:val="99411"/>
-    <w:lvlOverride w:ilvl="0">
-      <w:startOverride w:val="1"/>
-    </w:lvlOverride>
-    <w:lvlOverride w:ilvl="1">
-      <w:startOverride w:val="1"/>
-    </w:lvlOverride>
-    <w:lvlOverride w:ilvl="2">
-      <w:startOverride w:val="1"/>
-    </w:lvlOverride>
-    <w:lvlOverride w:ilvl="3">
-      <w:startOverride w:val="1"/>
-    </w:lvlOverride>
-    <w:lvlOverride w:ilvl="4">
-      <w:startOverride w:val="1"/>
-    </w:lvlOverride>
-    <w:lvlOverride w:ilvl="5">
-      <w:startOverride w:val="1"/>
-    </w:lvlOverride>
-    <w:lvlOverride w:ilvl="6">
-      <w:startOverride w:val="1"/>
-    </w:lvlOverride>
-    <w:lvlOverride w:ilvl="7">
-      <w:startOverride w:val="1"/>
-    </w:lvlOverride>
-    <w:lvlOverride w:ilvl="8">
-      <w:startOverride w:val="1"/>
-    </w:lvlOverride>
   </w:num>
   <w:num w:numId="1037">
     <w:abstractNumId w:val="99411"/>
@@ -10110,12 +10710,42 @@
     </w:lvlOverride>
   </w:num>
   <w:num w:numId="1038">
-    <w:abstractNumId w:val="991"/>
+    <w:abstractNumId w:val="99411"/>
+    <w:lvlOverride w:ilvl="0">
+      <w:startOverride w:val="1"/>
+    </w:lvlOverride>
+    <w:lvlOverride w:ilvl="1">
+      <w:startOverride w:val="1"/>
+    </w:lvlOverride>
+    <w:lvlOverride w:ilvl="2">
+      <w:startOverride w:val="1"/>
+    </w:lvlOverride>
+    <w:lvlOverride w:ilvl="3">
+      <w:startOverride w:val="1"/>
+    </w:lvlOverride>
+    <w:lvlOverride w:ilvl="4">
+      <w:startOverride w:val="1"/>
+    </w:lvlOverride>
+    <w:lvlOverride w:ilvl="5">
+      <w:startOverride w:val="1"/>
+    </w:lvlOverride>
+    <w:lvlOverride w:ilvl="6">
+      <w:startOverride w:val="1"/>
+    </w:lvlOverride>
+    <w:lvlOverride w:ilvl="7">
+      <w:startOverride w:val="1"/>
+    </w:lvlOverride>
+    <w:lvlOverride w:ilvl="8">
+      <w:startOverride w:val="1"/>
+    </w:lvlOverride>
   </w:num>
   <w:num w:numId="1039">
     <w:abstractNumId w:val="991"/>
   </w:num>
   <w:num w:numId="1040">
+    <w:abstractNumId w:val="991"/>
+  </w:num>
+  <w:num w:numId="1041">
     <w:abstractNumId w:val="99411"/>
     <w:lvlOverride w:ilvl="0">
       <w:startOverride w:val="1"/>
@@ -10144,9 +10774,6 @@
     <w:lvlOverride w:ilvl="8">
       <w:startOverride w:val="1"/>
     </w:lvlOverride>
-  </w:num>
-  <w:num w:numId="1041">
-    <w:abstractNumId w:val="991"/>
   </w:num>
   <w:num w:numId="1042">
     <w:abstractNumId w:val="991"/>
@@ -10155,6 +10782,9 @@
     <w:abstractNumId w:val="991"/>
   </w:num>
   <w:num w:numId="1044">
+    <w:abstractNumId w:val="991"/>
+  </w:num>
+  <w:num w:numId="1045">
     <w:abstractNumId w:val="99411"/>
     <w:lvlOverride w:ilvl="0">
       <w:startOverride w:val="1"/>
@@ -10184,10 +10814,10 @@
       <w:startOverride w:val="1"/>
     </w:lvlOverride>
   </w:num>
-  <w:num w:numId="1045">
+  <w:num w:numId="1046">
     <w:abstractNumId w:val="991"/>
   </w:num>
-  <w:num w:numId="1046">
+  <w:num w:numId="1047">
     <w:abstractNumId w:val="99411"/>
     <w:lvlOverride w:ilvl="0">
       <w:startOverride w:val="1"/>
@@ -10217,10 +10847,10 @@
       <w:startOverride w:val="1"/>
     </w:lvlOverride>
   </w:num>
-  <w:num w:numId="1047">
+  <w:num w:numId="1048">
     <w:abstractNumId w:val="991"/>
   </w:num>
-  <w:num w:numId="1048">
+  <w:num w:numId="1049">
     <w:abstractNumId w:val="99411"/>
     <w:lvlOverride w:ilvl="0">
       <w:startOverride w:val="1"/>
@@ -10250,10 +10880,10 @@
       <w:startOverride w:val="1"/>
     </w:lvlOverride>
   </w:num>
-  <w:num w:numId="1049">
+  <w:num w:numId="1050">
     <w:abstractNumId w:val="991"/>
   </w:num>
-  <w:num w:numId="1050">
+  <w:num w:numId="1051">
     <w:abstractNumId w:val="99411"/>
     <w:lvlOverride w:ilvl="0">
       <w:startOverride w:val="1"/>
@@ -10283,38 +10913,8 @@
       <w:startOverride w:val="1"/>
     </w:lvlOverride>
   </w:num>
-  <w:num w:numId="1051">
+  <w:num w:numId="1052">
     <w:abstractNumId w:val="991"/>
-  </w:num>
-  <w:num w:numId="1052">
-    <w:abstractNumId w:val="99411"/>
-    <w:lvlOverride w:ilvl="0">
-      <w:startOverride w:val="1"/>
-    </w:lvlOverride>
-    <w:lvlOverride w:ilvl="1">
-      <w:startOverride w:val="1"/>
-    </w:lvlOverride>
-    <w:lvlOverride w:ilvl="2">
-      <w:startOverride w:val="1"/>
-    </w:lvlOverride>
-    <w:lvlOverride w:ilvl="3">
-      <w:startOverride w:val="1"/>
-    </w:lvlOverride>
-    <w:lvlOverride w:ilvl="4">
-      <w:startOverride w:val="1"/>
-    </w:lvlOverride>
-    <w:lvlOverride w:ilvl="5">
-      <w:startOverride w:val="1"/>
-    </w:lvlOverride>
-    <w:lvlOverride w:ilvl="6">
-      <w:startOverride w:val="1"/>
-    </w:lvlOverride>
-    <w:lvlOverride w:ilvl="7">
-      <w:startOverride w:val="1"/>
-    </w:lvlOverride>
-    <w:lvlOverride w:ilvl="8">
-      <w:startOverride w:val="1"/>
-    </w:lvlOverride>
   </w:num>
   <w:num w:numId="1053">
     <w:abstractNumId w:val="99411"/>
@@ -10347,7 +10947,34 @@
     </w:lvlOverride>
   </w:num>
   <w:num w:numId="1054">
-    <w:abstractNumId w:val="991"/>
+    <w:abstractNumId w:val="99411"/>
+    <w:lvlOverride w:ilvl="0">
+      <w:startOverride w:val="1"/>
+    </w:lvlOverride>
+    <w:lvlOverride w:ilvl="1">
+      <w:startOverride w:val="1"/>
+    </w:lvlOverride>
+    <w:lvlOverride w:ilvl="2">
+      <w:startOverride w:val="1"/>
+    </w:lvlOverride>
+    <w:lvlOverride w:ilvl="3">
+      <w:startOverride w:val="1"/>
+    </w:lvlOverride>
+    <w:lvlOverride w:ilvl="4">
+      <w:startOverride w:val="1"/>
+    </w:lvlOverride>
+    <w:lvlOverride w:ilvl="5">
+      <w:startOverride w:val="1"/>
+    </w:lvlOverride>
+    <w:lvlOverride w:ilvl="6">
+      <w:startOverride w:val="1"/>
+    </w:lvlOverride>
+    <w:lvlOverride w:ilvl="7">
+      <w:startOverride w:val="1"/>
+    </w:lvlOverride>
+    <w:lvlOverride w:ilvl="8">
+      <w:startOverride w:val="1"/>
+    </w:lvlOverride>
   </w:num>
   <w:num w:numId="1055">
     <w:abstractNumId w:val="991"/>
@@ -10356,6 +10983,9 @@
     <w:abstractNumId w:val="991"/>
   </w:num>
   <w:num w:numId="1057">
+    <w:abstractNumId w:val="991"/>
+  </w:num>
+  <w:num w:numId="1058">
     <w:abstractNumId w:val="99411"/>
     <w:lvlOverride w:ilvl="0">
       <w:startOverride w:val="1"/>
@@ -10384,9 +11014,6 @@
     <w:lvlOverride w:ilvl="8">
       <w:startOverride w:val="1"/>
     </w:lvlOverride>
-  </w:num>
-  <w:num w:numId="1058">
-    <w:abstractNumId w:val="991"/>
   </w:num>
   <w:num w:numId="1059">
     <w:abstractNumId w:val="991"/>
@@ -10395,6 +11022,9 @@
     <w:abstractNumId w:val="991"/>
   </w:num>
   <w:num w:numId="1061">
+    <w:abstractNumId w:val="991"/>
+  </w:num>
+  <w:num w:numId="1062">
     <w:abstractNumId w:val="99411"/>
     <w:lvlOverride w:ilvl="0">
       <w:startOverride w:val="1"/>
@@ -10423,9 +11053,6 @@
     <w:lvlOverride w:ilvl="8">
       <w:startOverride w:val="1"/>
     </w:lvlOverride>
-  </w:num>
-  <w:num w:numId="1062">
-    <w:abstractNumId w:val="991"/>
   </w:num>
   <w:num w:numId="1063">
     <w:abstractNumId w:val="991"/>
@@ -10434,6 +11061,9 @@
     <w:abstractNumId w:val="991"/>
   </w:num>
   <w:num w:numId="1065">
+    <w:abstractNumId w:val="991"/>
+  </w:num>
+  <w:num w:numId="1066">
     <w:abstractNumId w:val="99411"/>
     <w:lvlOverride w:ilvl="0">
       <w:startOverride w:val="1"/>
@@ -10462,9 +11092,6 @@
     <w:lvlOverride w:ilvl="8">
       <w:startOverride w:val="1"/>
     </w:lvlOverride>
-  </w:num>
-  <w:num w:numId="1066">
-    <w:abstractNumId w:val="991"/>
   </w:num>
   <w:num w:numId="1067">
     <w:abstractNumId w:val="991"/>
@@ -10476,6 +11103,9 @@
     <w:abstractNumId w:val="991"/>
   </w:num>
   <w:num w:numId="1070">
+    <w:abstractNumId w:val="991"/>
+  </w:num>
+  <w:num w:numId="1071">
     <w:abstractNumId w:val="991"/>
   </w:num>
 </w:numbering>

--- a/report.docx
+++ b/report.docx
@@ -16,22 +16,22 @@
         <w:pStyle w:val="FirstParagraph"/>
       </w:pPr>
       <w:r>
-        <w:t xml:space="preserve">By [Your Name]</w:t>
-      </w:r>
-      <w:r>
-        <w:br/>
-      </w:r>
-      <w:r>
-        <w:t xml:space="preserve">Higher National Diploma in Computing</w:t>
-      </w:r>
-      <w:r>
-        <w:br/>
-      </w:r>
-      <w:r>
-        <w:t xml:space="preserve">[Institution Name]</w:t>
-      </w:r>
-      <w:r>
-        <w:br/>
+        <w:t xml:space="preserve">By Adithya Sean Bandara Ekanayaka</w:t>
+      </w:r>
+      <w:r>
+        <w:t xml:space="preserve"> </w:t>
+      </w:r>
+      <w:r>
+        <w:t xml:space="preserve">Higher National Diploma in Software Engineering</w:t>
+      </w:r>
+      <w:r>
+        <w:t xml:space="preserve"> </w:t>
+      </w:r>
+      <w:r>
+        <w:t xml:space="preserve">National Institute of Business Management School of Computing</w:t>
+      </w:r>
+      <w:r>
+        <w:t xml:space="preserve"> </w:t>
       </w:r>
       <w:r>
         <w:t xml:space="preserve">December 2024</w:t>
